--- a/zht/docx/015.content.docx
+++ b/zht/docx/015.content.docx
@@ -150,26 +150,6 @@
           <w:lang w:val="zh_TW" w:bidi="zh_TW"/>
         </w:rPr>
         <w:t>chen</w:t>
-      </w:r>
-      <w:r>
-        <w:rPr>
-          <w:lang w:val="zh_TW" w:bidi="zh_TW"/>
-        </w:rPr>
-      </w:r>
-    </w:p>
-    <w:p>
-      <w:pPr/>
-      <w:r>
-        <w:rPr>
-          <w:lang w:val="zh_TW" w:bidi="zh_TW"/>
-        </w:rPr>
-      </w:r>
-      <w:r>
-        <w:rPr>
-          <w:i/>
-          <w:lang w:val="zh_TW" w:bidi="zh_TW"/>
-        </w:rPr>
-        <w:t>陳設餅</w:t>
       </w:r>
       <w:r>
         <w:rPr>

--- a/zht/docx/015.content.docx
+++ b/zht/docx/015.content.docx
@@ -19,7 +19,7 @@
         <w:rPr>
           <w:lang w:val="zh_TW" w:bidi="zh_TW"/>
         </w:rPr>
-        <w:t>Resource: 聖經詞典 (Tyndale)</w:t>
+        <w:t>Resource: Tyndale Open Bible Dictionary</w:t>
       </w:r>
       <w:r>
         <w:rPr>
@@ -112,7 +112,7 @@
         <w:rPr>
           <w:lang w:val="zh_TW" w:bidi="zh_TW"/>
         </w:rPr>
-        <w:t>聖經詞典 (Tyndale)</w:t>
+        <w:t>Tyndale Open Bible Dictionary</w:t>
       </w:r>
     </w:p>
     <w:p>

--- a/zht/docx/015.content.docx
+++ b/zht/docx/015.content.docx
@@ -149,7 +149,7 @@
         <w:rPr>
           <w:lang w:val="zh_TW" w:bidi="zh_TW"/>
         </w:rPr>
-        <w:t>chen</w:t>
+        <w:t>chan</w:t>
       </w:r>
       <w:r>
         <w:rPr>
@@ -212,7 +212,7 @@
         <w:rPr>
           <w:lang w:val="zh_TW" w:bidi="zh_TW"/>
         </w:rPr>
-        <w:t>陳設餅</w:t>
+        <w:t>產業</w:t>
       </w:r>
       <w:r>
         <w:rPr>
@@ -231,205 +231,29 @@
         <w:rPr>
           <w:lang w:val="zh_TW" w:bidi="zh_TW"/>
         </w:rPr>
-        <w:t>放置在會幕或聖所中的特別桌子上的餅，後來在聖殿中也有。舊約中有兩個其它術語用來描述「陳設餅（bread of the Presence）」，意思是擺在耶和華面前的餅（</w:t>
-      </w:r>
-      <w:hyperlink r:id="rId13">
-        <w:r>
-          <w:rPr>
-            <w:lang w:val="zh_TW" w:bidi="zh_TW"/>
-          </w:rPr>
-          <w:rPr>
-            <w:color w:val="0000EE"/>
-            <w:u w:val="single"/>
-          </w:rPr>
-          <w:t>出25:23、30</w:t>
-        </w:r>
-      </w:hyperlink>
-      <w:r>
-        <w:rPr>
-          <w:lang w:val="zh_TW" w:bidi="zh_TW"/>
-        </w:rPr>
-        <w:t>，</w:t>
-      </w:r>
-      <w:hyperlink r:id="rId14">
-        <w:r>
-          <w:rPr>
-            <w:lang w:val="zh_TW" w:bidi="zh_TW"/>
-          </w:rPr>
-          <w:rPr>
-            <w:color w:val="0000EE"/>
-            <w:u w:val="single"/>
-          </w:rPr>
-          <w:t>35:13</w:t>
-        </w:r>
-      </w:hyperlink>
-      <w:r>
-        <w:rPr>
-          <w:lang w:val="zh_TW" w:bidi="zh_TW"/>
-        </w:rPr>
-        <w:t>，</w:t>
-      </w:r>
-      <w:hyperlink r:id="rId15">
-        <w:r>
-          <w:rPr>
-            <w:lang w:val="zh_TW" w:bidi="zh_TW"/>
-          </w:rPr>
-          <w:rPr>
-            <w:color w:val="0000EE"/>
-            <w:u w:val="single"/>
-          </w:rPr>
-          <w:t>39:36</w:t>
-        </w:r>
-      </w:hyperlink>
-      <w:r>
-        <w:rPr>
-          <w:lang w:val="zh_TW" w:bidi="zh_TW"/>
-        </w:rPr>
-        <w:t>；</w:t>
-      </w:r>
-      <w:hyperlink r:id="rId16">
-        <w:r>
-          <w:rPr>
-            <w:lang w:val="zh_TW" w:bidi="zh_TW"/>
-          </w:rPr>
-          <w:rPr>
-            <w:color w:val="0000EE"/>
-            <w:u w:val="single"/>
-          </w:rPr>
-          <w:t>王上7:48</w:t>
-        </w:r>
-      </w:hyperlink>
-      <w:r>
-        <w:rPr>
-          <w:lang w:val="zh_TW" w:bidi="zh_TW"/>
-        </w:rPr>
-        <w:t>；</w:t>
-      </w:r>
-      <w:hyperlink r:id="rId17">
-        <w:r>
-          <w:rPr>
-            <w:lang w:val="zh_TW" w:bidi="zh_TW"/>
-          </w:rPr>
-          <w:rPr>
-            <w:color w:val="0000EE"/>
-            <w:u w:val="single"/>
-          </w:rPr>
-          <w:t>代下4:19</w:t>
-        </w:r>
-      </w:hyperlink>
-      <w:r>
-        <w:rPr>
-          <w:lang w:val="zh_TW" w:bidi="zh_TW"/>
-        </w:rPr>
-        <w:t>）。「陳設餅（showbread）」一詞指的是將餅排列在桌子上的方式（</w:t>
-      </w:r>
-      <w:hyperlink r:id="rId18">
-        <w:r>
-          <w:rPr>
-            <w:lang w:val="zh_TW" w:bidi="zh_TW"/>
-          </w:rPr>
-          <w:rPr>
-            <w:color w:val="0000EE"/>
-            <w:u w:val="single"/>
-          </w:rPr>
-          <w:t>代上9:32</w:t>
-        </w:r>
-      </w:hyperlink>
-      <w:r>
-        <w:rPr>
-          <w:lang w:val="zh_TW" w:bidi="zh_TW"/>
-        </w:rPr>
-        <w:t>，</w:t>
-      </w:r>
-      <w:hyperlink r:id="rId19">
-        <w:r>
-          <w:rPr>
-            <w:lang w:val="zh_TW" w:bidi="zh_TW"/>
-          </w:rPr>
-          <w:rPr>
-            <w:color w:val="0000EE"/>
-            <w:u w:val="single"/>
-          </w:rPr>
-          <w:t>23:29</w:t>
-        </w:r>
-      </w:hyperlink>
-      <w:r>
-        <w:rPr>
-          <w:lang w:val="zh_TW" w:bidi="zh_TW"/>
-        </w:rPr>
-        <w:t>，</w:t>
-      </w:r>
-      <w:hyperlink r:id="rId20">
-        <w:r>
-          <w:rPr>
-            <w:lang w:val="zh_TW" w:bidi="zh_TW"/>
-          </w:rPr>
-          <w:rPr>
-            <w:color w:val="0000EE"/>
-            <w:u w:val="single"/>
-          </w:rPr>
-          <w:t>28:16</w:t>
-        </w:r>
-      </w:hyperlink>
-      <w:r>
-        <w:rPr>
-          <w:lang w:val="zh_TW" w:bidi="zh_TW"/>
-        </w:rPr>
-        <w:t>；</w:t>
-      </w:r>
-      <w:hyperlink r:id="rId21">
-        <w:r>
-          <w:rPr>
-            <w:lang w:val="zh_TW" w:bidi="zh_TW"/>
-          </w:rPr>
-          <w:rPr>
-            <w:color w:val="0000EE"/>
-            <w:u w:val="single"/>
-          </w:rPr>
-          <w:t>代下2:4</w:t>
-        </w:r>
-      </w:hyperlink>
-      <w:r>
-        <w:rPr>
-          <w:lang w:val="zh_TW" w:bidi="zh_TW"/>
-        </w:rPr>
-        <w:t>，</w:t>
-      </w:r>
-      <w:hyperlink r:id="rId22">
-        <w:r>
-          <w:rPr>
-            <w:lang w:val="zh_TW" w:bidi="zh_TW"/>
-          </w:rPr>
-          <w:rPr>
-            <w:color w:val="0000EE"/>
-            <w:u w:val="single"/>
-          </w:rPr>
-          <w:t>13:11</w:t>
-        </w:r>
-      </w:hyperlink>
-      <w:r>
-        <w:rPr>
-          <w:lang w:val="zh_TW" w:bidi="zh_TW"/>
-        </w:rPr>
-        <w:t>，</w:t>
-      </w:r>
-      <w:hyperlink r:id="rId23">
-        <w:r>
-          <w:rPr>
-            <w:lang w:val="zh_TW" w:bidi="zh_TW"/>
-          </w:rPr>
-          <w:rPr>
-            <w:color w:val="0000EE"/>
-            <w:u w:val="single"/>
-          </w:rPr>
-          <w:t>29:18</w:t>
-        </w:r>
-      </w:hyperlink>
-      <w:r>
-        <w:rPr>
-          <w:lang w:val="zh_TW" w:bidi="zh_TW"/>
-        </w:rPr>
-        <w:t>）。</w:t>
+        <w:t>遺產或遺贈。產業在聖經中扮演著異常重要的角色，尤其當它被用來傳達神學真理時。正如我們所預期的，這些神學應用反映了舊約和新約時期的律法習俗。</w:t>
+      </w:r>
+    </w:p>
+    <w:p>
+      <w:pPr>
+        <w:pStyle w:val="Heading3"/>
+      </w:pPr>
+      <w:r>
+        <w:rPr>
+          <w:lang w:val="zh_TW" w:bidi="zh_TW"/>
+        </w:rPr>
+        <w:t>律法和歷史方面</w:t>
+      </w:r>
+    </w:p>
+    <w:p>
+      <w:pPr>
+        <w:pStyle w:val="Heading4"/>
+      </w:pPr>
+      <w:r>
+        <w:rPr>
+          <w:lang w:val="zh_TW" w:bidi="zh_TW"/>
+        </w:rPr>
+        <w:t>族長時期</w:t>
       </w:r>
     </w:p>
     <w:p>
@@ -443,25 +267,108 @@
         <w:rPr>
           <w:lang w:val="zh_TW" w:bidi="zh_TW"/>
         </w:rPr>
-        <w:t>雖然陳設餅的桌子、香壇和金燈台不在至聖所內，但它們仍被認為是在神的面前。作為擺在神面前的供物，這些餅被認為是聖潔的，只有祭司才能吃。在以色列歷史的後期，提供陳設餅以及其它聖殿服務的經費，來自於每位公民繳納的三分之一舍客勒的稅款（</w:t>
-      </w:r>
-      <w:hyperlink r:id="rId24">
-        <w:r>
-          <w:rPr>
-            <w:lang w:val="zh_TW" w:bidi="zh_TW"/>
-          </w:rPr>
-          <w:rPr>
-            <w:color w:val="0000EE"/>
-            <w:u w:val="single"/>
-          </w:rPr>
-          <w:t>尼10:32–33</w:t>
-        </w:r>
-      </w:hyperlink>
-      <w:r>
-        <w:rPr>
-          <w:lang w:val="zh_TW" w:bidi="zh_TW"/>
-        </w:rPr>
-        <w:t>）。</w:t>
+        <w:t>創世記中有關族長的故事，讓我們了解到公元前二千紀早期的習俗。例如，這些敘述顯示出長子通常期望獲得長子的名分。然而，也有許多例外。以實瑪利（</w:t>
+      </w:r>
+      <w:hyperlink r:id="rId13">
+        <w:r>
+          <w:rPr>
+            <w:lang w:val="zh_TW" w:bidi="zh_TW"/>
+          </w:rPr>
+          <w:rPr>
+            <w:color w:val="0000EE"/>
+            <w:u w:val="single"/>
+          </w:rPr>
+          <w:t>創16:15</w:t>
+        </w:r>
+      </w:hyperlink>
+      <w:r>
+        <w:rPr>
+          <w:lang w:val="zh_TW" w:bidi="zh_TW"/>
+        </w:rPr>
+        <w:t>，</w:t>
+      </w:r>
+      <w:hyperlink r:id="rId14">
+        <w:r>
+          <w:rPr>
+            <w:lang w:val="zh_TW" w:bidi="zh_TW"/>
+          </w:rPr>
+          <w:rPr>
+            <w:color w:val="0000EE"/>
+            <w:u w:val="single"/>
+          </w:rPr>
+          <w:t>17:15–21</w:t>
+        </w:r>
+      </w:hyperlink>
+      <w:r>
+        <w:rPr>
+          <w:lang w:val="zh_TW" w:bidi="zh_TW"/>
+        </w:rPr>
+        <w:t>）、以掃（</w:t>
+      </w:r>
+      <w:hyperlink r:id="rId15">
+        <w:r>
+          <w:rPr>
+            <w:lang w:val="zh_TW" w:bidi="zh_TW"/>
+          </w:rPr>
+          <w:rPr>
+            <w:color w:val="0000EE"/>
+            <w:u w:val="single"/>
+          </w:rPr>
+          <w:t>25:23</w:t>
+        </w:r>
+      </w:hyperlink>
+      <w:r>
+        <w:rPr>
+          <w:lang w:val="zh_TW" w:bidi="zh_TW"/>
+        </w:rPr>
+        <w:t>）、和呂便（</w:t>
+      </w:r>
+      <w:hyperlink r:id="rId16">
+        <w:r>
+          <w:rPr>
+            <w:lang w:val="zh_TW" w:bidi="zh_TW"/>
+          </w:rPr>
+          <w:rPr>
+            <w:color w:val="0000EE"/>
+            <w:u w:val="single"/>
+          </w:rPr>
+          <w:t>49:3–4</w:t>
+        </w:r>
+      </w:hyperlink>
+      <w:r>
+        <w:rPr>
+          <w:lang w:val="zh_TW" w:bidi="zh_TW"/>
+        </w:rPr>
+        <w:t>）都沒有得到長子的名分。另一個特別值得注意的例子是亞伯拉罕提出的，就是在沒有兒子的情況下，他的僕人以利以謝可以被視為繼承人（</w:t>
+      </w:r>
+      <w:hyperlink r:id="rId17">
+        <w:r>
+          <w:rPr>
+            <w:lang w:val="zh_TW" w:bidi="zh_TW"/>
+          </w:rPr>
+          <w:rPr>
+            <w:color w:val="0000EE"/>
+            <w:u w:val="single"/>
+          </w:rPr>
+          <w:t>15:2–5</w:t>
+        </w:r>
+      </w:hyperlink>
+      <w:r>
+        <w:rPr>
+          <w:lang w:val="zh_TW" w:bidi="zh_TW"/>
+        </w:rPr>
+        <w:t>）；學者們在第二千年的戶利安（Hurrian）法律文獻中找到了這種做法的證據。</w:t>
+      </w:r>
+    </w:p>
+    <w:p>
+      <w:pPr>
+        <w:pStyle w:val="Heading4"/>
+      </w:pPr>
+      <w:r>
+        <w:rPr>
+          <w:lang w:val="zh_TW" w:bidi="zh_TW"/>
+        </w:rPr>
+        <w:t>希伯來民族（The Hebrew Nation）</w:t>
       </w:r>
     </w:p>
     <w:p>
@@ -475,25 +382,103 @@
         <w:rPr>
           <w:lang w:val="zh_TW" w:bidi="zh_TW"/>
         </w:rPr>
-        <w:t>陳設餅由12個非常大的餅組成，每個餅由五分之一伊法的細麵製成。由於一伊法略多於一蒲式耳（bushel），製作這12個餅需要兩個半蒲式耳（30.3升）的精細小麥粉。餅上撒上乳香，排列成兩行，互相倚靠，放置在陳設餅的桌子上（</w:t>
-      </w:r>
-      <w:hyperlink r:id="rId25">
-        <w:r>
-          <w:rPr>
-            <w:lang w:val="zh_TW" w:bidi="zh_TW"/>
-          </w:rPr>
-          <w:rPr>
-            <w:color w:val="0000EE"/>
-            <w:u w:val="single"/>
-          </w:rPr>
-          <w:t>利24:5–9</w:t>
-        </w:r>
-      </w:hyperlink>
-      <w:r>
-        <w:rPr>
-          <w:lang w:val="zh_TW" w:bidi="zh_TW"/>
-        </w:rPr>
-        <w:t>）。這樣排列的餅成為「火祭獻給耶和華」。這些餅每週在安息日更換一次。</w:t>
+        <w:t>根據</w:t>
+      </w:r>
+      <w:hyperlink r:id="rId18">
+        <w:r>
+          <w:rPr>
+            <w:lang w:val="zh_TW" w:bidi="zh_TW"/>
+          </w:rPr>
+          <w:rPr>
+            <w:color w:val="0000EE"/>
+            <w:u w:val="single"/>
+          </w:rPr>
+          <w:t>申命記二十一章15至17節</w:t>
+        </w:r>
+      </w:hyperlink>
+      <w:r>
+        <w:rPr>
+          <w:lang w:val="zh_TW" w:bidi="zh_TW"/>
+        </w:rPr>
+        <w:t>，希伯來的長子在律法上有權獲得雙倍的產業份額。以色列人的律法也通過</w:t>
+      </w:r>
+      <w:r>
+        <w:rPr>
+          <w:lang w:val="zh_TW" w:bidi="zh_TW"/>
+        </w:rPr>
+        <w:t>利未婚姻（</w:t>
+      </w:r>
+      <w:r>
+        <w:rPr>
+          <w:lang w:val="zh_TW" w:bidi="zh_TW"/>
+        </w:rPr>
+        <w:t>levirate marriage</w:t>
+      </w:r>
+      <w:r>
+        <w:rPr>
+          <w:lang w:val="zh_TW" w:bidi="zh_TW"/>
+        </w:rPr>
+        <w:t>）</w:t>
+      </w:r>
+      <w:r>
+        <w:rPr>
+          <w:lang w:val="zh_TW" w:bidi="zh_TW"/>
+        </w:rPr>
+        <w:t>的做法為寡婦提供保障（</w:t>
+      </w:r>
+      <w:hyperlink r:id="rId19">
+        <w:r>
+          <w:rPr>
+            <w:lang w:val="zh_TW" w:bidi="zh_TW"/>
+          </w:rPr>
+          <w:rPr>
+            <w:color w:val="0000EE"/>
+            <w:u w:val="single"/>
+          </w:rPr>
+          <w:t>申25:5</w:t>
+        </w:r>
+      </w:hyperlink>
+      <w:r>
+        <w:rPr>
+          <w:lang w:val="zh_TW" w:bidi="zh_TW"/>
+        </w:rPr>
+        <w:t>；見</w:t>
+      </w:r>
+      <w:hyperlink r:id="rId20">
+        <w:r>
+          <w:rPr>
+            <w:lang w:val="zh_TW" w:bidi="zh_TW"/>
+          </w:rPr>
+          <w:rPr>
+            <w:color w:val="0000EE"/>
+            <w:u w:val="single"/>
+          </w:rPr>
+          <w:t>創38:8</w:t>
+        </w:r>
+      </w:hyperlink>
+      <w:r>
+        <w:rPr>
+          <w:lang w:val="zh_TW" w:bidi="zh_TW"/>
+        </w:rPr>
+        <w:t>；</w:t>
+      </w:r>
+      <w:hyperlink r:id="rId21">
+        <w:r>
+          <w:rPr>
+            <w:lang w:val="zh_TW" w:bidi="zh_TW"/>
+          </w:rPr>
+          <w:rPr>
+            <w:color w:val="0000EE"/>
+            <w:u w:val="single"/>
+          </w:rPr>
+          <w:t>得4:5</w:t>
+        </w:r>
+      </w:hyperlink>
+      <w:r>
+        <w:rPr>
+          <w:lang w:val="zh_TW" w:bidi="zh_TW"/>
+        </w:rPr>
+        <w:t>）。</w:t>
       </w:r>
     </w:p>
     <w:p>
@@ -507,79 +492,43 @@
         <w:rPr>
           <w:lang w:val="zh_TW" w:bidi="zh_TW"/>
         </w:rPr>
-        <w:t>在新約聖經中，提到的一次事件中出現了陳設餅。當大衛逃避掃羅王時，會幕在挪伯。大衛去找祭司亞希米勒尋求食物（</w:t>
-      </w:r>
-      <w:hyperlink r:id="rId26">
-        <w:r>
-          <w:rPr>
-            <w:lang w:val="zh_TW" w:bidi="zh_TW"/>
-          </w:rPr>
-          <w:rPr>
-            <w:color w:val="0000EE"/>
-            <w:u w:val="single"/>
-          </w:rPr>
-          <w:t>撒上21:1–6</w:t>
-        </w:r>
-      </w:hyperlink>
-      <w:r>
-        <w:rPr>
-          <w:lang w:val="zh_TW" w:bidi="zh_TW"/>
-        </w:rPr>
-        <w:t>）。亞希米勒只有陳設餅，他同意與大衛的手下分享，但前提是他們在吃之前已經保持了一段時間的性潔淨。耶穌後來提到這件事，與祂自己供應跟隨祂之人所需的事工相似（</w:t>
-      </w:r>
-      <w:hyperlink r:id="rId27">
-        <w:r>
-          <w:rPr>
-            <w:lang w:val="zh_TW" w:bidi="zh_TW"/>
-          </w:rPr>
-          <w:rPr>
-            <w:color w:val="0000EE"/>
-            <w:u w:val="single"/>
-          </w:rPr>
-          <w:t>太12:1–8</w:t>
-        </w:r>
-      </w:hyperlink>
-      <w:r>
-        <w:rPr>
-          <w:lang w:val="zh_TW" w:bidi="zh_TW"/>
-        </w:rPr>
-        <w:t>；</w:t>
-      </w:r>
-      <w:hyperlink r:id="rId28">
-        <w:r>
-          <w:rPr>
-            <w:lang w:val="zh_TW" w:bidi="zh_TW"/>
-          </w:rPr>
-          <w:rPr>
-            <w:color w:val="0000EE"/>
-            <w:u w:val="single"/>
-          </w:rPr>
-          <w:t>可2:25–26</w:t>
-        </w:r>
-      </w:hyperlink>
-      <w:r>
-        <w:rPr>
-          <w:lang w:val="zh_TW" w:bidi="zh_TW"/>
-        </w:rPr>
-        <w:t>；</w:t>
-      </w:r>
-      <w:hyperlink r:id="rId29">
-        <w:r>
-          <w:rPr>
-            <w:lang w:val="zh_TW" w:bidi="zh_TW"/>
-          </w:rPr>
-          <w:rPr>
-            <w:color w:val="0000EE"/>
-            <w:u w:val="single"/>
-          </w:rPr>
-          <w:t>路6:1–5</w:t>
-        </w:r>
-      </w:hyperlink>
-      <w:r>
-        <w:rPr>
-          <w:lang w:val="zh_TW" w:bidi="zh_TW"/>
-        </w:rPr>
-        <w:t>）。作為神的受膏者，大衛和他的手下被允許吃這聖餅。同樣，耶穌是神的受膏者，也在安息日規定之外為他人提供所需。</w:t>
+        <w:t>根據</w:t>
+      </w:r>
+      <w:hyperlink r:id="rId22">
+        <w:r>
+          <w:rPr>
+            <w:lang w:val="zh_TW" w:bidi="zh_TW"/>
+          </w:rPr>
+          <w:rPr>
+            <w:color w:val="0000EE"/>
+            <w:u w:val="single"/>
+          </w:rPr>
+          <w:t>民數記二十七章1至11節</w:t>
+        </w:r>
+      </w:hyperlink>
+      <w:r>
+        <w:rPr>
+          <w:lang w:val="zh_TW" w:bidi="zh_TW"/>
+        </w:rPr>
+        <w:t>，西羅非哈的女兒們爭辯說，既然她們的父親沒有兒子，她們應該繼承遺產。因此，神規定如果一個男人沒有兒子就去世，遺產應該轉給他的女兒；如果他沒有女兒，則轉給他的兄弟；如果他沒有兄弟，則轉給他最近的親屬。這個特別的事件也說明了保護家族財產的重要性：西羅非哈的女兒們不被允許嫁到瑪拿西支派以外，因為這將意味著財產會轉移到另一個支派（</w:t>
+      </w:r>
+      <w:hyperlink r:id="rId23">
+        <w:r>
+          <w:rPr>
+            <w:lang w:val="zh_TW" w:bidi="zh_TW"/>
+          </w:rPr>
+          <w:rPr>
+            <w:color w:val="0000EE"/>
+            <w:u w:val="single"/>
+          </w:rPr>
+          <w:t>民36章</w:t>
+        </w:r>
+      </w:hyperlink>
+      <w:r>
+        <w:rPr>
+          <w:lang w:val="zh_TW" w:bidi="zh_TW"/>
+        </w:rPr>
+        <w:t>）。</w:t>
       </w:r>
     </w:p>
     <w:p>
@@ -591,22 +540,2144 @@
       </w:r>
       <w:r>
         <w:rPr>
+          <w:lang w:val="zh_TW" w:bidi="zh_TW"/>
+        </w:rPr>
+        <w:t>以色列人對家族繼承財產的重視程度可以從</w:t>
+      </w:r>
+      <w:hyperlink r:id="rId24">
+        <w:r>
+          <w:rPr>
+            <w:lang w:val="zh_TW" w:bidi="zh_TW"/>
+          </w:rPr>
+          <w:rPr>
+            <w:color w:val="0000EE"/>
+            <w:u w:val="single"/>
+          </w:rPr>
+          <w:t>利未記二十五章25至28節</w:t>
+        </w:r>
+      </w:hyperlink>
+      <w:r>
+        <w:rPr>
+          <w:lang w:val="zh_TW" w:bidi="zh_TW"/>
+        </w:rPr>
+        <w:t>看出。如果某人因經濟原因賣掉了他的土地，律法規定必須為他的親屬提供贖回的機會；如果他沒有近親，他仍然可以在日後購回，即使他無力購回，土地也會在禧年自動歸還給他，屆時所有債務都會一筆勾消（另見</w:t>
+      </w:r>
+      <w:hyperlink r:id="rId25">
+        <w:r>
+          <w:rPr>
+            <w:lang w:val="zh_TW" w:bidi="zh_TW"/>
+          </w:rPr>
+          <w:rPr>
+            <w:color w:val="0000EE"/>
+            <w:u w:val="single"/>
+          </w:rPr>
+          <w:t>利27:14–25</w:t>
+        </w:r>
+      </w:hyperlink>
+      <w:r>
+        <w:rPr>
+          <w:lang w:val="zh_TW" w:bidi="zh_TW"/>
+        </w:rPr>
+        <w:t>）。</w:t>
+      </w:r>
+    </w:p>
+    <w:p>
+      <w:pPr>
+        <w:pStyle w:val="Heading4"/>
+      </w:pPr>
+      <w:r>
+        <w:rPr>
+          <w:lang w:val="zh_TW" w:bidi="zh_TW"/>
+        </w:rPr>
+        <w:t>在新約中</w:t>
+      </w:r>
+    </w:p>
+    <w:p>
+      <w:pPr/>
+      <w:r>
+        <w:rPr>
+          <w:lang w:val="zh_TW" w:bidi="zh_TW"/>
+        </w:rPr>
+      </w:r>
+      <w:r>
+        <w:rPr>
+          <w:lang w:val="zh_TW" w:bidi="zh_TW"/>
+        </w:rPr>
+        <w:t>除了在</w:t>
+      </w:r>
+      <w:hyperlink r:id="rId26">
+        <w:r>
+          <w:rPr>
+            <w:lang w:val="zh_TW" w:bidi="zh_TW"/>
+          </w:rPr>
+          <w:rPr>
+            <w:color w:val="0000EE"/>
+            <w:u w:val="single"/>
+          </w:rPr>
+          <w:t>馬太福音二十二章23至33節</w:t>
+        </w:r>
+      </w:hyperlink>
+      <w:r>
+        <w:rPr>
+          <w:lang w:val="zh_TW" w:bidi="zh_TW"/>
+        </w:rPr>
+        <w:t>（</w:t>
+      </w:r>
+      <w:hyperlink r:id="rId27">
+        <w:r>
+          <w:rPr>
+            <w:lang w:val="zh_TW" w:bidi="zh_TW"/>
+          </w:rPr>
+          <w:rPr>
+            <w:color w:val="0000EE"/>
+            <w:u w:val="single"/>
+          </w:rPr>
+          <w:t>可12:18–27</w:t>
+        </w:r>
+      </w:hyperlink>
+      <w:r>
+        <w:rPr>
+          <w:lang w:val="zh_TW" w:bidi="zh_TW"/>
+        </w:rPr>
+        <w:t>；</w:t>
+      </w:r>
+      <w:hyperlink r:id="rId28">
+        <w:r>
+          <w:rPr>
+            <w:lang w:val="zh_TW" w:bidi="zh_TW"/>
+          </w:rPr>
+          <w:rPr>
+            <w:color w:val="0000EE"/>
+            <w:u w:val="single"/>
+          </w:rPr>
+          <w:t>路20:27–40</w:t>
+        </w:r>
+      </w:hyperlink>
+      <w:r>
+        <w:rPr>
+          <w:lang w:val="zh_TW" w:bidi="zh_TW"/>
+        </w:rPr>
+        <w:t>）提到的利未婚姻外，新約幾乎沒有提及羅馬時代的財產轉讓原則。</w:t>
+      </w:r>
+    </w:p>
+    <w:p>
+      <w:pPr/>
+      <w:r>
+        <w:rPr>
+          <w:lang w:val="zh_TW" w:bidi="zh_TW"/>
+        </w:rPr>
+      </w:r>
+      <w:r>
+        <w:rPr>
+          <w:lang w:val="zh_TW" w:bidi="zh_TW"/>
+        </w:rPr>
+        <w:t>在浪子的比喻中，家中的小兒子要求分得他的遺產份額（</w:t>
+      </w:r>
+      <w:hyperlink r:id="rId29">
+        <w:r>
+          <w:rPr>
+            <w:lang w:val="zh_TW" w:bidi="zh_TW"/>
+          </w:rPr>
+          <w:rPr>
+            <w:color w:val="0000EE"/>
+            <w:u w:val="single"/>
+          </w:rPr>
+          <w:t>路15:12</w:t>
+        </w:r>
+      </w:hyperlink>
+      <w:r>
+        <w:rPr>
+          <w:lang w:val="zh_TW" w:bidi="zh_TW"/>
+        </w:rPr>
+        <w:t>）。值得注意的是，那位長子以虛假的虔誠態度，對於弟弟的行為表示不滿，當他弟弟要求分家產時，長子並沒有抗議；相反，長子也沒有抱怨地接受了他的一份家產——很可能是雙倍份額。</w:t>
+      </w:r>
+    </w:p>
+    <w:p>
+      <w:pPr/>
+      <w:r>
+        <w:rPr>
+          <w:lang w:val="zh_TW" w:bidi="zh_TW"/>
+        </w:rPr>
+      </w:r>
+      <w:r>
+        <w:rPr>
+          <w:lang w:val="zh_TW" w:bidi="zh_TW"/>
+        </w:rPr>
+        <w:t>保羅在另一處重要的經文中（</w:t>
+      </w:r>
+      <w:hyperlink r:id="rId30">
+        <w:r>
+          <w:rPr>
+            <w:lang w:val="zh_TW" w:bidi="zh_TW"/>
+          </w:rPr>
+          <w:rPr>
+            <w:color w:val="0000EE"/>
+            <w:u w:val="single"/>
+          </w:rPr>
+          <w:t>加4:1–2</w:t>
+        </w:r>
+      </w:hyperlink>
+      <w:r>
+        <w:rPr>
+          <w:lang w:val="zh_TW" w:bidi="zh_TW"/>
+        </w:rPr>
+        <w:t>）為了闡明一個神學觀點，提到一些世俗的做法。他告訴我們，繼承人在童年時期受監護人和管理人的監管，直到他實際繼承產業為止。保羅想要闡明的觀點非常清楚，但這個例子與我們所知的羅馬法律不符，可惜的是，學者們無法確定保羅所指的是哪種具體的社會習俗。或許，保羅並非嚴格地指某一法律制度，而是大致參考了他與加拉太人熟悉的某種社會習俗。</w:t>
+      </w:r>
+    </w:p>
+    <w:p>
+      <w:pPr>
+        <w:pStyle w:val="Heading3"/>
+      </w:pPr>
+      <w:r>
+        <w:rPr>
+          <w:lang w:val="zh_TW" w:bidi="zh_TW"/>
+        </w:rPr>
+        <w:t>神學方面</w:t>
+      </w:r>
+    </w:p>
+    <w:p>
+      <w:pPr>
+        <w:pStyle w:val="Heading4"/>
+      </w:pPr>
+      <w:r>
+        <w:rPr>
+          <w:lang w:val="zh_TW" w:bidi="zh_TW"/>
+        </w:rPr>
+        <w:t>迦南作為以色列的產業</w:t>
+      </w:r>
+    </w:p>
+    <w:p>
+      <w:pPr/>
+      <w:r>
+        <w:rPr>
+          <w:lang w:val="zh_TW" w:bidi="zh_TW"/>
+        </w:rPr>
+      </w:r>
+      <w:r>
+        <w:rPr>
+          <w:lang w:val="zh_TW" w:bidi="zh_TW"/>
+        </w:rPr>
+        <w:t>神將巴勒斯坦地賜給以色列人作為他們的產業的信念，在歷史和神學資料之間起到了橋樑作用。歷史元素在於一個明顯的事實，即應許之地（一個實體）確實被希伯來人佔領並分配給他們的支派。然而，神學上，聖經將這種佔領描述為神的禮物；事實上，即使是土地分配的方法也是基於土地屬於神的概念（</w:t>
+      </w:r>
+      <w:hyperlink r:id="rId31">
+        <w:r>
+          <w:rPr>
+            <w:lang w:val="zh_TW" w:bidi="zh_TW"/>
+          </w:rPr>
+          <w:rPr>
+            <w:color w:val="0000EE"/>
+            <w:u w:val="single"/>
+          </w:rPr>
+          <w:t>利25:23</w:t>
+        </w:r>
+      </w:hyperlink>
+      <w:r>
+        <w:rPr>
+          <w:lang w:val="zh_TW" w:bidi="zh_TW"/>
+        </w:rPr>
+        <w:t>；見</w:t>
+      </w:r>
+      <w:hyperlink r:id="rId32">
+        <w:r>
+          <w:rPr>
+            <w:lang w:val="zh_TW" w:bidi="zh_TW"/>
+          </w:rPr>
+          <w:rPr>
+            <w:color w:val="0000EE"/>
+            <w:u w:val="single"/>
+          </w:rPr>
+          <w:t>出15:17</w:t>
+        </w:r>
+      </w:hyperlink>
+      <w:r>
+        <w:rPr>
+          <w:lang w:val="zh_TW" w:bidi="zh_TW"/>
+        </w:rPr>
+        <w:t>；</w:t>
+      </w:r>
+      <w:hyperlink r:id="rId33">
+        <w:r>
+          <w:rPr>
+            <w:lang w:val="zh_TW" w:bidi="zh_TW"/>
+          </w:rPr>
+          <w:rPr>
+            <w:color w:val="0000EE"/>
+            <w:u w:val="single"/>
+          </w:rPr>
+          <w:t>書22:27</w:t>
+        </w:r>
+      </w:hyperlink>
+      <w:r>
+        <w:rPr>
+          <w:lang w:val="zh_TW" w:bidi="zh_TW"/>
+        </w:rPr>
+        <w:t>；</w:t>
+      </w:r>
+      <w:hyperlink r:id="rId34">
+        <w:r>
+          <w:rPr>
+            <w:lang w:val="zh_TW" w:bidi="zh_TW"/>
+          </w:rPr>
+          <w:rPr>
+            <w:color w:val="0000EE"/>
+            <w:u w:val="single"/>
+          </w:rPr>
+          <w:t>結38:16</w:t>
+        </w:r>
+      </w:hyperlink>
+      <w:r>
+        <w:rPr>
+          <w:lang w:val="zh_TW" w:bidi="zh_TW"/>
+        </w:rPr>
+        <w:t>；</w:t>
+      </w:r>
+      <w:hyperlink r:id="rId35">
+        <w:r>
+          <w:rPr>
+            <w:lang w:val="zh_TW" w:bidi="zh_TW"/>
+          </w:rPr>
+          <w:rPr>
+            <w:color w:val="0000EE"/>
+            <w:u w:val="single"/>
+          </w:rPr>
+          <w:t>珥1:6</w:t>
+        </w:r>
+      </w:hyperlink>
+      <w:r>
+        <w:rPr>
+          <w:lang w:val="zh_TW" w:bidi="zh_TW"/>
+        </w:rPr>
+        <w:t>）。</w:t>
+      </w:r>
+    </w:p>
+    <w:p>
+      <w:pPr/>
+      <w:r>
+        <w:rPr>
+          <w:lang w:val="zh_TW" w:bidi="zh_TW"/>
+        </w:rPr>
+      </w:r>
+      <w:r>
+        <w:rPr>
+          <w:lang w:val="zh_TW" w:bidi="zh_TW"/>
+        </w:rPr>
+        <w:t>這個主題可以追溯到</w:t>
+      </w:r>
+      <w:hyperlink r:id="rId36">
+        <w:r>
+          <w:rPr>
+            <w:lang w:val="zh_TW" w:bidi="zh_TW"/>
+          </w:rPr>
+          <w:rPr>
+            <w:color w:val="0000EE"/>
+            <w:u w:val="single"/>
+          </w:rPr>
+          <w:t>創世記十二章1至3節</w:t>
+        </w:r>
+      </w:hyperlink>
+      <w:r>
+        <w:rPr>
+          <w:lang w:val="zh_TW" w:bidi="zh_TW"/>
+        </w:rPr>
+        <w:t>。神在揀選亞伯拉罕時，指示他搬到一個新的地方，並應許使他成為一個偉大且蒙福的國（</w:t>
+      </w:r>
+      <w:hyperlink r:id="rId37">
+        <w:r>
+          <w:rPr>
+            <w:lang w:val="zh_TW" w:bidi="zh_TW"/>
+          </w:rPr>
+          <w:rPr>
+            <w:color w:val="0000EE"/>
+            <w:u w:val="single"/>
+          </w:rPr>
+          <w:t>來11:8</w:t>
+        </w:r>
+      </w:hyperlink>
+      <w:r>
+        <w:rPr>
+          <w:lang w:val="zh_TW" w:bidi="zh_TW"/>
+        </w:rPr>
+        <w:t>）。這個亞伯拉罕之約中土地的重要性，在後來變得更加明確：我們被告知神應許在以色列人於埃及經歷四個世紀的奴役之後，將迦南賜給亞伯拉罕的後裔（</w:t>
+      </w:r>
+      <w:hyperlink r:id="rId38">
+        <w:r>
+          <w:rPr>
+            <w:lang w:val="zh_TW" w:bidi="zh_TW"/>
+          </w:rPr>
+          <w:rPr>
+            <w:color w:val="0000EE"/>
+            <w:u w:val="single"/>
+          </w:rPr>
+          <w:t>創15:12–21</w:t>
+        </w:r>
+      </w:hyperlink>
+      <w:r>
+        <w:rPr>
+          <w:lang w:val="zh_TW" w:bidi="zh_TW"/>
+        </w:rPr>
+        <w:t>；見</w:t>
+      </w:r>
+      <w:hyperlink r:id="rId39">
+        <w:r>
+          <w:rPr>
+            <w:lang w:val="zh_TW" w:bidi="zh_TW"/>
+          </w:rPr>
+          <w:rPr>
+            <w:color w:val="0000EE"/>
+            <w:u w:val="single"/>
+          </w:rPr>
+          <w:t>徒7:5</w:t>
+        </w:r>
+      </w:hyperlink>
+      <w:r>
+        <w:rPr>
+          <w:lang w:val="zh_TW" w:bidi="zh_TW"/>
+        </w:rPr>
+        <w:t>）。</w:t>
+      </w:r>
+    </w:p>
+    <w:p>
+      <w:pPr/>
+      <w:r>
+        <w:rPr>
+          <w:lang w:val="zh_TW" w:bidi="zh_TW"/>
+        </w:rPr>
+      </w:r>
+      <w:r>
+        <w:rPr>
+          <w:lang w:val="zh_TW" w:bidi="zh_TW"/>
+        </w:rPr>
+        <w:t>由於迦南地被惡人佔據，這片土地必須用武力奪取；因此，繼承這片土地實際上意味著</w:t>
+      </w:r>
+      <w:r>
+        <w:rPr>
           <w:i/>
           <w:lang w:val="zh_TW" w:bidi="zh_TW"/>
         </w:rPr>
+        <w:t>佔有</w:t>
+      </w:r>
+      <w:r>
+        <w:rPr>
+          <w:lang w:val="zh_TW" w:bidi="zh_TW"/>
+        </w:rPr>
+        <w:t>它。以色列必須信靠神（這片土地的擁有者）會賜給他們勝利（</w:t>
+      </w:r>
+      <w:hyperlink r:id="rId40">
+        <w:r>
+          <w:rPr>
+            <w:lang w:val="zh_TW" w:bidi="zh_TW"/>
+          </w:rPr>
+          <w:rPr>
+            <w:color w:val="0000EE"/>
+            <w:u w:val="single"/>
+          </w:rPr>
+          <w:t>書1:1–9</w:t>
+        </w:r>
+      </w:hyperlink>
+      <w:r>
+        <w:rPr>
+          <w:lang w:val="zh_TW" w:bidi="zh_TW"/>
+        </w:rPr>
+        <w:t>，</w:t>
+      </w:r>
+      <w:hyperlink r:id="rId41">
+        <w:r>
+          <w:rPr>
+            <w:lang w:val="zh_TW" w:bidi="zh_TW"/>
+          </w:rPr>
+          <w:rPr>
+            <w:color w:val="0000EE"/>
+            <w:u w:val="single"/>
+          </w:rPr>
+          <w:t>21:43–45</w:t>
+        </w:r>
+      </w:hyperlink>
+      <w:r>
+        <w:rPr>
+          <w:lang w:val="zh_TW" w:bidi="zh_TW"/>
+        </w:rPr>
+        <w:t>；</w:t>
+      </w:r>
+      <w:hyperlink r:id="rId42">
+        <w:r>
+          <w:rPr>
+            <w:lang w:val="zh_TW" w:bidi="zh_TW"/>
+          </w:rPr>
+          <w:rPr>
+            <w:color w:val="0000EE"/>
+            <w:u w:val="single"/>
+          </w:rPr>
+          <w:t>士7:2</w:t>
+        </w:r>
+      </w:hyperlink>
+      <w:r>
+        <w:rPr>
+          <w:lang w:val="zh_TW" w:bidi="zh_TW"/>
+        </w:rPr>
+        <w:t>；</w:t>
+      </w:r>
+      <w:hyperlink r:id="rId43">
+        <w:r>
+          <w:rPr>
+            <w:lang w:val="zh_TW" w:bidi="zh_TW"/>
+          </w:rPr>
+          <w:rPr>
+            <w:color w:val="0000EE"/>
+            <w:u w:val="single"/>
+          </w:rPr>
+          <w:t>詩44:1–3</w:t>
+        </w:r>
+      </w:hyperlink>
+      <w:r>
+        <w:rPr>
+          <w:lang w:val="zh_TW" w:bidi="zh_TW"/>
+        </w:rPr>
+        <w:t>；</w:t>
+      </w:r>
+      <w:hyperlink r:id="rId44">
+        <w:r>
+          <w:rPr>
+            <w:lang w:val="zh_TW" w:bidi="zh_TW"/>
+          </w:rPr>
+          <w:rPr>
+            <w:color w:val="0000EE"/>
+            <w:u w:val="single"/>
+          </w:rPr>
+          <w:t>徒13:19</w:t>
+        </w:r>
+      </w:hyperlink>
+      <w:r>
+        <w:rPr>
+          <w:lang w:val="zh_TW" w:bidi="zh_TW"/>
+        </w:rPr>
+        <w:t>）。一旦他們征服了這片土地，土地便按支派的大小分配（根據</w:t>
+      </w:r>
+      <w:hyperlink r:id="rId45">
+        <w:r>
+          <w:rPr>
+            <w:lang w:val="zh_TW" w:bidi="zh_TW"/>
+          </w:rPr>
+          <w:rPr>
+            <w:color w:val="0000EE"/>
+            <w:u w:val="single"/>
+          </w:rPr>
+          <w:t>民26:52–54</w:t>
+        </w:r>
+      </w:hyperlink>
+      <w:r>
+        <w:rPr>
+          <w:lang w:val="zh_TW" w:bidi="zh_TW"/>
+        </w:rPr>
+        <w:t>中的指示）。神進一步命令百姓用拈鬮的方式來分配土地（</w:t>
+      </w:r>
+      <w:hyperlink r:id="rId46">
+        <w:r>
+          <w:rPr>
+            <w:lang w:val="zh_TW" w:bidi="zh_TW"/>
+          </w:rPr>
+          <w:rPr>
+            <w:color w:val="0000EE"/>
+            <w:u w:val="single"/>
+          </w:rPr>
+          <w:t>55–56節</w:t>
+        </w:r>
+      </w:hyperlink>
+      <w:r>
+        <w:rPr>
+          <w:lang w:val="zh_TW" w:bidi="zh_TW"/>
+        </w:rPr>
+        <w:t>）。因此，從最初對亞伯拉罕的應許，到實際的土地分配，甚至對未來的參照（</w:t>
+      </w:r>
+      <w:hyperlink r:id="rId47">
+        <w:r>
+          <w:rPr>
+            <w:lang w:val="zh_TW" w:bidi="zh_TW"/>
+          </w:rPr>
+          <w:rPr>
+            <w:color w:val="0000EE"/>
+            <w:u w:val="single"/>
+          </w:rPr>
+          <w:t>賽60:21</w:t>
+        </w:r>
+      </w:hyperlink>
+      <w:r>
+        <w:rPr>
+          <w:lang w:val="zh_TW" w:bidi="zh_TW"/>
+        </w:rPr>
+        <w:t>；</w:t>
+      </w:r>
+      <w:hyperlink r:id="rId48">
+        <w:r>
+          <w:rPr>
+            <w:lang w:val="zh_TW" w:bidi="zh_TW"/>
+          </w:rPr>
+          <w:rPr>
+            <w:color w:val="0000EE"/>
+            <w:u w:val="single"/>
+          </w:rPr>
+          <w:t>結45:1–8</w:t>
+        </w:r>
+      </w:hyperlink>
+      <w:r>
+        <w:rPr>
+          <w:lang w:val="zh_TW" w:bidi="zh_TW"/>
+        </w:rPr>
+        <w:t>，</w:t>
+      </w:r>
+      <w:hyperlink r:id="rId49">
+        <w:r>
+          <w:rPr>
+            <w:lang w:val="zh_TW" w:bidi="zh_TW"/>
+          </w:rPr>
+          <w:rPr>
+            <w:color w:val="0000EE"/>
+            <w:u w:val="single"/>
+          </w:rPr>
+          <w:t>47:13–48:29</w:t>
+        </w:r>
+      </w:hyperlink>
+      <w:r>
+        <w:rPr>
+          <w:lang w:val="zh_TW" w:bidi="zh_TW"/>
+        </w:rPr>
+        <w:t>），百姓清楚地知道他們的產業掌握在一位至高的主的手中。</w:t>
+      </w:r>
+    </w:p>
+    <w:p>
+      <w:pPr>
+        <w:pStyle w:val="Heading4"/>
+      </w:pPr>
+      <w:r>
+        <w:rPr>
+          <w:lang w:val="zh_TW" w:bidi="zh_TW"/>
+        </w:rPr>
+        <w:t>信徒的產業</w:t>
+      </w:r>
+    </w:p>
+    <w:p>
+      <w:pPr/>
+      <w:r>
+        <w:rPr>
+          <w:lang w:val="zh_TW" w:bidi="zh_TW"/>
+        </w:rPr>
+      </w:r>
+      <w:r>
+        <w:rPr>
+          <w:lang w:val="zh_TW" w:bidi="zh_TW"/>
+        </w:rPr>
+        <w:t>在舊約中，我們發現產業的概念從單純的物質層面轉移到屬靈的層面。利未支派作為祭司的家族，並未分得任何土地產業，因為「耶和華是他們的產業」（</w:t>
+      </w:r>
+      <w:hyperlink r:id="rId50">
+        <w:r>
+          <w:rPr>
+            <w:lang w:val="zh_TW" w:bidi="zh_TW"/>
+          </w:rPr>
+          <w:rPr>
+            <w:color w:val="0000EE"/>
+            <w:u w:val="single"/>
+          </w:rPr>
+          <w:t>申18:1–2</w:t>
+        </w:r>
+      </w:hyperlink>
+      <w:r>
+        <w:rPr>
+          <w:lang w:val="zh_TW" w:bidi="zh_TW"/>
+        </w:rPr>
+        <w:t>；見</w:t>
+      </w:r>
+      <w:hyperlink r:id="rId51">
+        <w:r>
+          <w:rPr>
+            <w:lang w:val="zh_TW" w:bidi="zh_TW"/>
+          </w:rPr>
+          <w:rPr>
+            <w:color w:val="0000EE"/>
+            <w:u w:val="single"/>
+          </w:rPr>
+          <w:t>民18:8–24</w:t>
+        </w:r>
+      </w:hyperlink>
+      <w:r>
+        <w:rPr>
+          <w:lang w:val="zh_TW" w:bidi="zh_TW"/>
+        </w:rPr>
+        <w:t>）。換句話說，利未人雖然沒有獲得土地分配，但在他們事奉神的過程中，他們已經開始享受土地產業所指向的更豐盛的祝福。</w:t>
+      </w:r>
+    </w:p>
+    <w:p>
+      <w:pPr/>
+      <w:r>
+        <w:rPr>
+          <w:lang w:val="zh_TW" w:bidi="zh_TW"/>
+        </w:rPr>
+      </w:r>
+      <w:r>
+        <w:rPr>
+          <w:lang w:val="zh_TW" w:bidi="zh_TW"/>
+        </w:rPr>
+        <w:t>這個真理不僅限於利未人，這一點在</w:t>
+      </w:r>
+      <w:hyperlink r:id="rId52">
+        <w:r>
+          <w:rPr>
+            <w:lang w:val="zh_TW" w:bidi="zh_TW"/>
+          </w:rPr>
+          <w:rPr>
+            <w:color w:val="0000EE"/>
+            <w:u w:val="single"/>
+          </w:rPr>
+          <w:t>出埃及記十九章6節</w:t>
+        </w:r>
+      </w:hyperlink>
+      <w:r>
+        <w:rPr>
+          <w:lang w:val="zh_TW" w:bidi="zh_TW"/>
+        </w:rPr>
+        <w:t>中有所暗示，經文稱整個國為「祭司的國度」（見</w:t>
+      </w:r>
+      <w:hyperlink r:id="rId53">
+        <w:r>
+          <w:rPr>
+            <w:lang w:val="zh_TW" w:bidi="zh_TW"/>
+          </w:rPr>
+          <w:rPr>
+            <w:color w:val="0000EE"/>
+            <w:u w:val="single"/>
+          </w:rPr>
+          <w:t>彼前2:9</w:t>
+        </w:r>
+      </w:hyperlink>
+      <w:r>
+        <w:rPr>
+          <w:lang w:val="zh_TW" w:bidi="zh_TW"/>
+        </w:rPr>
+        <w:t>）。</w:t>
+      </w:r>
+      <w:hyperlink r:id="rId54">
+        <w:r>
+          <w:rPr>
+            <w:lang w:val="zh_TW" w:bidi="zh_TW"/>
+          </w:rPr>
+          <w:rPr>
+            <w:color w:val="0000EE"/>
+            <w:u w:val="single"/>
+          </w:rPr>
+          <w:t>詩篇第十六篇</w:t>
+        </w:r>
+      </w:hyperlink>
+      <w:r>
+        <w:rPr>
+          <w:lang w:val="zh_TW" w:bidi="zh_TW"/>
+        </w:rPr>
+        <w:t>清楚表明，沒有人比大衛更清楚這些話的含義。即使他被剝奪了以色列的物質產業，他也通過抽籤得到了更美好的產業，就是耶和華自己，他在在神面前找到了滿足的喜樂和永恆的福樂（</w:t>
+      </w:r>
+      <w:hyperlink r:id="rId55">
+        <w:r>
+          <w:rPr>
+            <w:lang w:val="zh_TW" w:bidi="zh_TW"/>
+          </w:rPr>
+          <w:rPr>
+            <w:color w:val="0000EE"/>
+            <w:u w:val="single"/>
+          </w:rPr>
+          <w:t>詩16:5–6、11</w:t>
+        </w:r>
+      </w:hyperlink>
+      <w:r>
+        <w:rPr>
+          <w:lang w:val="zh_TW" w:bidi="zh_TW"/>
+        </w:rPr>
+        <w:t>；另見</w:t>
+      </w:r>
+      <w:hyperlink r:id="rId56">
+        <w:r>
+          <w:rPr>
+            <w:lang w:val="zh_TW" w:bidi="zh_TW"/>
+          </w:rPr>
+          <w:rPr>
+            <w:color w:val="0000EE"/>
+            <w:u w:val="single"/>
+          </w:rPr>
+          <w:t>詩73:25–26</w:t>
+        </w:r>
+      </w:hyperlink>
+      <w:r>
+        <w:rPr>
+          <w:lang w:val="zh_TW" w:bidi="zh_TW"/>
+        </w:rPr>
+        <w:t>，</w:t>
+      </w:r>
+      <w:hyperlink r:id="rId57">
+        <w:r>
+          <w:rPr>
+            <w:lang w:val="zh_TW" w:bidi="zh_TW"/>
+          </w:rPr>
+          <w:rPr>
+            <w:color w:val="0000EE"/>
+            <w:u w:val="single"/>
+          </w:rPr>
+          <w:t>142:5</w:t>
+        </w:r>
+      </w:hyperlink>
+      <w:r>
+        <w:rPr>
+          <w:lang w:val="zh_TW" w:bidi="zh_TW"/>
+        </w:rPr>
+        <w:t>；</w:t>
+      </w:r>
+      <w:hyperlink r:id="rId58">
+        <w:r>
+          <w:rPr>
+            <w:lang w:val="zh_TW" w:bidi="zh_TW"/>
+          </w:rPr>
+          <w:rPr>
+            <w:color w:val="0000EE"/>
+            <w:u w:val="single"/>
+          </w:rPr>
+          <w:t>賽58:14</w:t>
+        </w:r>
+      </w:hyperlink>
+      <w:r>
+        <w:rPr>
+          <w:lang w:val="zh_TW" w:bidi="zh_TW"/>
+        </w:rPr>
+        <w:t>；</w:t>
+      </w:r>
+      <w:hyperlink r:id="rId59">
+        <w:r>
+          <w:rPr>
+            <w:lang w:val="zh_TW" w:bidi="zh_TW"/>
+          </w:rPr>
+          <w:rPr>
+            <w:color w:val="0000EE"/>
+            <w:u w:val="single"/>
+          </w:rPr>
+          <w:t>哀3:24</w:t>
+        </w:r>
+      </w:hyperlink>
+      <w:r>
+        <w:rPr>
+          <w:lang w:val="zh_TW" w:bidi="zh_TW"/>
+        </w:rPr>
+        <w:t>）。</w:t>
+      </w:r>
+    </w:p>
+    <w:p>
+      <w:pPr/>
+      <w:r>
+        <w:rPr>
+          <w:lang w:val="zh_TW" w:bidi="zh_TW"/>
+        </w:rPr>
+      </w:r>
+      <w:r>
+        <w:rPr>
+          <w:lang w:val="zh_TW" w:bidi="zh_TW"/>
+        </w:rPr>
+        <w:t>在後來的猶太教中（在兩約之間時期及之後），這個比喻被進一步延伸。例如，拉比們開始談論律法是信徒的產業。此外，他們也可能給這個想法一個負面的解釋，例如，惡人被描述成會繼承地獄的懲罰（參</w:t>
+      </w:r>
+      <w:hyperlink r:id="rId60">
+        <w:r>
+          <w:rPr>
+            <w:lang w:val="zh_TW" w:bidi="zh_TW"/>
+          </w:rPr>
+          <w:rPr>
+            <w:color w:val="0000EE"/>
+            <w:u w:val="single"/>
+          </w:rPr>
+          <w:t>伯27:13</w:t>
+        </w:r>
+      </w:hyperlink>
+      <w:r>
+        <w:rPr>
+          <w:lang w:val="zh_TW" w:bidi="zh_TW"/>
+        </w:rPr>
+        <w:t>）。然而，這些比喻在新約中並未出現。</w:t>
+      </w:r>
+    </w:p>
+    <w:p>
+      <w:pPr/>
+      <w:r>
+        <w:rPr>
+          <w:lang w:val="zh_TW" w:bidi="zh_TW"/>
+        </w:rPr>
+      </w:r>
+      <w:r>
+        <w:rPr>
+          <w:lang w:val="zh_TW" w:bidi="zh_TW"/>
+        </w:rPr>
+        <w:t>我們還在猶太文學中讀到關於承受來世、國度、永生的陳述；這些觀念在新約中經常出現（</w:t>
+      </w:r>
+      <w:hyperlink r:id="rId61">
+        <w:r>
+          <w:rPr>
+            <w:lang w:val="zh_TW" w:bidi="zh_TW"/>
+          </w:rPr>
+          <w:rPr>
+            <w:color w:val="0000EE"/>
+            <w:u w:val="single"/>
+          </w:rPr>
+          <w:t>太19:29</w:t>
+        </w:r>
+      </w:hyperlink>
+      <w:r>
+        <w:rPr>
+          <w:lang w:val="zh_TW" w:bidi="zh_TW"/>
+        </w:rPr>
+        <w:t>，</w:t>
+      </w:r>
+      <w:hyperlink r:id="rId62">
+        <w:r>
+          <w:rPr>
+            <w:lang w:val="zh_TW" w:bidi="zh_TW"/>
+          </w:rPr>
+          <w:rPr>
+            <w:color w:val="0000EE"/>
+            <w:u w:val="single"/>
+          </w:rPr>
+          <w:t>25:34；</w:t>
+        </w:r>
+      </w:hyperlink>
+      <w:hyperlink r:id="rId63">
+        <w:r>
+          <w:rPr>
+            <w:lang w:val="zh_TW" w:bidi="zh_TW"/>
+          </w:rPr>
+          <w:rPr>
+            <w:color w:val="0000EE"/>
+            <w:u w:val="single"/>
+          </w:rPr>
+          <w:t>路10:25</w:t>
+        </w:r>
+      </w:hyperlink>
+      <w:r>
+        <w:rPr>
+          <w:lang w:val="zh_TW" w:bidi="zh_TW"/>
+        </w:rPr>
+        <w:t>，</w:t>
+      </w:r>
+      <w:hyperlink r:id="rId64">
+        <w:r>
+          <w:rPr>
+            <w:lang w:val="zh_TW" w:bidi="zh_TW"/>
+          </w:rPr>
+          <w:rPr>
+            <w:color w:val="0000EE"/>
+            <w:u w:val="single"/>
+          </w:rPr>
+          <w:t>18:18；</w:t>
+        </w:r>
+      </w:hyperlink>
+      <w:hyperlink r:id="rId65">
+        <w:r>
+          <w:rPr>
+            <w:lang w:val="zh_TW" w:bidi="zh_TW"/>
+          </w:rPr>
+          <w:rPr>
+            <w:color w:val="0000EE"/>
+            <w:u w:val="single"/>
+          </w:rPr>
+          <w:t>林前6:9–10</w:t>
+        </w:r>
+      </w:hyperlink>
+      <w:r>
+        <w:rPr>
+          <w:lang w:val="zh_TW" w:bidi="zh_TW"/>
+        </w:rPr>
+        <w:t>，</w:t>
+      </w:r>
+      <w:hyperlink r:id="rId66">
+        <w:r>
+          <w:rPr>
+            <w:lang w:val="zh_TW" w:bidi="zh_TW"/>
+          </w:rPr>
+          <w:rPr>
+            <w:color w:val="0000EE"/>
+            <w:u w:val="single"/>
+          </w:rPr>
+          <w:t>15:50</w:t>
+        </w:r>
+      </w:hyperlink>
+      <w:r>
+        <w:rPr>
+          <w:lang w:val="zh_TW" w:bidi="zh_TW"/>
+        </w:rPr>
+        <w:t>；</w:t>
+      </w:r>
+      <w:hyperlink r:id="rId67">
+        <w:r>
+          <w:rPr>
+            <w:lang w:val="zh_TW" w:bidi="zh_TW"/>
+          </w:rPr>
+          <w:rPr>
+            <w:color w:val="0000EE"/>
+            <w:u w:val="single"/>
+          </w:rPr>
+          <w:t>加5:21</w:t>
+        </w:r>
+      </w:hyperlink>
+      <w:r>
+        <w:rPr>
+          <w:lang w:val="zh_TW" w:bidi="zh_TW"/>
+        </w:rPr>
+        <w:t>；</w:t>
+      </w:r>
+      <w:hyperlink r:id="rId68">
+        <w:r>
+          <w:rPr>
+            <w:lang w:val="zh_TW" w:bidi="zh_TW"/>
+          </w:rPr>
+          <w:rPr>
+            <w:color w:val="0000EE"/>
+            <w:u w:val="single"/>
+          </w:rPr>
+          <w:t>弗5:5</w:t>
+        </w:r>
+      </w:hyperlink>
+      <w:r>
+        <w:rPr>
+          <w:lang w:val="zh_TW" w:bidi="zh_TW"/>
+        </w:rPr>
+        <w:t>；</w:t>
+      </w:r>
+      <w:hyperlink r:id="rId69">
+        <w:r>
+          <w:rPr>
+            <w:lang w:val="zh_TW" w:bidi="zh_TW"/>
+          </w:rPr>
+          <w:rPr>
+            <w:color w:val="0000EE"/>
+            <w:u w:val="single"/>
+          </w:rPr>
+          <w:t>多3:7</w:t>
+        </w:r>
+      </w:hyperlink>
+      <w:r>
+        <w:rPr>
+          <w:lang w:val="zh_TW" w:bidi="zh_TW"/>
+        </w:rPr>
+        <w:t>；</w:t>
+      </w:r>
+      <w:hyperlink r:id="rId70">
+        <w:r>
+          <w:rPr>
+            <w:lang w:val="zh_TW" w:bidi="zh_TW"/>
+          </w:rPr>
+          <w:rPr>
+            <w:color w:val="0000EE"/>
+            <w:u w:val="single"/>
+          </w:rPr>
+          <w:t>雅2:5</w:t>
+        </w:r>
+      </w:hyperlink>
+      <w:r>
+        <w:rPr>
+          <w:lang w:val="zh_TW" w:bidi="zh_TW"/>
+        </w:rPr>
+        <w:t>）。但是，這樣的產業只屬於那些因神的話語而成聖的人（</w:t>
+      </w:r>
+      <w:hyperlink r:id="rId71">
+        <w:r>
+          <w:rPr>
+            <w:lang w:val="zh_TW" w:bidi="zh_TW"/>
+          </w:rPr>
+          <w:rPr>
+            <w:color w:val="0000EE"/>
+            <w:u w:val="single"/>
+          </w:rPr>
+          <w:t>徒20:32</w:t>
+        </w:r>
+      </w:hyperlink>
+      <w:r>
+        <w:rPr>
+          <w:lang w:val="zh_TW" w:bidi="zh_TW"/>
+        </w:rPr>
+        <w:t>，</w:t>
+      </w:r>
+      <w:hyperlink r:id="rId72">
+        <w:r>
+          <w:rPr>
+            <w:lang w:val="zh_TW" w:bidi="zh_TW"/>
+          </w:rPr>
+          <w:rPr>
+            <w:color w:val="0000EE"/>
+            <w:u w:val="single"/>
+          </w:rPr>
+          <w:t>26:18</w:t>
+        </w:r>
+      </w:hyperlink>
+      <w:r>
+        <w:rPr>
+          <w:lang w:val="zh_TW" w:bidi="zh_TW"/>
+        </w:rPr>
+        <w:t>；</w:t>
+      </w:r>
+      <w:hyperlink r:id="rId73">
+        <w:r>
+          <w:rPr>
+            <w:lang w:val="zh_TW" w:bidi="zh_TW"/>
+          </w:rPr>
+          <w:rPr>
+            <w:color w:val="0000EE"/>
+            <w:u w:val="single"/>
+          </w:rPr>
+          <w:t>西1:12</w:t>
+        </w:r>
+      </w:hyperlink>
+      <w:r>
+        <w:rPr>
+          <w:lang w:val="zh_TW" w:bidi="zh_TW"/>
+        </w:rPr>
+        <w:t>；另見</w:t>
+      </w:r>
+      <w:hyperlink r:id="rId74">
+        <w:r>
+          <w:rPr>
+            <w:lang w:val="zh_TW" w:bidi="zh_TW"/>
+          </w:rPr>
+          <w:rPr>
+            <w:color w:val="0000EE"/>
+            <w:u w:val="single"/>
+          </w:rPr>
+          <w:t>約17:17</w:t>
+        </w:r>
+      </w:hyperlink>
+      <w:r>
+        <w:rPr>
+          <w:lang w:val="zh_TW" w:bidi="zh_TW"/>
+        </w:rPr>
+        <w:t>；</w:t>
+      </w:r>
+      <w:hyperlink r:id="rId75">
+        <w:r>
+          <w:rPr>
+            <w:lang w:val="zh_TW" w:bidi="zh_TW"/>
+          </w:rPr>
+          <w:rPr>
+            <w:color w:val="0000EE"/>
+            <w:u w:val="single"/>
+          </w:rPr>
+          <w:t>西3:23–24</w:t>
+        </w:r>
+      </w:hyperlink>
+      <w:r>
+        <w:rPr>
+          <w:lang w:val="zh_TW" w:bidi="zh_TW"/>
+        </w:rPr>
+        <w:t>）。這些未來的祝福並不排除物質上的福祉（</w:t>
+      </w:r>
+      <w:hyperlink r:id="rId76">
+        <w:r>
+          <w:rPr>
+            <w:lang w:val="zh_TW" w:bidi="zh_TW"/>
+          </w:rPr>
+          <w:rPr>
+            <w:color w:val="0000EE"/>
+            <w:u w:val="single"/>
+          </w:rPr>
+          <w:t>太5:5</w:t>
+        </w:r>
+      </w:hyperlink>
+      <w:r>
+        <w:rPr>
+          <w:lang w:val="zh_TW" w:bidi="zh_TW"/>
+        </w:rPr>
+        <w:t>；參</w:t>
+      </w:r>
+      <w:hyperlink r:id="rId77">
+        <w:r>
+          <w:rPr>
+            <w:lang w:val="zh_TW" w:bidi="zh_TW"/>
+          </w:rPr>
+          <w:rPr>
+            <w:color w:val="0000EE"/>
+            <w:u w:val="single"/>
+          </w:rPr>
+          <w:t>詩37:11、29</w:t>
+        </w:r>
+      </w:hyperlink>
+      <w:r>
+        <w:rPr>
+          <w:lang w:val="zh_TW" w:bidi="zh_TW"/>
+        </w:rPr>
+        <w:t>；</w:t>
+      </w:r>
+      <w:hyperlink r:id="rId47">
+        <w:r>
+          <w:rPr>
+            <w:lang w:val="zh_TW" w:bidi="zh_TW"/>
+          </w:rPr>
+          <w:rPr>
+            <w:color w:val="0000EE"/>
+            <w:u w:val="single"/>
+          </w:rPr>
+          <w:t>賽60:21</w:t>
+        </w:r>
+      </w:hyperlink>
+      <w:r>
+        <w:rPr>
+          <w:lang w:val="zh_TW" w:bidi="zh_TW"/>
+        </w:rPr>
+        <w:t>；</w:t>
+      </w:r>
+      <w:hyperlink r:id="rId78">
+        <w:r>
+          <w:rPr>
+            <w:lang w:val="zh_TW" w:bidi="zh_TW"/>
+          </w:rPr>
+          <w:rPr>
+            <w:color w:val="0000EE"/>
+            <w:u w:val="single"/>
+          </w:rPr>
+          <w:t>羅4:13</w:t>
+        </w:r>
+      </w:hyperlink>
+      <w:r>
+        <w:rPr>
+          <w:lang w:val="zh_TW" w:bidi="zh_TW"/>
+        </w:rPr>
+        <w:t>；</w:t>
+      </w:r>
+      <w:hyperlink r:id="rId79">
+        <w:r>
+          <w:rPr>
+            <w:lang w:val="zh_TW" w:bidi="zh_TW"/>
+          </w:rPr>
+          <w:rPr>
+            <w:color w:val="0000EE"/>
+            <w:u w:val="single"/>
+          </w:rPr>
+          <w:t>彼後3:13</w:t>
+        </w:r>
+      </w:hyperlink>
+      <w:r>
+        <w:rPr>
+          <w:lang w:val="zh_TW" w:bidi="zh_TW"/>
+        </w:rPr>
+        <w:t>），但它們確實排除了人性的脆弱，因為神的產業是永不朽壞的（</w:t>
+      </w:r>
+      <w:hyperlink r:id="rId66">
+        <w:r>
+          <w:rPr>
+            <w:lang w:val="zh_TW" w:bidi="zh_TW"/>
+          </w:rPr>
+          <w:rPr>
+            <w:color w:val="0000EE"/>
+            <w:u w:val="single"/>
+          </w:rPr>
+          <w:t>林前15:50</w:t>
+        </w:r>
+      </w:hyperlink>
+      <w:r>
+        <w:rPr>
+          <w:lang w:val="zh_TW" w:bidi="zh_TW"/>
+        </w:rPr>
+        <w:t>）。簡而言之，我們的產業就是完全的救恩（</w:t>
+      </w:r>
+      <w:hyperlink r:id="rId80">
+        <w:r>
+          <w:rPr>
+            <w:lang w:val="zh_TW" w:bidi="zh_TW"/>
+          </w:rPr>
+          <w:rPr>
+            <w:color w:val="0000EE"/>
+            <w:u w:val="single"/>
+          </w:rPr>
+          <w:t>來1:14</w:t>
+        </w:r>
+      </w:hyperlink>
+      <w:r>
+        <w:rPr>
+          <w:lang w:val="zh_TW" w:bidi="zh_TW"/>
+        </w:rPr>
+        <w:t>，</w:t>
+      </w:r>
+      <w:hyperlink r:id="rId81">
+        <w:r>
+          <w:rPr>
+            <w:lang w:val="zh_TW" w:bidi="zh_TW"/>
+          </w:rPr>
+          <w:rPr>
+            <w:color w:val="0000EE"/>
+            <w:u w:val="single"/>
+          </w:rPr>
+          <w:t>11:7</w:t>
+        </w:r>
+      </w:hyperlink>
+      <w:r>
+        <w:rPr>
+          <w:lang w:val="zh_TW" w:bidi="zh_TW"/>
+        </w:rPr>
+        <w:t>），這是神在天上為我們仔細看守的（</w:t>
+      </w:r>
+      <w:hyperlink r:id="rId82">
+        <w:r>
+          <w:rPr>
+            <w:lang w:val="zh_TW" w:bidi="zh_TW"/>
+          </w:rPr>
+          <w:rPr>
+            <w:color w:val="0000EE"/>
+            <w:u w:val="single"/>
+          </w:rPr>
+          <w:t>彼前1:4</w:t>
+        </w:r>
+      </w:hyperlink>
+      <w:r>
+        <w:rPr>
+          <w:lang w:val="zh_TW" w:bidi="zh_TW"/>
+        </w:rPr>
+        <w:t>）。</w:t>
+      </w:r>
+    </w:p>
+    <w:p>
+      <w:pPr/>
+      <w:r>
+        <w:rPr>
+          <w:lang w:val="zh_TW" w:bidi="zh_TW"/>
+        </w:rPr>
+      </w:r>
+      <w:r>
+        <w:rPr>
+          <w:lang w:val="zh_TW" w:bidi="zh_TW"/>
+        </w:rPr>
+        <w:t>毫無疑問，新約中最重要的特徵之一是強調，由於基督的工作，祂的子民即使在</w:t>
+      </w:r>
+      <w:r>
+        <w:rPr>
+          <w:i/>
+          <w:lang w:val="zh_TW" w:bidi="zh_TW"/>
+        </w:rPr>
+        <w:t>現在</w:t>
+      </w:r>
+      <w:r>
+        <w:rPr>
+          <w:lang w:val="zh_TW" w:bidi="zh_TW"/>
+        </w:rPr>
+        <w:t>就已經開始接受應許的產業。約翰福音經常強調永生的現實，希伯來書也是如此（參</w:t>
+      </w:r>
+      <w:hyperlink r:id="rId83">
+        <w:r>
+          <w:rPr>
+            <w:lang w:val="zh_TW" w:bidi="zh_TW"/>
+          </w:rPr>
+          <w:rPr>
+            <w:color w:val="0000EE"/>
+            <w:u w:val="single"/>
+          </w:rPr>
+          <w:t>6:12–17</w:t>
+        </w:r>
+      </w:hyperlink>
+      <w:r>
+        <w:rPr>
+          <w:lang w:val="zh_TW" w:bidi="zh_TW"/>
+        </w:rPr>
+        <w:t>與</w:t>
+      </w:r>
+      <w:hyperlink r:id="rId84">
+        <w:r>
+          <w:rPr>
+            <w:lang w:val="zh_TW" w:bidi="zh_TW"/>
+          </w:rPr>
+          <w:rPr>
+            <w:color w:val="0000EE"/>
+            <w:u w:val="single"/>
+          </w:rPr>
+          <w:t>9:15</w:t>
+        </w:r>
+      </w:hyperlink>
+      <w:r>
+        <w:rPr>
+          <w:lang w:val="zh_TW" w:bidi="zh_TW"/>
+        </w:rPr>
+        <w:t>和</w:t>
+      </w:r>
+      <w:hyperlink r:id="rId85">
+        <w:r>
+          <w:rPr>
+            <w:lang w:val="zh_TW" w:bidi="zh_TW"/>
+          </w:rPr>
+          <w:rPr>
+            <w:color w:val="0000EE"/>
+            <w:u w:val="single"/>
+          </w:rPr>
+          <w:t>11:13、39–40</w:t>
+        </w:r>
+      </w:hyperlink>
+      <w:r>
+        <w:rPr>
+          <w:lang w:val="zh_TW" w:bidi="zh_TW"/>
+        </w:rPr>
+        <w:t>）。</w:t>
+      </w:r>
+    </w:p>
+    <w:p>
+      <w:pPr/>
+      <w:r>
+        <w:rPr>
+          <w:lang w:val="zh_TW" w:bidi="zh_TW"/>
+        </w:rPr>
+      </w:r>
+      <w:r>
+        <w:rPr>
+          <w:lang w:val="zh_TW" w:bidi="zh_TW"/>
+        </w:rPr>
+        <w:t>保羅在</w:t>
+      </w:r>
+      <w:hyperlink r:id="rId86">
+        <w:r>
+          <w:rPr>
+            <w:lang w:val="zh_TW" w:bidi="zh_TW"/>
+          </w:rPr>
+          <w:rPr>
+            <w:color w:val="0000EE"/>
+            <w:u w:val="single"/>
+          </w:rPr>
+          <w:t>加拉太書三章7節至四章7節</w:t>
+        </w:r>
+      </w:hyperlink>
+      <w:r>
+        <w:rPr>
+          <w:lang w:val="zh_TW" w:bidi="zh_TW"/>
+        </w:rPr>
+        <w:t>中徹底討論了這一主題。為了回應那些聲稱亞伯拉罕的產業僅限於通過割禮成為猶太人的猶太主義者，保羅強烈反駁道，亞伯拉罕的真子孫是那些信的人，無論是猶太人還是外邦人（</w:t>
+      </w:r>
+      <w:hyperlink r:id="rId87">
+        <w:r>
+          <w:rPr>
+            <w:lang w:val="zh_TW" w:bidi="zh_TW"/>
+          </w:rPr>
+          <w:rPr>
+            <w:color w:val="0000EE"/>
+            <w:u w:val="single"/>
+          </w:rPr>
+          <w:t>3:7</w:t>
+        </w:r>
+      </w:hyperlink>
+      <w:r>
+        <w:rPr>
+          <w:lang w:val="zh_TW" w:bidi="zh_TW"/>
+        </w:rPr>
+        <w:t>；見</w:t>
+      </w:r>
+      <w:hyperlink r:id="rId88">
+        <w:r>
+          <w:rPr>
+            <w:lang w:val="zh_TW" w:bidi="zh_TW"/>
+          </w:rPr>
+          <w:rPr>
+            <w:color w:val="0000EE"/>
+            <w:u w:val="single"/>
+          </w:rPr>
+          <w:t>徒26:16–18</w:t>
+        </w:r>
+      </w:hyperlink>
+      <w:r>
+        <w:rPr>
+          <w:lang w:val="zh_TW" w:bidi="zh_TW"/>
+        </w:rPr>
+        <w:t>；</w:t>
+      </w:r>
+      <w:hyperlink r:id="rId89">
+        <w:r>
+          <w:rPr>
+            <w:lang w:val="zh_TW" w:bidi="zh_TW"/>
+          </w:rPr>
+          <w:rPr>
+            <w:color w:val="0000EE"/>
+            <w:u w:val="single"/>
+          </w:rPr>
+          <w:t>弗3:6</w:t>
+        </w:r>
+      </w:hyperlink>
+      <w:r>
+        <w:rPr>
+          <w:lang w:val="zh_TW" w:bidi="zh_TW"/>
+        </w:rPr>
+        <w:t>）。他們因為領受了聖靈而成為神應許的後嗣（</w:t>
+      </w:r>
+      <w:hyperlink r:id="rId90">
+        <w:r>
+          <w:rPr>
+            <w:lang w:val="zh_TW" w:bidi="zh_TW"/>
+          </w:rPr>
+          <w:rPr>
+            <w:color w:val="0000EE"/>
+            <w:u w:val="single"/>
+          </w:rPr>
+          <w:t>加3:14</w:t>
+        </w:r>
+      </w:hyperlink>
+      <w:r>
+        <w:rPr>
+          <w:lang w:val="zh_TW" w:bidi="zh_TW"/>
+        </w:rPr>
+        <w:t>）。承受產業的原則是基於應許，而不是律法（</w:t>
+      </w:r>
+      <w:hyperlink r:id="rId91">
+        <w:r>
+          <w:rPr>
+            <w:lang w:val="zh_TW" w:bidi="zh_TW"/>
+          </w:rPr>
+          <w:rPr>
+            <w:color w:val="0000EE"/>
+            <w:u w:val="single"/>
+          </w:rPr>
+          <w:t>18</w:t>
+        </w:r>
+      </w:hyperlink>
+      <w:r>
+        <w:rPr>
+          <w:lang w:val="zh_TW" w:bidi="zh_TW"/>
+        </w:rPr>
+        <w:t>節）。那些信的人與基督聯合（</w:t>
+      </w:r>
+      <w:hyperlink r:id="rId92">
+        <w:r>
+          <w:rPr>
+            <w:lang w:val="zh_TW" w:bidi="zh_TW"/>
+          </w:rPr>
+          <w:rPr>
+            <w:color w:val="0000EE"/>
+            <w:u w:val="single"/>
+          </w:rPr>
+          <w:t>27–29節</w:t>
+        </w:r>
+      </w:hyperlink>
+      <w:r>
+        <w:rPr>
+          <w:lang w:val="zh_TW" w:bidi="zh_TW"/>
+        </w:rPr>
+        <w:t>）；但他們不僅是亞伯拉罕的子孫，更是神的子女（第</w:t>
+      </w:r>
+      <w:hyperlink r:id="rId93">
+        <w:r>
+          <w:rPr>
+            <w:lang w:val="zh_TW" w:bidi="zh_TW"/>
+          </w:rPr>
+          <w:rPr>
+            <w:color w:val="0000EE"/>
+            <w:u w:val="single"/>
+          </w:rPr>
+          <w:t>26節</w:t>
+        </w:r>
+      </w:hyperlink>
+      <w:r>
+        <w:rPr>
+          <w:lang w:val="zh_TW" w:bidi="zh_TW"/>
+        </w:rPr>
+        <w:t>），因為基督是神的兒子，神決定差遣祂兒子的靈給信徒，使他們也能稱神為</w:t>
+      </w:r>
+      <w:r>
+        <w:rPr>
+          <w:i/>
+          <w:lang w:val="zh_TW" w:bidi="zh_TW"/>
+        </w:rPr>
+        <w:t>父</w:t>
+      </w:r>
+      <w:r>
+        <w:rPr>
+          <w:lang w:val="zh_TW" w:bidi="zh_TW"/>
+        </w:rPr>
+        <w:t>（</w:t>
+      </w:r>
+      <w:hyperlink r:id="rId94">
+        <w:r>
+          <w:rPr>
+            <w:lang w:val="zh_TW" w:bidi="zh_TW"/>
+          </w:rPr>
+          <w:rPr>
+            <w:color w:val="0000EE"/>
+            <w:u w:val="single"/>
+          </w:rPr>
+          <w:t>加4:4–7</w:t>
+        </w:r>
+      </w:hyperlink>
+      <w:r>
+        <w:rPr>
+          <w:lang w:val="zh_TW" w:bidi="zh_TW"/>
+        </w:rPr>
+        <w:t>；見</w:t>
+      </w:r>
+      <w:hyperlink r:id="rId95">
+        <w:r>
+          <w:rPr>
+            <w:lang w:val="zh_TW" w:bidi="zh_TW"/>
+          </w:rPr>
+          <w:rPr>
+            <w:color w:val="0000EE"/>
+            <w:u w:val="single"/>
+          </w:rPr>
+          <w:t>羅8:15–16</w:t>
+        </w:r>
+      </w:hyperlink>
+      <w:r>
+        <w:rPr>
+          <w:lang w:val="zh_TW" w:bidi="zh_TW"/>
+        </w:rPr>
+        <w:t>）。確實，基督自己作為兒子是那真正的繼承者（</w:t>
+      </w:r>
+      <w:hyperlink r:id="rId96">
+        <w:r>
+          <w:rPr>
+            <w:lang w:val="zh_TW" w:bidi="zh_TW"/>
+          </w:rPr>
+          <w:rPr>
+            <w:color w:val="0000EE"/>
+            <w:u w:val="single"/>
+          </w:rPr>
+          <w:t>太21:38</w:t>
+        </w:r>
+      </w:hyperlink>
+      <w:r>
+        <w:rPr>
+          <w:lang w:val="zh_TW" w:bidi="zh_TW"/>
+        </w:rPr>
+        <w:t>；</w:t>
+      </w:r>
+      <w:hyperlink r:id="rId97">
+        <w:r>
+          <w:rPr>
+            <w:lang w:val="zh_TW" w:bidi="zh_TW"/>
+          </w:rPr>
+          <w:rPr>
+            <w:color w:val="0000EE"/>
+            <w:u w:val="single"/>
+          </w:rPr>
+          <w:t>可12:7</w:t>
+        </w:r>
+      </w:hyperlink>
+      <w:r>
+        <w:rPr>
+          <w:lang w:val="zh_TW" w:bidi="zh_TW"/>
+        </w:rPr>
+        <w:t>；</w:t>
+      </w:r>
+      <w:hyperlink r:id="rId98">
+        <w:r>
+          <w:rPr>
+            <w:lang w:val="zh_TW" w:bidi="zh_TW"/>
+          </w:rPr>
+          <w:rPr>
+            <w:color w:val="0000EE"/>
+            <w:u w:val="single"/>
+          </w:rPr>
+          <w:t>路20:14</w:t>
+        </w:r>
+      </w:hyperlink>
+      <w:r>
+        <w:rPr>
+          <w:lang w:val="zh_TW" w:bidi="zh_TW"/>
+        </w:rPr>
+        <w:t>）；祂承受了一個超乎萬名之上的名（</w:t>
+      </w:r>
+      <w:hyperlink r:id="rId99">
+        <w:r>
+          <w:rPr>
+            <w:lang w:val="zh_TW" w:bidi="zh_TW"/>
+          </w:rPr>
+          <w:rPr>
+            <w:color w:val="0000EE"/>
+            <w:u w:val="single"/>
+          </w:rPr>
+          <w:t>腓2:9</w:t>
+        </w:r>
+      </w:hyperlink>
+      <w:r>
+        <w:rPr>
+          <w:lang w:val="zh_TW" w:bidi="zh_TW"/>
+        </w:rPr>
+        <w:t>；</w:t>
+      </w:r>
+      <w:hyperlink r:id="rId100">
+        <w:r>
+          <w:rPr>
+            <w:lang w:val="zh_TW" w:bidi="zh_TW"/>
+          </w:rPr>
+          <w:rPr>
+            <w:color w:val="0000EE"/>
+            <w:u w:val="single"/>
+          </w:rPr>
+          <w:t>來1:4</w:t>
+        </w:r>
+      </w:hyperlink>
+      <w:r>
+        <w:rPr>
+          <w:lang w:val="zh_TW" w:bidi="zh_TW"/>
+        </w:rPr>
+        <w:t>），並被立為萬有的承繼者（</w:t>
+      </w:r>
+      <w:hyperlink r:id="rId101">
+        <w:r>
+          <w:rPr>
+            <w:lang w:val="zh_TW" w:bidi="zh_TW"/>
+          </w:rPr>
+          <w:rPr>
+            <w:color w:val="0000EE"/>
+            <w:u w:val="single"/>
+          </w:rPr>
+          <w:t>來1:2</w:t>
+        </w:r>
+      </w:hyperlink>
+      <w:r>
+        <w:rPr>
+          <w:lang w:val="zh_TW" w:bidi="zh_TW"/>
+        </w:rPr>
+        <w:t>；見</w:t>
+      </w:r>
+      <w:hyperlink r:id="rId102">
+        <w:r>
+          <w:rPr>
+            <w:lang w:val="zh_TW" w:bidi="zh_TW"/>
+          </w:rPr>
+          <w:rPr>
+            <w:color w:val="0000EE"/>
+            <w:u w:val="single"/>
+          </w:rPr>
+          <w:t>詩2:7–8</w:t>
+        </w:r>
+      </w:hyperlink>
+      <w:r>
+        <w:rPr>
+          <w:lang w:val="zh_TW" w:bidi="zh_TW"/>
+        </w:rPr>
+        <w:t>；</w:t>
+      </w:r>
+      <w:hyperlink r:id="rId103">
+        <w:r>
+          <w:rPr>
+            <w:lang w:val="zh_TW" w:bidi="zh_TW"/>
+          </w:rPr>
+          <w:rPr>
+            <w:color w:val="0000EE"/>
+            <w:u w:val="single"/>
+          </w:rPr>
+          <w:t>太28:18</w:t>
+        </w:r>
+      </w:hyperlink>
+      <w:r>
+        <w:rPr>
+          <w:lang w:val="zh_TW" w:bidi="zh_TW"/>
+        </w:rPr>
+        <w:t>）。但藉著祂的恩典，凡藉著信心歸於祂的人，都成為與祂一同承繼產業的後嗣（</w:t>
+      </w:r>
+      <w:hyperlink r:id="rId104">
+        <w:r>
+          <w:rPr>
+            <w:lang w:val="zh_TW" w:bidi="zh_TW"/>
+          </w:rPr>
+          <w:rPr>
+            <w:color w:val="0000EE"/>
+            <w:u w:val="single"/>
+          </w:rPr>
+          <w:t>羅8:17</w:t>
+        </w:r>
+      </w:hyperlink>
+      <w:r>
+        <w:rPr>
+          <w:lang w:val="zh_TW" w:bidi="zh_TW"/>
+        </w:rPr>
+        <w:t>）。</w:t>
+      </w:r>
+    </w:p>
+    <w:p>
+      <w:pPr>
+        <w:pStyle w:val="Heading4"/>
+      </w:pPr>
+      <w:r>
+        <w:rPr>
+          <w:lang w:val="zh_TW" w:bidi="zh_TW"/>
+        </w:rPr>
+        <w:t>神的產業</w:t>
+      </w:r>
+    </w:p>
+    <w:p>
+      <w:pPr/>
+      <w:r>
+        <w:rPr>
+          <w:lang w:val="zh_TW" w:bidi="zh_TW"/>
+        </w:rPr>
+      </w:r>
+      <w:r>
+        <w:rPr>
+          <w:lang w:val="zh_TW" w:bidi="zh_TW"/>
+        </w:rPr>
+        <w:t>聖經通過一個大膽的比喻轉換，將信徒稱為神的產業。在美麗的「摩西之歌」中，作者提到神是以色列人的父（</w:t>
+      </w:r>
+      <w:hyperlink r:id="rId105">
+        <w:r>
+          <w:rPr>
+            <w:lang w:val="zh_TW" w:bidi="zh_TW"/>
+          </w:rPr>
+          <w:rPr>
+            <w:color w:val="0000EE"/>
+            <w:u w:val="single"/>
+          </w:rPr>
+          <w:t>申32:6</w:t>
+        </w:r>
+      </w:hyperlink>
+      <w:r>
+        <w:rPr>
+          <w:lang w:val="zh_TW" w:bidi="zh_TW"/>
+        </w:rPr>
+        <w:t>），祂特別關心他們的產業（</w:t>
+      </w:r>
+      <w:hyperlink r:id="rId106">
+        <w:r>
+          <w:rPr>
+            <w:lang w:val="zh_TW" w:bidi="zh_TW"/>
+          </w:rPr>
+          <w:rPr>
+            <w:color w:val="0000EE"/>
+            <w:u w:val="single"/>
+          </w:rPr>
+          <w:t>8</w:t>
+        </w:r>
+      </w:hyperlink>
+      <w:r>
+        <w:rPr>
+          <w:lang w:val="zh_TW" w:bidi="zh_TW"/>
+        </w:rPr>
+        <w:t>節）。隨後經文解釋了為何神如此關注：「耶和華的分本是他的百姓；他的產業本是雅各」（</w:t>
+      </w:r>
+      <w:hyperlink r:id="rId107">
+        <w:r>
+          <w:rPr>
+            <w:lang w:val="zh_TW" w:bidi="zh_TW"/>
+          </w:rPr>
+          <w:rPr>
+            <w:color w:val="0000EE"/>
+            <w:u w:val="single"/>
+          </w:rPr>
+          <w:t>申32:9</w:t>
+        </w:r>
+      </w:hyperlink>
+      <w:r>
+        <w:rPr>
+          <w:lang w:val="zh_TW" w:bidi="zh_TW"/>
+        </w:rPr>
+        <w:t>）。這個主題在舊約中變得非常突出（例如，</w:t>
+      </w:r>
+      <w:hyperlink r:id="rId108">
+        <w:r>
+          <w:rPr>
+            <w:lang w:val="zh_TW" w:bidi="zh_TW"/>
+          </w:rPr>
+          <w:rPr>
+            <w:color w:val="0000EE"/>
+            <w:u w:val="single"/>
+          </w:rPr>
+          <w:t>申9:26–29</w:t>
+        </w:r>
+      </w:hyperlink>
+      <w:r>
+        <w:rPr>
+          <w:lang w:val="zh_TW" w:bidi="zh_TW"/>
+        </w:rPr>
+        <w:t>；</w:t>
+      </w:r>
+      <w:hyperlink r:id="rId109">
+        <w:r>
+          <w:rPr>
+            <w:lang w:val="zh_TW" w:bidi="zh_TW"/>
+          </w:rPr>
+          <w:rPr>
+            <w:color w:val="0000EE"/>
+            <w:u w:val="single"/>
+          </w:rPr>
+          <w:t>王上8:51–53</w:t>
+        </w:r>
+      </w:hyperlink>
+      <w:r>
+        <w:rPr>
+          <w:lang w:val="zh_TW" w:bidi="zh_TW"/>
+        </w:rPr>
+        <w:t>；</w:t>
+      </w:r>
+      <w:hyperlink r:id="rId110">
+        <w:r>
+          <w:rPr>
+            <w:lang w:val="zh_TW" w:bidi="zh_TW"/>
+          </w:rPr>
+          <w:rPr>
+            <w:color w:val="0000EE"/>
+            <w:u w:val="single"/>
+          </w:rPr>
+          <w:t>詩28:9</w:t>
+        </w:r>
+      </w:hyperlink>
+      <w:r>
+        <w:rPr>
+          <w:lang w:val="zh_TW" w:bidi="zh_TW"/>
+        </w:rPr>
+        <w:t>，</w:t>
+      </w:r>
+      <w:hyperlink r:id="rId111">
+        <w:r>
+          <w:rPr>
+            <w:lang w:val="zh_TW" w:bidi="zh_TW"/>
+          </w:rPr>
+          <w:rPr>
+            <w:color w:val="0000EE"/>
+            <w:u w:val="single"/>
+          </w:rPr>
+          <w:t>33:12</w:t>
+        </w:r>
+      </w:hyperlink>
+      <w:r>
+        <w:rPr>
+          <w:lang w:val="zh_TW" w:bidi="zh_TW"/>
+        </w:rPr>
+        <w:t>，</w:t>
+      </w:r>
+      <w:hyperlink r:id="rId112">
+        <w:r>
+          <w:rPr>
+            <w:lang w:val="zh_TW" w:bidi="zh_TW"/>
+          </w:rPr>
+          <w:rPr>
+            <w:color w:val="0000EE"/>
+            <w:u w:val="single"/>
+          </w:rPr>
+          <w:t>74:2</w:t>
+        </w:r>
+      </w:hyperlink>
+      <w:r>
+        <w:rPr>
+          <w:lang w:val="zh_TW" w:bidi="zh_TW"/>
+        </w:rPr>
+        <w:t>；</w:t>
+      </w:r>
+      <w:hyperlink r:id="rId113">
+        <w:r>
+          <w:rPr>
+            <w:lang w:val="zh_TW" w:bidi="zh_TW"/>
+          </w:rPr>
+          <w:rPr>
+            <w:color w:val="0000EE"/>
+            <w:u w:val="single"/>
+          </w:rPr>
+          <w:t>賽19:25</w:t>
+        </w:r>
+      </w:hyperlink>
+      <w:r>
+        <w:rPr>
+          <w:lang w:val="zh_TW" w:bidi="zh_TW"/>
+        </w:rPr>
+        <w:t>；</w:t>
+      </w:r>
+      <w:hyperlink r:id="rId114">
+        <w:r>
+          <w:rPr>
+            <w:lang w:val="zh_TW" w:bidi="zh_TW"/>
+          </w:rPr>
+          <w:rPr>
+            <w:color w:val="0000EE"/>
+            <w:u w:val="single"/>
+          </w:rPr>
+          <w:t>耶10:16</w:t>
+        </w:r>
+      </w:hyperlink>
+      <w:r>
+        <w:rPr>
+          <w:lang w:val="zh_TW" w:bidi="zh_TW"/>
+        </w:rPr>
+        <w:t>；</w:t>
+      </w:r>
+      <w:hyperlink r:id="rId115">
+        <w:r>
+          <w:rPr>
+            <w:lang w:val="zh_TW" w:bidi="zh_TW"/>
+          </w:rPr>
+          <w:rPr>
+            <w:color w:val="0000EE"/>
+            <w:u w:val="single"/>
+          </w:rPr>
+          <w:t>亞2:12</w:t>
+        </w:r>
+      </w:hyperlink>
+      <w:r>
+        <w:rPr>
+          <w:lang w:val="zh_TW" w:bidi="zh_TW"/>
+        </w:rPr>
+        <w:t>）。在其他經文，以色列被稱為神的特殊產業（例如，</w:t>
+      </w:r>
+      <w:hyperlink r:id="rId116">
+        <w:r>
+          <w:rPr>
+            <w:lang w:val="zh_TW" w:bidi="zh_TW"/>
+          </w:rPr>
+          <w:rPr>
+            <w:color w:val="0000EE"/>
+            <w:u w:val="single"/>
+          </w:rPr>
+          <w:t>出19:5</w:t>
+        </w:r>
+      </w:hyperlink>
+      <w:r>
+        <w:rPr>
+          <w:lang w:val="zh_TW" w:bidi="zh_TW"/>
+        </w:rPr>
+        <w:t>；</w:t>
+      </w:r>
+      <w:hyperlink r:id="rId117">
+        <w:r>
+          <w:rPr>
+            <w:lang w:val="zh_TW" w:bidi="zh_TW"/>
+          </w:rPr>
+          <w:rPr>
+            <w:color w:val="0000EE"/>
+            <w:u w:val="single"/>
+          </w:rPr>
+          <w:t>申7:6</w:t>
+        </w:r>
+      </w:hyperlink>
+      <w:r>
+        <w:rPr>
+          <w:lang w:val="zh_TW" w:bidi="zh_TW"/>
+        </w:rPr>
+        <w:t>）。</w:t>
+      </w:r>
+    </w:p>
+    <w:p>
+      <w:pPr/>
+      <w:r>
+        <w:rPr>
+          <w:lang w:val="zh_TW" w:bidi="zh_TW"/>
+        </w:rPr>
+      </w:r>
+      <w:r>
+        <w:rPr>
+          <w:lang w:val="zh_TW" w:bidi="zh_TW"/>
+        </w:rPr>
+        <w:t>在</w:t>
+      </w:r>
+      <w:hyperlink r:id="rId118">
+        <w:r>
+          <w:rPr>
+            <w:lang w:val="zh_TW" w:bidi="zh_TW"/>
+          </w:rPr>
+          <w:rPr>
+            <w:color w:val="0000EE"/>
+            <w:u w:val="single"/>
+          </w:rPr>
+          <w:t>以弗所書一章14節</w:t>
+        </w:r>
+      </w:hyperlink>
+      <w:r>
+        <w:rPr>
+          <w:lang w:val="zh_TW" w:bidi="zh_TW"/>
+        </w:rPr>
+        <w:t>中，「得基業的憑據被贖」指的是信徒的最終救贖，他們是神的珍寶。而且，「我們也在他裡面得了基業」（</w:t>
+      </w:r>
+      <w:hyperlink r:id="rId119">
+        <w:r>
+          <w:rPr>
+            <w:lang w:val="zh_TW" w:bidi="zh_TW"/>
+          </w:rPr>
+          <w:rPr>
+            <w:color w:val="0000EE"/>
+            <w:u w:val="single"/>
+          </w:rPr>
+          <w:t>弗1:11</w:t>
+        </w:r>
+      </w:hyperlink>
+      <w:r>
+        <w:rPr>
+          <w:lang w:val="zh_TW" w:bidi="zh_TW"/>
+        </w:rPr>
+        <w:t>）也可以翻譯為「我們被做成了基業」，即被「選為神的份」，這一觀點在第</w:t>
+      </w:r>
+      <w:hyperlink r:id="rId120">
+        <w:r>
+          <w:rPr>
+            <w:lang w:val="zh_TW" w:bidi="zh_TW"/>
+          </w:rPr>
+          <w:rPr>
+            <w:color w:val="0000EE"/>
+            <w:u w:val="single"/>
+          </w:rPr>
+          <w:t>18</w:t>
+        </w:r>
+      </w:hyperlink>
+      <w:r>
+        <w:rPr>
+          <w:lang w:val="zh_TW" w:bidi="zh_TW"/>
+        </w:rPr>
+        <w:t>節得到支持。這種觀念在聖經中再根本不過，其精髓在於坐在寶座上的那位所說的話：「得勝的，必承受這些為業：我要作他的神，他要作我的兒子」（</w:t>
+      </w:r>
+      <w:hyperlink r:id="rId121">
+        <w:r>
+          <w:rPr>
+            <w:lang w:val="zh_TW" w:bidi="zh_TW"/>
+          </w:rPr>
+          <w:rPr>
+            <w:color w:val="0000EE"/>
+            <w:u w:val="single"/>
+          </w:rPr>
+          <w:t>啟21:7</w:t>
+        </w:r>
+      </w:hyperlink>
+      <w:r>
+        <w:rPr>
+          <w:lang w:val="zh_TW" w:bidi="zh_TW"/>
+        </w:rPr>
+        <w:t>；見</w:t>
+      </w:r>
+      <w:hyperlink r:id="rId122">
+        <w:r>
+          <w:rPr>
+            <w:lang w:val="zh_TW" w:bidi="zh_TW"/>
+          </w:rPr>
+          <w:rPr>
+            <w:color w:val="0000EE"/>
+            <w:u w:val="single"/>
+          </w:rPr>
+          <w:t>利26:11–12</w:t>
+        </w:r>
+      </w:hyperlink>
+      <w:r>
+        <w:rPr>
+          <w:lang w:val="zh_TW" w:bidi="zh_TW"/>
+        </w:rPr>
+        <w:t>；</w:t>
+      </w:r>
+      <w:hyperlink r:id="rId123">
+        <w:r>
+          <w:rPr>
+            <w:lang w:val="zh_TW" w:bidi="zh_TW"/>
+          </w:rPr>
+          <w:rPr>
+            <w:color w:val="0000EE"/>
+            <w:u w:val="single"/>
+          </w:rPr>
+          <w:t>撒下7:14</w:t>
+        </w:r>
+      </w:hyperlink>
+      <w:r>
+        <w:rPr>
+          <w:lang w:val="zh_TW" w:bidi="zh_TW"/>
+        </w:rPr>
+        <w:t>）。</w:t>
+      </w:r>
+    </w:p>
+    <w:p>
+      <w:pPr/>
+      <w:r>
+        <w:rPr>
+          <w:lang w:val="zh_TW" w:bidi="zh_TW"/>
+        </w:rPr>
+      </w:r>
+      <w:r>
+        <w:rPr>
+          <w:i/>
+          <w:lang w:val="zh_TW" w:bidi="zh_TW"/>
+        </w:rPr>
         <w:t>另見</w:t>
       </w:r>
       <w:r>
         <w:rPr>
           <w:lang w:val="zh_TW" w:bidi="zh_TW"/>
         </w:rPr>
-        <w:t xml:space="preserve"> </w:t>
-      </w:r>
-      <w:r>
-        <w:rPr>
-          <w:lang w:val="zh_TW" w:bidi="zh_TW"/>
-        </w:rPr>
-        <w:t>會幕</w:t>
+        <w:t>兒子的名分</w:t>
       </w:r>
       <w:r>
         <w:rPr>
@@ -618,7 +2689,31 @@
         <w:rPr>
           <w:lang w:val="zh_TW" w:bidi="zh_TW"/>
         </w:rPr>
-        <w:t>聖殿</w:t>
+        <w:t>長子的名分</w:t>
+      </w:r>
+      <w:r>
+        <w:rPr>
+          <w:lang w:val="zh_TW" w:bidi="zh_TW"/>
+        </w:rPr>
+        <w:t>；</w:t>
+      </w:r>
+      <w:r>
+        <w:rPr>
+          <w:lang w:val="zh_TW" w:bidi="zh_TW"/>
+        </w:rPr>
+        <w:t>長子</w:t>
+      </w:r>
+      <w:r>
+        <w:rPr>
+          <w:lang w:val="zh_TW" w:bidi="zh_TW"/>
+        </w:rPr>
+        <w:t>；</w:t>
+      </w:r>
+      <w:r>
+        <w:rPr>
+          <w:lang w:val="zh_TW" w:bidi="zh_TW"/>
+        </w:rPr>
+        <w:t>繼承人</w:t>
       </w:r>
       <w:r>
         <w:rPr>

--- a/zht/docx/015.content.docx
+++ b/zht/docx/015.content.docx
@@ -19,7 +19,7 @@
         <w:rPr>
           <w:lang w:val="zh_TW" w:bidi="zh_TW"/>
         </w:rPr>
-        <w:t>Resource: Tyndale Open Bible Dictionary</w:t>
+        <w:t>Resource: Aquifer Open Bible Dictionary</w:t>
       </w:r>
       <w:r>
         <w:rPr>
@@ -112,7 +112,7 @@
         <w:rPr>
           <w:lang w:val="zh_TW" w:bidi="zh_TW"/>
         </w:rPr>
-        <w:t>Tyndale Open Bible Dictionary</w:t>
+        <w:t>Aquifer Open Bible Dictionary</w:t>
       </w:r>
     </w:p>
     <w:p>

--- a/zht/docx/015.content.docx
+++ b/zht/docx/015.content.docx
@@ -149,7 +149,7 @@
         <w:rPr>
           <w:lang w:val="zh_TW" w:bidi="zh_TW"/>
         </w:rPr>
-        <w:t>chan</w:t>
+        <w:t>cai</w:t>
       </w:r>
       <w:r>
         <w:rPr>
@@ -212,7 +212,7 @@
         <w:rPr>
           <w:lang w:val="zh_TW" w:bidi="zh_TW"/>
         </w:rPr>
-        <w:t>產業</w:t>
+        <w:t>財富</w:t>
       </w:r>
       <w:r>
         <w:rPr>
@@ -231,29 +231,61 @@
         <w:rPr>
           <w:lang w:val="zh_TW" w:bidi="zh_TW"/>
         </w:rPr>
-        <w:t>遺產或遺贈。產業在聖經中扮演著異常重要的角色，尤其當它被用來傳達神學真理時。正如我們所預期的，這些神學應用反映了舊約和新約時期的律法習俗。</w:t>
-      </w:r>
-    </w:p>
-    <w:p>
-      <w:pPr>
-        <w:pStyle w:val="Heading3"/>
-      </w:pPr>
-      <w:r>
-        <w:rPr>
-          <w:lang w:val="zh_TW" w:bidi="zh_TW"/>
-        </w:rPr>
-        <w:t>律法和歷史方面</w:t>
-      </w:r>
-    </w:p>
-    <w:p>
-      <w:pPr>
-        <w:pStyle w:val="Heading4"/>
-      </w:pPr>
-      <w:r>
-        <w:rPr>
-          <w:lang w:val="zh_TW" w:bidi="zh_TW"/>
-        </w:rPr>
-        <w:t>族長時期</w:t>
+        <w:t>財富通常以金錢或財產的數量來衡量，其中包括土地、建築物、牲畜，甚至奴隸（</w:t>
+      </w:r>
+      <w:hyperlink r:id="rId13">
+        <w:r>
+          <w:rPr>
+            <w:lang w:val="zh_TW" w:bidi="zh_TW"/>
+          </w:rPr>
+          <w:rPr>
+            <w:color w:val="0000EE"/>
+            <w:u w:val="single"/>
+          </w:rPr>
+          <w:t>以賽亞書5:8–10</w:t>
+        </w:r>
+      </w:hyperlink>
+      <w:r>
+        <w:rPr>
+          <w:lang w:val="zh_TW" w:bidi="zh_TW"/>
+        </w:rPr>
+        <w:t>；</w:t>
+      </w:r>
+      <w:hyperlink r:id="rId14">
+        <w:r>
+          <w:rPr>
+            <w:lang w:val="zh_TW" w:bidi="zh_TW"/>
+          </w:rPr>
+          <w:rPr>
+            <w:color w:val="0000EE"/>
+            <w:u w:val="single"/>
+          </w:rPr>
+          <w:t>撒母耳記上25:2–3</w:t>
+        </w:r>
+      </w:hyperlink>
+      <w:r>
+        <w:rPr>
+          <w:lang w:val="zh_TW" w:bidi="zh_TW"/>
+        </w:rPr>
+        <w:t>，</w:t>
+      </w:r>
+      <w:hyperlink r:id="rId15">
+        <w:r>
+          <w:rPr>
+            <w:lang w:val="zh_TW" w:bidi="zh_TW"/>
+          </w:rPr>
+          <w:rPr>
+            <w:color w:val="0000EE"/>
+            <w:u w:val="single"/>
+          </w:rPr>
+          <w:t>8:11–18</w:t>
+        </w:r>
+      </w:hyperlink>
+      <w:r>
+        <w:rPr>
+          <w:lang w:val="zh_TW" w:bidi="zh_TW"/>
+        </w:rPr>
+        <w:t>）。</w:t>
       </w:r>
     </w:p>
     <w:p>
@@ -267,108 +299,7 @@
         <w:rPr>
           <w:lang w:val="zh_TW" w:bidi="zh_TW"/>
         </w:rPr>
-        <w:t>創世記中有關族長的故事，讓我們了解到公元前二千紀早期的習俗。例如，這些敘述顯示出長子通常期望獲得長子的名分。然而，也有許多例外。以實瑪利（</w:t>
-      </w:r>
-      <w:hyperlink r:id="rId13">
-        <w:r>
-          <w:rPr>
-            <w:lang w:val="zh_TW" w:bidi="zh_TW"/>
-          </w:rPr>
-          <w:rPr>
-            <w:color w:val="0000EE"/>
-            <w:u w:val="single"/>
-          </w:rPr>
-          <w:t>創16:15</w:t>
-        </w:r>
-      </w:hyperlink>
-      <w:r>
-        <w:rPr>
-          <w:lang w:val="zh_TW" w:bidi="zh_TW"/>
-        </w:rPr>
-        <w:t>，</w:t>
-      </w:r>
-      <w:hyperlink r:id="rId14">
-        <w:r>
-          <w:rPr>
-            <w:lang w:val="zh_TW" w:bidi="zh_TW"/>
-          </w:rPr>
-          <w:rPr>
-            <w:color w:val="0000EE"/>
-            <w:u w:val="single"/>
-          </w:rPr>
-          <w:t>17:15–21</w:t>
-        </w:r>
-      </w:hyperlink>
-      <w:r>
-        <w:rPr>
-          <w:lang w:val="zh_TW" w:bidi="zh_TW"/>
-        </w:rPr>
-        <w:t>）、以掃（</w:t>
-      </w:r>
-      <w:hyperlink r:id="rId15">
-        <w:r>
-          <w:rPr>
-            <w:lang w:val="zh_TW" w:bidi="zh_TW"/>
-          </w:rPr>
-          <w:rPr>
-            <w:color w:val="0000EE"/>
-            <w:u w:val="single"/>
-          </w:rPr>
-          <w:t>25:23</w:t>
-        </w:r>
-      </w:hyperlink>
-      <w:r>
-        <w:rPr>
-          <w:lang w:val="zh_TW" w:bidi="zh_TW"/>
-        </w:rPr>
-        <w:t>）、和呂便（</w:t>
-      </w:r>
-      <w:hyperlink r:id="rId16">
-        <w:r>
-          <w:rPr>
-            <w:lang w:val="zh_TW" w:bidi="zh_TW"/>
-          </w:rPr>
-          <w:rPr>
-            <w:color w:val="0000EE"/>
-            <w:u w:val="single"/>
-          </w:rPr>
-          <w:t>49:3–4</w:t>
-        </w:r>
-      </w:hyperlink>
-      <w:r>
-        <w:rPr>
-          <w:lang w:val="zh_TW" w:bidi="zh_TW"/>
-        </w:rPr>
-        <w:t>）都沒有得到長子的名分。另一個特別值得注意的例子是亞伯拉罕提出的，就是在沒有兒子的情況下，他的僕人以利以謝可以被視為繼承人（</w:t>
-      </w:r>
-      <w:hyperlink r:id="rId17">
-        <w:r>
-          <w:rPr>
-            <w:lang w:val="zh_TW" w:bidi="zh_TW"/>
-          </w:rPr>
-          <w:rPr>
-            <w:color w:val="0000EE"/>
-            <w:u w:val="single"/>
-          </w:rPr>
-          <w:t>15:2–5</w:t>
-        </w:r>
-      </w:hyperlink>
-      <w:r>
-        <w:rPr>
-          <w:lang w:val="zh_TW" w:bidi="zh_TW"/>
-        </w:rPr>
-        <w:t>）；學者們在第二千年的戶利安（Hurrian）法律文獻中找到了這種做法的證據。</w:t>
-      </w:r>
-    </w:p>
-    <w:p>
-      <w:pPr>
-        <w:pStyle w:val="Heading4"/>
-      </w:pPr>
-      <w:r>
-        <w:rPr>
-          <w:lang w:val="zh_TW" w:bidi="zh_TW"/>
-        </w:rPr>
-        <w:t>希伯來民族（The Hebrew Nation）</w:t>
+        <w:t>正如希伯來文「財富」一詞所暗示的，龐大的財富會帶來巨大的影響力和權力。</w:t>
       </w:r>
     </w:p>
     <w:p>
@@ -382,9 +313,9 @@
         <w:rPr>
           <w:lang w:val="zh_TW" w:bidi="zh_TW"/>
         </w:rPr>
-        <w:t>根據</w:t>
-      </w:r>
-      <w:hyperlink r:id="rId18">
+        <w:t>聖經對於財富的看法不一。有時，它描述物質財富是神祝福的記號（例如，</w:t>
+      </w:r>
+      <w:hyperlink r:id="rId16">
         <w:r>
           <w:rPr>
             <w:lang w:val="zh_TW" w:bidi="zh_TW"/>
@@ -393,40 +324,16 @@
             <w:color w:val="0000EE"/>
             <w:u w:val="single"/>
           </w:rPr>
-          <w:t>申命記二十一章15至17節</w:t>
+          <w:t>創世記24:35</w:t>
         </w:r>
       </w:hyperlink>
       <w:r>
         <w:rPr>
           <w:lang w:val="zh_TW" w:bidi="zh_TW"/>
         </w:rPr>
-        <w:t>，希伯來的長子在律法上有權獲得雙倍的產業份額。以色列人的律法也通過</w:t>
-      </w:r>
-      <w:r>
-        <w:rPr>
-          <w:lang w:val="zh_TW" w:bidi="zh_TW"/>
-        </w:rPr>
-        <w:t>利未婚姻（</w:t>
-      </w:r>
-      <w:r>
-        <w:rPr>
-          <w:lang w:val="zh_TW" w:bidi="zh_TW"/>
-        </w:rPr>
-        <w:t>levirate marriage</w:t>
-      </w:r>
-      <w:r>
-        <w:rPr>
-          <w:lang w:val="zh_TW" w:bidi="zh_TW"/>
-        </w:rPr>
-        <w:t>）</w:t>
-      </w:r>
-      <w:r>
-        <w:rPr>
-          <w:lang w:val="zh_TW" w:bidi="zh_TW"/>
-        </w:rPr>
-        <w:t>的做法為寡婦提供保障（</w:t>
-      </w:r>
-      <w:hyperlink r:id="rId19">
+        <w:t>），但在其它時候，聖經則將富有與邪惡聯繫在一起（例如，</w:t>
+      </w:r>
+      <w:hyperlink r:id="rId17">
         <w:r>
           <w:rPr>
             <w:lang w:val="zh_TW" w:bidi="zh_TW"/>
@@ -435,43 +342,7 @@
             <w:color w:val="0000EE"/>
             <w:u w:val="single"/>
           </w:rPr>
-          <w:t>申25:5</w:t>
-        </w:r>
-      </w:hyperlink>
-      <w:r>
-        <w:rPr>
-          <w:lang w:val="zh_TW" w:bidi="zh_TW"/>
-        </w:rPr>
-        <w:t>；見</w:t>
-      </w:r>
-      <w:hyperlink r:id="rId20">
-        <w:r>
-          <w:rPr>
-            <w:lang w:val="zh_TW" w:bidi="zh_TW"/>
-          </w:rPr>
-          <w:rPr>
-            <w:color w:val="0000EE"/>
-            <w:u w:val="single"/>
-          </w:rPr>
-          <w:t>創38:8</w:t>
-        </w:r>
-      </w:hyperlink>
-      <w:r>
-        <w:rPr>
-          <w:lang w:val="zh_TW" w:bidi="zh_TW"/>
-        </w:rPr>
-        <w:t>；</w:t>
-      </w:r>
-      <w:hyperlink r:id="rId21">
-        <w:r>
-          <w:rPr>
-            <w:lang w:val="zh_TW" w:bidi="zh_TW"/>
-          </w:rPr>
-          <w:rPr>
-            <w:color w:val="0000EE"/>
-            <w:u w:val="single"/>
-          </w:rPr>
-          <w:t>得4:5</w:t>
+          <w:t>詩篇37:7、16</w:t>
         </w:r>
       </w:hyperlink>
       <w:r>
@@ -492,7 +363,79 @@
         <w:rPr>
           <w:lang w:val="zh_TW" w:bidi="zh_TW"/>
         </w:rPr>
-        <w:t>根據</w:t>
+        <w:t>神創造萬物供人享受（</w:t>
+      </w:r>
+      <w:hyperlink r:id="rId18">
+        <w:r>
+          <w:rPr>
+            <w:lang w:val="zh_TW" w:bidi="zh_TW"/>
+          </w:rPr>
+          <w:rPr>
+            <w:color w:val="0000EE"/>
+            <w:u w:val="single"/>
+          </w:rPr>
+          <w:t>提摩太前書6:17</w:t>
+        </w:r>
+      </w:hyperlink>
+      <w:r>
+        <w:rPr>
+          <w:lang w:val="zh_TW" w:bidi="zh_TW"/>
+        </w:rPr>
+        <w:t>）。富有的人應該感謝神，而不是以自己的財富為傲或將信心放在自己擁有的財富上。世上萬物都屬於創造萬物的神（</w:t>
+      </w:r>
+      <w:hyperlink r:id="rId19">
+        <w:r>
+          <w:rPr>
+            <w:lang w:val="zh_TW" w:bidi="zh_TW"/>
+          </w:rPr>
+          <w:rPr>
+            <w:color w:val="0000EE"/>
+            <w:u w:val="single"/>
+          </w:rPr>
+          <w:t>詩篇24:1</w:t>
+        </w:r>
+      </w:hyperlink>
+      <w:r>
+        <w:rPr>
+          <w:lang w:val="zh_TW" w:bidi="zh_TW"/>
+        </w:rPr>
+        <w:t>）。但聖經也警告有些財富是來自不公義之舉，而不是神的祝福（</w:t>
+      </w:r>
+      <w:hyperlink r:id="rId20">
+        <w:r>
+          <w:rPr>
+            <w:lang w:val="zh_TW" w:bidi="zh_TW"/>
+          </w:rPr>
+          <w:rPr>
+            <w:color w:val="0000EE"/>
+            <w:u w:val="single"/>
+          </w:rPr>
+          <w:t>哈巴谷書 2：9–11</w:t>
+        </w:r>
+      </w:hyperlink>
+      <w:r>
+        <w:rPr>
+          <w:lang w:val="zh_TW" w:bidi="zh_TW"/>
+        </w:rPr>
+        <w:t>；</w:t>
+      </w:r>
+      <w:hyperlink r:id="rId21">
+        <w:r>
+          <w:rPr>
+            <w:lang w:val="zh_TW" w:bidi="zh_TW"/>
+          </w:rPr>
+          <w:rPr>
+            <w:color w:val="0000EE"/>
+            <w:u w:val="single"/>
+          </w:rPr>
+          <w:t>阿摩司書 8：4–6</w:t>
+        </w:r>
+      </w:hyperlink>
+      <w:r>
+        <w:rPr>
+          <w:lang w:val="zh_TW" w:bidi="zh_TW"/>
+        </w:rPr>
+        <w:t>；</w:t>
       </w:r>
       <w:hyperlink r:id="rId22">
         <w:r>
@@ -503,25 +446,7 @@
             <w:color w:val="0000EE"/>
             <w:u w:val="single"/>
           </w:rPr>
-          <w:t>民數記二十七章1至11節</w:t>
-        </w:r>
-      </w:hyperlink>
-      <w:r>
-        <w:rPr>
-          <w:lang w:val="zh_TW" w:bidi="zh_TW"/>
-        </w:rPr>
-        <w:t>，西羅非哈的女兒們爭辯說，既然她們的父親沒有兒子，她們應該繼承遺產。因此，神規定如果一個男人沒有兒子就去世，遺產應該轉給他的女兒；如果他沒有女兒，則轉給他的兄弟；如果他沒有兄弟，則轉給他最近的親屬。這個特別的事件也說明了保護家族財產的重要性：西羅非哈的女兒們不被允許嫁到瑪拿西支派以外，因為這將意味著財產會轉移到另一個支派（</w:t>
-      </w:r>
-      <w:hyperlink r:id="rId23">
-        <w:r>
-          <w:rPr>
-            <w:lang w:val="zh_TW" w:bidi="zh_TW"/>
-          </w:rPr>
-          <w:rPr>
-            <w:color w:val="0000EE"/>
-            <w:u w:val="single"/>
-          </w:rPr>
-          <w:t>民36章</w:t>
+          <w:t>耶利米書 22：13</w:t>
         </w:r>
       </w:hyperlink>
       <w:r>
@@ -542,7 +467,44 @@
         <w:rPr>
           <w:lang w:val="zh_TW" w:bidi="zh_TW"/>
         </w:rPr>
-        <w:t>以色列人對家族繼承財產的重視程度可以從</w:t>
+        <w:t>當財富是以正確的方式獲得時，它可以被視為是神的恩賜。大衛曾禱告說：「</w:t>
+      </w:r>
+      <w:r>
+        <w:rPr>
+          <w:lang w:val="zh_TW" w:bidi="zh_TW"/>
+        </w:rPr>
+        <w:t>豐富尊榮都從你而來</w:t>
+      </w:r>
+      <w:r>
+        <w:rPr>
+          <w:lang w:val="zh_TW" w:bidi="zh_TW"/>
+        </w:rPr>
+        <w:t>」（</w:t>
+      </w:r>
+      <w:hyperlink r:id="rId23">
+        <w:r>
+          <w:rPr>
+            <w:lang w:val="zh_TW" w:bidi="zh_TW"/>
+          </w:rPr>
+          <w:rPr>
+            <w:color w:val="0000EE"/>
+            <w:u w:val="single"/>
+          </w:rPr>
+          <w:t>歷代志上29:12</w:t>
+        </w:r>
+      </w:hyperlink>
+      <w:r>
+        <w:rPr>
+          <w:lang w:val="zh_TW" w:bidi="zh_TW"/>
+        </w:rPr>
+        <w:t>）。即使財富是透過辛勤工作賺得的，聖經教導我們，正是因神賜予我們才能和資源，我們才能夠賺取所得。</w:t>
+        <w:br/>
+      </w:r>
+      <w:r>
+        <w:rPr>
+          <w:lang w:val="zh_TW" w:bidi="zh_TW"/>
+        </w:rPr>
+        <w:t>耶穌在一萬銀子（</w:t>
       </w:r>
       <w:hyperlink r:id="rId24">
         <w:r>
@@ -553,14 +515,14 @@
             <w:color w:val="0000EE"/>
             <w:u w:val="single"/>
           </w:rPr>
-          <w:t>利未記二十五章25至28節</w:t>
+          <w:t>馬太福音25:14–30</w:t>
         </w:r>
       </w:hyperlink>
       <w:r>
         <w:rPr>
           <w:lang w:val="zh_TW" w:bidi="zh_TW"/>
         </w:rPr>
-        <w:t>看出。如果某人因經濟原因賣掉了他的土地，律法規定必須為他的親屬提供贖回的機會；如果他沒有近親，他仍然可以在日後購回，即使他無力購回，土地也會在禧年自動歸還給他，屆時所有債務都會一筆勾消（另見</w:t>
+        <w:t>）和十錠銀子（</w:t>
       </w:r>
       <w:hyperlink r:id="rId25">
         <w:r>
@@ -571,25 +533,14 @@
             <w:color w:val="0000EE"/>
             <w:u w:val="single"/>
           </w:rPr>
-          <w:t>利27:14–25</w:t>
+          <w:t>路加福音19:11–26</w:t>
         </w:r>
       </w:hyperlink>
       <w:r>
         <w:rPr>
           <w:lang w:val="zh_TW" w:bidi="zh_TW"/>
         </w:rPr>
-        <w:t>）。</w:t>
-      </w:r>
-    </w:p>
-    <w:p>
-      <w:pPr>
-        <w:pStyle w:val="Heading4"/>
-      </w:pPr>
-      <w:r>
-        <w:rPr>
-          <w:lang w:val="zh_TW" w:bidi="zh_TW"/>
-        </w:rPr>
-        <w:t>在新約中</w:t>
+        <w:t>）的比喻中，也教導了同樣的真理。</w:t>
       </w:r>
     </w:p>
     <w:p>
@@ -603,61 +554,7 @@
         <w:rPr>
           <w:lang w:val="zh_TW" w:bidi="zh_TW"/>
         </w:rPr>
-        <w:t>除了在</w:t>
-      </w:r>
-      <w:hyperlink r:id="rId26">
-        <w:r>
-          <w:rPr>
-            <w:lang w:val="zh_TW" w:bidi="zh_TW"/>
-          </w:rPr>
-          <w:rPr>
-            <w:color w:val="0000EE"/>
-            <w:u w:val="single"/>
-          </w:rPr>
-          <w:t>馬太福音二十二章23至33節</w:t>
-        </w:r>
-      </w:hyperlink>
-      <w:r>
-        <w:rPr>
-          <w:lang w:val="zh_TW" w:bidi="zh_TW"/>
-        </w:rPr>
-        <w:t>（</w:t>
-      </w:r>
-      <w:hyperlink r:id="rId27">
-        <w:r>
-          <w:rPr>
-            <w:lang w:val="zh_TW" w:bidi="zh_TW"/>
-          </w:rPr>
-          <w:rPr>
-            <w:color w:val="0000EE"/>
-            <w:u w:val="single"/>
-          </w:rPr>
-          <w:t>可12:18–27</w:t>
-        </w:r>
-      </w:hyperlink>
-      <w:r>
-        <w:rPr>
-          <w:lang w:val="zh_TW" w:bidi="zh_TW"/>
-        </w:rPr>
-        <w:t>；</w:t>
-      </w:r>
-      <w:hyperlink r:id="rId28">
-        <w:r>
-          <w:rPr>
-            <w:lang w:val="zh_TW" w:bidi="zh_TW"/>
-          </w:rPr>
-          <w:rPr>
-            <w:color w:val="0000EE"/>
-            <w:u w:val="single"/>
-          </w:rPr>
-          <w:t>路20:27–40</w:t>
-        </w:r>
-      </w:hyperlink>
-      <w:r>
-        <w:rPr>
-          <w:lang w:val="zh_TW" w:bidi="zh_TW"/>
-        </w:rPr>
-        <w:t>）提到的利未婚姻外，新約幾乎沒有提及羅馬時代的財產轉讓原則。</w:t>
+        <w:t>聖經並未說擁有財富本身是錯的。如果擁有財富是罪，那麼十誡中禁止偷盜和貪戀的戒律就失去了意義。耶穌也從未說過富有本身是罪。</w:t>
       </w:r>
     </w:p>
     <w:p>
@@ -671,7 +568,127 @@
         <w:rPr>
           <w:lang w:val="zh_TW" w:bidi="zh_TW"/>
         </w:rPr>
-        <w:t>在浪子的比喻中，家中的小兒子要求分得他的遺產份額（</w:t>
+        <w:t>然而，耶穌卻警告我們，錢財會使人難以進入神的國：「</w:t>
+      </w:r>
+      <w:r>
+        <w:rPr>
+          <w:lang w:val="zh_TW" w:bidi="zh_TW"/>
+        </w:rPr>
+        <w:t>有錢財的人進神的國是何等地難哪</w:t>
+      </w:r>
+      <w:r>
+        <w:rPr>
+          <w:lang w:val="zh_TW" w:bidi="zh_TW"/>
+        </w:rPr>
+        <w:t>！」（</w:t>
+      </w:r>
+      <w:hyperlink r:id="rId26">
+        <w:r>
+          <w:rPr>
+            <w:lang w:val="zh_TW" w:bidi="zh_TW"/>
+          </w:rPr>
+          <w:rPr>
+            <w:color w:val="0000EE"/>
+            <w:u w:val="single"/>
+          </w:rPr>
+          <w:t>馬可福音10:23</w:t>
+        </w:r>
+      </w:hyperlink>
+      <w:r>
+        <w:rPr>
+          <w:lang w:val="zh_TW" w:bidi="zh_TW"/>
+        </w:rPr>
+        <w:t>）。耶穌教導我們，財富可能會：</w:t>
+      </w:r>
+    </w:p>
+    <w:p>
+      <w:pPr>
+        <w:pStyle w:val="ListBullet"/>
+        <w:spacing w:line="240" w:lineRule="auto"/>
+        <w:ind w:left="720"/>
+      </w:pPr>
+      <w:r>
+        <w:rPr>
+          <w:lang w:val="zh_TW" w:bidi="zh_TW"/>
+        </w:rPr>
+      </w:r>
+      <w:r>
+        <w:rPr>
+          <w:lang w:val="zh_TW" w:bidi="zh_TW"/>
+        </w:rPr>
+        <w:t>破壞心中的平安（</w:t>
+      </w:r>
+      <w:hyperlink r:id="rId27">
+        <w:r>
+          <w:rPr>
+            <w:lang w:val="zh_TW" w:bidi="zh_TW"/>
+          </w:rPr>
+          <w:rPr>
+            <w:color w:val="0000EE"/>
+            <w:u w:val="single"/>
+          </w:rPr>
+          <w:t>馬太福音6:24–34</w:t>
+        </w:r>
+      </w:hyperlink>
+      <w:r>
+        <w:rPr>
+          <w:lang w:val="zh_TW" w:bidi="zh_TW"/>
+        </w:rPr>
+        <w:t>）</w:t>
+      </w:r>
+    </w:p>
+    <w:p>
+      <w:pPr>
+        <w:pStyle w:val="ListBullet"/>
+        <w:spacing w:line="240" w:lineRule="auto"/>
+        <w:ind w:left="720"/>
+      </w:pPr>
+      <w:r>
+        <w:rPr>
+          <w:lang w:val="zh_TW" w:bidi="zh_TW"/>
+        </w:rPr>
+      </w:r>
+      <w:r>
+        <w:rPr>
+          <w:lang w:val="zh_TW" w:bidi="zh_TW"/>
+        </w:rPr>
+        <w:t>使人對他人的需要視而不見（</w:t>
+      </w:r>
+      <w:hyperlink r:id="rId28">
+        <w:r>
+          <w:rPr>
+            <w:lang w:val="zh_TW" w:bidi="zh_TW"/>
+          </w:rPr>
+          <w:rPr>
+            <w:color w:val="0000EE"/>
+            <w:u w:val="single"/>
+          </w:rPr>
+          <w:t>路加福音16:19–31</w:t>
+        </w:r>
+      </w:hyperlink>
+      <w:r>
+        <w:rPr>
+          <w:lang w:val="zh_TW" w:bidi="zh_TW"/>
+        </w:rPr>
+        <w:t>）</w:t>
+      </w:r>
+    </w:p>
+    <w:p>
+      <w:pPr>
+        <w:pStyle w:val="ListBullet"/>
+        <w:spacing w:line="240" w:lineRule="auto"/>
+        <w:ind w:left="720"/>
+      </w:pPr>
+      <w:r>
+        <w:rPr>
+          <w:lang w:val="zh_TW" w:bidi="zh_TW"/>
+        </w:rPr>
+      </w:r>
+      <w:r>
+        <w:rPr>
+          <w:lang w:val="zh_TW" w:bidi="zh_TW"/>
+        </w:rPr>
+        <w:t>阻擋通往永生的道路（</w:t>
       </w:r>
       <w:hyperlink r:id="rId29">
         <w:r>
@@ -682,14 +699,50 @@
             <w:color w:val="0000EE"/>
             <w:u w:val="single"/>
           </w:rPr>
-          <w:t>路15:12</w:t>
+          <w:t>馬可福音10:17–27</w:t>
         </w:r>
       </w:hyperlink>
       <w:r>
         <w:rPr>
           <w:lang w:val="zh_TW" w:bidi="zh_TW"/>
         </w:rPr>
-        <w:t>）。值得注意的是，那位長子以虛假的虔誠態度，對於弟弟的行為表示不滿，當他弟弟要求分家產時，長子並沒有抗議；相反，長子也沒有抱怨地接受了他的一份家產——很可能是雙倍份額。</w:t>
+        <w:t>）</w:t>
+      </w:r>
+    </w:p>
+    <w:p>
+      <w:pPr>
+        <w:pStyle w:val="ListBullet"/>
+        <w:spacing w:line="240" w:lineRule="auto"/>
+        <w:ind w:left="720"/>
+      </w:pPr>
+      <w:r>
+        <w:rPr>
+          <w:lang w:val="zh_TW" w:bidi="zh_TW"/>
+        </w:rPr>
+      </w:r>
+      <w:r>
+        <w:rPr>
+          <w:lang w:val="zh_TW" w:bidi="zh_TW"/>
+        </w:rPr>
+        <w:t>帶來神的審判（</w:t>
+      </w:r>
+      <w:hyperlink r:id="rId30">
+        <w:r>
+          <w:rPr>
+            <w:lang w:val="zh_TW" w:bidi="zh_TW"/>
+          </w:rPr>
+          <w:rPr>
+            <w:color w:val="0000EE"/>
+            <w:u w:val="single"/>
+          </w:rPr>
+          <w:t>路加福音12:16–21</w:t>
+        </w:r>
+      </w:hyperlink>
+      <w:r>
+        <w:rPr>
+          <w:lang w:val="zh_TW" w:bidi="zh_TW"/>
+        </w:rPr>
+        <w:t>）</w:t>
       </w:r>
     </w:p>
     <w:p>
@@ -703,9 +756,9 @@
         <w:rPr>
           <w:lang w:val="zh_TW" w:bidi="zh_TW"/>
         </w:rPr>
-        <w:t>保羅在另一處重要的經文中（</w:t>
-      </w:r>
-      <w:hyperlink r:id="rId30">
+        <w:t>耶穌告訴祂的跟從者不要積攢個人財富（</w:t>
+      </w:r>
+      <w:hyperlink r:id="rId31">
         <w:r>
           <w:rPr>
             <w:lang w:val="zh_TW" w:bidi="zh_TW"/>
@@ -714,36 +767,32 @@
             <w:color w:val="0000EE"/>
             <w:u w:val="single"/>
           </w:rPr>
-          <w:t>加4:1–2</w:t>
+          <w:t>馬太福音6:19</w:t>
         </w:r>
       </w:hyperlink>
       <w:r>
         <w:rPr>
           <w:lang w:val="zh_TW" w:bidi="zh_TW"/>
         </w:rPr>
-        <w:t>）為了闡明一個神學觀點，提到一些世俗的做法。他告訴我們，繼承人在童年時期受監護人和管理人的監管，直到他實際繼承產業為止。保羅想要闡明的觀點非常清楚，但這個例子與我們所知的羅馬法律不符，可惜的是，學者們無法確定保羅所指的是哪種具體的社會習俗。或許，保羅並非嚴格地指某一法律制度，而是大致參考了他與加拉太人熟悉的某種社會習俗。</w:t>
-      </w:r>
-    </w:p>
-    <w:p>
-      <w:pPr>
-        <w:pStyle w:val="Heading3"/>
-      </w:pPr>
-      <w:r>
-        <w:rPr>
-          <w:lang w:val="zh_TW" w:bidi="zh_TW"/>
-        </w:rPr>
-        <w:t>神學方面</w:t>
-      </w:r>
-    </w:p>
-    <w:p>
-      <w:pPr>
-        <w:pStyle w:val="Heading4"/>
-      </w:pPr>
-      <w:r>
-        <w:rPr>
-          <w:lang w:val="zh_TW" w:bidi="zh_TW"/>
-        </w:rPr>
-        <w:t>迦南作為以色列的產業</w:t>
+        <w:t>），並稱讚那些為了神的國撇棄財產的人（</w:t>
+      </w:r>
+      <w:hyperlink r:id="rId32">
+        <w:r>
+          <w:rPr>
+            <w:lang w:val="zh_TW" w:bidi="zh_TW"/>
+          </w:rPr>
+          <w:rPr>
+            <w:color w:val="0000EE"/>
+            <w:u w:val="single"/>
+          </w:rPr>
+          <w:t>馬太福音19:29</w:t>
+        </w:r>
+      </w:hyperlink>
+      <w:r>
+        <w:rPr>
+          <w:lang w:val="zh_TW" w:bidi="zh_TW"/>
+        </w:rPr>
+        <w:t>）。</w:t>
       </w:r>
     </w:p>
     <w:p>
@@ -757,9 +806,9 @@
         <w:rPr>
           <w:lang w:val="zh_TW" w:bidi="zh_TW"/>
         </w:rPr>
-        <w:t>神將巴勒斯坦地賜給以色列人作為他們的產業的信念，在歷史和神學資料之間起到了橋樑作用。歷史元素在於一個明顯的事實，即應許之地（一個實體）確實被希伯來人佔領並分配給他們的支派。然而，神學上，聖經將這種佔領描述為神的禮物；事實上，即使是土地分配的方法也是基於土地屬於神的概念（</w:t>
-      </w:r>
-      <w:hyperlink r:id="rId31">
+        <w:t>耶穌的警告不是針對財富本身，而是針對人對錢財的錯誤態度和使用方式。對財富的渴求（而不是財富的擁有）會扼殺屬靈的成長（</w:t>
+      </w:r>
+      <w:hyperlink r:id="rId33">
         <w:r>
           <w:rPr>
             <w:lang w:val="zh_TW" w:bidi="zh_TW"/>
@@ -768,16 +817,16 @@
             <w:color w:val="0000EE"/>
             <w:u w:val="single"/>
           </w:rPr>
-          <w:t>利25:23</w:t>
+          <w:t>馬太福音13:22</w:t>
         </w:r>
       </w:hyperlink>
       <w:r>
         <w:rPr>
           <w:lang w:val="zh_TW" w:bidi="zh_TW"/>
         </w:rPr>
-        <w:t>；見</w:t>
-      </w:r>
-      <w:hyperlink r:id="rId32">
+        <w:t>）。貪婪導致那不寬容同伴僕人的墮落（</w:t>
+      </w:r>
+      <w:hyperlink r:id="rId34">
         <w:r>
           <w:rPr>
             <w:lang w:val="zh_TW" w:bidi="zh_TW"/>
@@ -786,16 +835,16 @@
             <w:color w:val="0000EE"/>
             <w:u w:val="single"/>
           </w:rPr>
-          <w:t>出15:17</w:t>
+          <w:t>馬太福音18:23–35</w:t>
         </w:r>
       </w:hyperlink>
       <w:r>
         <w:rPr>
           <w:lang w:val="zh_TW" w:bidi="zh_TW"/>
         </w:rPr>
-        <w:t>；</w:t>
-      </w:r>
-      <w:hyperlink r:id="rId33">
+        <w:t>），而導致財主毀滅的，是他的自私，而不是他的財富（</w:t>
+      </w:r>
+      <w:hyperlink r:id="rId35">
         <w:r>
           <w:rPr>
             <w:lang w:val="zh_TW" w:bidi="zh_TW"/>
@@ -804,16 +853,35 @@
             <w:color w:val="0000EE"/>
             <w:u w:val="single"/>
           </w:rPr>
-          <w:t>書22:27</w:t>
+          <w:t>路加福音16:19–26</w:t>
         </w:r>
       </w:hyperlink>
       <w:r>
         <w:rPr>
           <w:lang w:val="zh_TW" w:bidi="zh_TW"/>
         </w:rPr>
-        <w:t>；</w:t>
-      </w:r>
-      <w:hyperlink r:id="rId34">
+        <w:t>）。保羅總結說：「</w:t>
+      </w:r>
+      <w:r>
+        <w:rPr>
+          <w:i/>
+          <w:lang w:val="zh_TW" w:bidi="zh_TW"/>
+        </w:rPr>
+        <w:t>貪</w:t>
+      </w:r>
+      <w:r>
+        <w:rPr>
+          <w:lang w:val="zh_TW" w:bidi="zh_TW"/>
+        </w:rPr>
+        <w:t>財是萬惡之根</w:t>
+      </w:r>
+      <w:r>
+        <w:rPr>
+          <w:lang w:val="zh_TW" w:bidi="zh_TW"/>
+        </w:rPr>
+        <w:t>」（</w:t>
+      </w:r>
+      <w:hyperlink r:id="rId36">
         <w:r>
           <w:rPr>
             <w:lang w:val="zh_TW" w:bidi="zh_TW"/>
@@ -822,32 +890,14 @@
             <w:color w:val="0000EE"/>
             <w:u w:val="single"/>
           </w:rPr>
-          <w:t>結38:16</w:t>
+          <w:t>提摩太前書6:10</w:t>
         </w:r>
       </w:hyperlink>
       <w:r>
         <w:rPr>
           <w:lang w:val="zh_TW" w:bidi="zh_TW"/>
         </w:rPr>
-        <w:t>；</w:t>
-      </w:r>
-      <w:hyperlink r:id="rId35">
-        <w:r>
-          <w:rPr>
-            <w:lang w:val="zh_TW" w:bidi="zh_TW"/>
-          </w:rPr>
-          <w:rPr>
-            <w:color w:val="0000EE"/>
-            <w:u w:val="single"/>
-          </w:rPr>
-          <w:t>珥1:6</w:t>
-        </w:r>
-      </w:hyperlink>
-      <w:r>
-        <w:rPr>
-          <w:lang w:val="zh_TW" w:bidi="zh_TW"/>
-        </w:rPr>
-        <w:t>）。</w:t>
+        <w:t>，斜體是譯註加上強調）。</w:t>
       </w:r>
     </w:p>
     <w:p>
@@ -861,9 +911,9 @@
         <w:rPr>
           <w:lang w:val="zh_TW" w:bidi="zh_TW"/>
         </w:rPr>
-        <w:t>這個主題可以追溯到</w:t>
-      </w:r>
-      <w:hyperlink r:id="rId36">
+        <w:t>最大的危險是讓財富掌控一個人的生命。聖經警告我們，不要將物質的東西當作偶像（比如，</w:t>
+      </w:r>
+      <w:hyperlink r:id="rId37">
         <w:r>
           <w:rPr>
             <w:lang w:val="zh_TW" w:bidi="zh_TW"/>
@@ -872,16 +922,16 @@
             <w:color w:val="0000EE"/>
             <w:u w:val="single"/>
           </w:rPr>
-          <w:t>創世記十二章1至3節</w:t>
+          <w:t>申命記8:17–18</w:t>
         </w:r>
       </w:hyperlink>
       <w:r>
         <w:rPr>
           <w:lang w:val="zh_TW" w:bidi="zh_TW"/>
         </w:rPr>
-        <w:t>。神在揀選亞伯拉罕時，指示他搬到一個新的地方，並應許使他成為一個偉大且蒙福的國（</w:t>
-      </w:r>
-      <w:hyperlink r:id="rId37">
+        <w:t>；</w:t>
+      </w:r>
+      <w:hyperlink r:id="rId38">
         <w:r>
           <w:rPr>
             <w:lang w:val="zh_TW" w:bidi="zh_TW"/>
@@ -890,16 +940,16 @@
             <w:color w:val="0000EE"/>
             <w:u w:val="single"/>
           </w:rPr>
-          <w:t>來11:8</w:t>
+          <w:t>路加福音14:15–24</w:t>
         </w:r>
       </w:hyperlink>
       <w:r>
         <w:rPr>
           <w:lang w:val="zh_TW" w:bidi="zh_TW"/>
         </w:rPr>
-        <w:t>）。這個亞伯拉罕之約中土地的重要性，在後來變得更加明確：我們被告知神應許在以色列人於埃及經歷四個世紀的奴役之後，將迦南賜給亞伯拉罕的後裔（</w:t>
-      </w:r>
-      <w:hyperlink r:id="rId38">
+        <w:t>）。撒但曾試探耶穌，把財富和權力置於神之上（</w:t>
+      </w:r>
+      <w:hyperlink r:id="rId39">
         <w:r>
           <w:rPr>
             <w:lang w:val="zh_TW" w:bidi="zh_TW"/>
@@ -908,16 +958,16 @@
             <w:color w:val="0000EE"/>
             <w:u w:val="single"/>
           </w:rPr>
-          <w:t>創15:12–21</w:t>
+          <w:t>馬太福音4:8–9</w:t>
         </w:r>
       </w:hyperlink>
       <w:r>
         <w:rPr>
           <w:lang w:val="zh_TW" w:bidi="zh_TW"/>
         </w:rPr>
-        <w:t>；見</w:t>
-      </w:r>
-      <w:hyperlink r:id="rId39">
+        <w:t>）。但耶穌則明確警告我們不要事奉金錢為主（</w:t>
+      </w:r>
+      <w:hyperlink r:id="rId40">
         <w:r>
           <w:rPr>
             <w:lang w:val="zh_TW" w:bidi="zh_TW"/>
@@ -926,14 +976,32 @@
             <w:color w:val="0000EE"/>
             <w:u w:val="single"/>
           </w:rPr>
-          <w:t>徒7:5</w:t>
+          <w:t>馬太福音6:24</w:t>
         </w:r>
       </w:hyperlink>
       <w:r>
         <w:rPr>
           <w:lang w:val="zh_TW" w:bidi="zh_TW"/>
         </w:rPr>
-        <w:t>）。</w:t>
+        <w:t>）。耶穌吩咐這個年輕的富人變賣一切（</w:t>
+      </w:r>
+      <w:hyperlink r:id="rId41">
+        <w:r>
+          <w:rPr>
+            <w:lang w:val="zh_TW" w:bidi="zh_TW"/>
+          </w:rPr>
+          <w:rPr>
+            <w:color w:val="0000EE"/>
+            <w:u w:val="single"/>
+          </w:rPr>
+          <w:t>馬可福音10:17–22</w:t>
+        </w:r>
+      </w:hyperlink>
+      <w:r>
+        <w:rPr>
+          <w:lang w:val="zh_TW" w:bidi="zh_TW"/>
+        </w:rPr>
+        <w:t>）。這位富人被自己的財產所掌控。耶穌要他看清，財富已經成了他生命的主宰，好讓他學會放手，跟隨神。然而，他卻選擇緊抓財富，轉身離去。這清楚地揭示了人對財富的慾望是何等的強烈。</w:t>
       </w:r>
     </w:p>
     <w:p>
@@ -947,22 +1015,9 @@
         <w:rPr>
           <w:lang w:val="zh_TW" w:bidi="zh_TW"/>
         </w:rPr>
-        <w:t>由於迦南地被惡人佔據，這片土地必須用武力奪取；因此，繼承這片土地實際上意味著</w:t>
-      </w:r>
-      <w:r>
-        <w:rPr>
-          <w:i/>
-          <w:lang w:val="zh_TW" w:bidi="zh_TW"/>
-        </w:rPr>
-        <w:t>佔有</w:t>
-      </w:r>
-      <w:r>
-        <w:rPr>
-          <w:lang w:val="zh_TW" w:bidi="zh_TW"/>
-        </w:rPr>
-        <w:t>它。以色列必須信靠神（這片土地的擁有者）會賜給他們勝利（</w:t>
-      </w:r>
-      <w:hyperlink r:id="rId40">
+        <w:t>耶穌關於財富的教導不僅包含警告，也有正確態度的指引。那些將自己視為財產的管家而非擁有者的人，會找到許多方法將他們的財富用於神的事工（</w:t>
+      </w:r>
+      <w:hyperlink r:id="rId42">
         <w:r>
           <w:rPr>
             <w:lang w:val="zh_TW" w:bidi="zh_TW"/>
@@ -971,16 +1026,16 @@
             <w:color w:val="0000EE"/>
             <w:u w:val="single"/>
           </w:rPr>
-          <w:t>書1:1–9</w:t>
+          <w:t>路加福音12:42–44</w:t>
         </w:r>
       </w:hyperlink>
       <w:r>
         <w:rPr>
           <w:lang w:val="zh_TW" w:bidi="zh_TW"/>
         </w:rPr>
-        <w:t>，</w:t>
-      </w:r>
-      <w:hyperlink r:id="rId41">
+        <w:t>）。他們的財富不應使他們貪婪，而應讓他們以許多實際的方式表達愛（</w:t>
+      </w:r>
+      <w:hyperlink r:id="rId43">
         <w:r>
           <w:rPr>
             <w:lang w:val="zh_TW" w:bidi="zh_TW"/>
@@ -989,16 +1044,16 @@
             <w:color w:val="0000EE"/>
             <w:u w:val="single"/>
           </w:rPr>
-          <w:t>21:43–45</w:t>
+          <w:t>哥林多後書8:2</w:t>
         </w:r>
       </w:hyperlink>
       <w:r>
         <w:rPr>
           <w:lang w:val="zh_TW" w:bidi="zh_TW"/>
         </w:rPr>
-        <w:t>；</w:t>
-      </w:r>
-      <w:hyperlink r:id="rId42">
+        <w:t>）。他們的財富應該引導他們信靠神，而不是憂慮（</w:t>
+      </w:r>
+      <w:hyperlink r:id="rId44">
         <w:r>
           <w:rPr>
             <w:lang w:val="zh_TW" w:bidi="zh_TW"/>
@@ -1007,7 +1062,7 @@
             <w:color w:val="0000EE"/>
             <w:u w:val="single"/>
           </w:rPr>
-          <w:t>士7:2</w:t>
+          <w:t>路加福音12:29–31</w:t>
         </w:r>
       </w:hyperlink>
       <w:r>
@@ -1016,7 +1071,7 @@
         </w:rPr>
         <w:t>；</w:t>
       </w:r>
-      <w:hyperlink r:id="rId43">
+      <w:hyperlink r:id="rId18">
         <w:r>
           <w:rPr>
             <w:lang w:val="zh_TW" w:bidi="zh_TW"/>
@@ -1025,133 +1080,14 @@
             <w:color w:val="0000EE"/>
             <w:u w:val="single"/>
           </w:rPr>
-          <w:t>詩44:1–3</w:t>
+          <w:t>提摩太前書6:17</w:t>
         </w:r>
       </w:hyperlink>
       <w:r>
         <w:rPr>
           <w:lang w:val="zh_TW" w:bidi="zh_TW"/>
         </w:rPr>
-        <w:t>；</w:t>
-      </w:r>
-      <w:hyperlink r:id="rId44">
-        <w:r>
-          <w:rPr>
-            <w:lang w:val="zh_TW" w:bidi="zh_TW"/>
-          </w:rPr>
-          <w:rPr>
-            <w:color w:val="0000EE"/>
-            <w:u w:val="single"/>
-          </w:rPr>
-          <w:t>徒13:19</w:t>
-        </w:r>
-      </w:hyperlink>
-      <w:r>
-        <w:rPr>
-          <w:lang w:val="zh_TW" w:bidi="zh_TW"/>
-        </w:rPr>
-        <w:t>）。一旦他們征服了這片土地，土地便按支派的大小分配（根據</w:t>
-      </w:r>
-      <w:hyperlink r:id="rId45">
-        <w:r>
-          <w:rPr>
-            <w:lang w:val="zh_TW" w:bidi="zh_TW"/>
-          </w:rPr>
-          <w:rPr>
-            <w:color w:val="0000EE"/>
-            <w:u w:val="single"/>
-          </w:rPr>
-          <w:t>民26:52–54</w:t>
-        </w:r>
-      </w:hyperlink>
-      <w:r>
-        <w:rPr>
-          <w:lang w:val="zh_TW" w:bidi="zh_TW"/>
-        </w:rPr>
-        <w:t>中的指示）。神進一步命令百姓用拈鬮的方式來分配土地（</w:t>
-      </w:r>
-      <w:hyperlink r:id="rId46">
-        <w:r>
-          <w:rPr>
-            <w:lang w:val="zh_TW" w:bidi="zh_TW"/>
-          </w:rPr>
-          <w:rPr>
-            <w:color w:val="0000EE"/>
-            <w:u w:val="single"/>
-          </w:rPr>
-          <w:t>55–56節</w:t>
-        </w:r>
-      </w:hyperlink>
-      <w:r>
-        <w:rPr>
-          <w:lang w:val="zh_TW" w:bidi="zh_TW"/>
-        </w:rPr>
-        <w:t>）。因此，從最初對亞伯拉罕的應許，到實際的土地分配，甚至對未來的參照（</w:t>
-      </w:r>
-      <w:hyperlink r:id="rId47">
-        <w:r>
-          <w:rPr>
-            <w:lang w:val="zh_TW" w:bidi="zh_TW"/>
-          </w:rPr>
-          <w:rPr>
-            <w:color w:val="0000EE"/>
-            <w:u w:val="single"/>
-          </w:rPr>
-          <w:t>賽60:21</w:t>
-        </w:r>
-      </w:hyperlink>
-      <w:r>
-        <w:rPr>
-          <w:lang w:val="zh_TW" w:bidi="zh_TW"/>
-        </w:rPr>
-        <w:t>；</w:t>
-      </w:r>
-      <w:hyperlink r:id="rId48">
-        <w:r>
-          <w:rPr>
-            <w:lang w:val="zh_TW" w:bidi="zh_TW"/>
-          </w:rPr>
-          <w:rPr>
-            <w:color w:val="0000EE"/>
-            <w:u w:val="single"/>
-          </w:rPr>
-          <w:t>結45:1–8</w:t>
-        </w:r>
-      </w:hyperlink>
-      <w:r>
-        <w:rPr>
-          <w:lang w:val="zh_TW" w:bidi="zh_TW"/>
-        </w:rPr>
-        <w:t>，</w:t>
-      </w:r>
-      <w:hyperlink r:id="rId49">
-        <w:r>
-          <w:rPr>
-            <w:lang w:val="zh_TW" w:bidi="zh_TW"/>
-          </w:rPr>
-          <w:rPr>
-            <w:color w:val="0000EE"/>
-            <w:u w:val="single"/>
-          </w:rPr>
-          <w:t>47:13–48:29</w:t>
-        </w:r>
-      </w:hyperlink>
-      <w:r>
-        <w:rPr>
-          <w:lang w:val="zh_TW" w:bidi="zh_TW"/>
-        </w:rPr>
-        <w:t>），百姓清楚地知道他們的產業掌握在一位至高的主的手中。</w:t>
-      </w:r>
-    </w:p>
-    <w:p>
-      <w:pPr>
-        <w:pStyle w:val="Heading4"/>
-      </w:pPr>
-      <w:r>
-        <w:rPr>
-          <w:lang w:val="zh_TW" w:bidi="zh_TW"/>
-        </w:rPr>
-        <w:t>信徒的產業</w:t>
+        <w:t>）。</w:t>
       </w:r>
     </w:p>
     <w:p>
@@ -1165,7 +1101,109 @@
         <w:rPr>
           <w:lang w:val="zh_TW" w:bidi="zh_TW"/>
         </w:rPr>
-        <w:t>在舊約中，我們發現產業的概念從單純的物質層面轉移到屬靈的層面。利未支派作為祭司的家族，並未分得任何土地產業，因為「耶和華是他們的產業」（</w:t>
+        <w:t>聖經教導關於財富的道德標準取決於一個人看待財富的態度。那些以物質財富為最終目標的人，靈性上是貧窮的（</w:t>
+      </w:r>
+      <w:hyperlink r:id="rId45">
+        <w:r>
+          <w:rPr>
+            <w:lang w:val="zh_TW" w:bidi="zh_TW"/>
+          </w:rPr>
+          <w:rPr>
+            <w:color w:val="0000EE"/>
+            <w:u w:val="single"/>
+          </w:rPr>
+          <w:t>馬太福音16:26</w:t>
+        </w:r>
+      </w:hyperlink>
+      <w:r>
+        <w:rPr>
+          <w:lang w:val="zh_TW" w:bidi="zh_TW"/>
+        </w:rPr>
+        <w:t>；</w:t>
+      </w:r>
+      <w:hyperlink r:id="rId46">
+        <w:r>
+          <w:rPr>
+            <w:lang w:val="zh_TW" w:bidi="zh_TW"/>
+          </w:rPr>
+          <w:rPr>
+            <w:color w:val="0000EE"/>
+            <w:u w:val="single"/>
+          </w:rPr>
+          <w:t>啟示錄3:17</w:t>
+        </w:r>
+      </w:hyperlink>
+      <w:r>
+        <w:rPr>
+          <w:lang w:val="zh_TW" w:bidi="zh_TW"/>
+        </w:rPr>
+        <w:t>）。在耶穌眼裡，真正富有的人，是那些以基督為王，甘心事奉祂的人（</w:t>
+      </w:r>
+      <w:hyperlink r:id="rId47">
+        <w:r>
+          <w:rPr>
+            <w:lang w:val="zh_TW" w:bidi="zh_TW"/>
+          </w:rPr>
+          <w:rPr>
+            <w:color w:val="0000EE"/>
+            <w:u w:val="single"/>
+          </w:rPr>
+          <w:t>馬太福音13:44–46</w:t>
+        </w:r>
+      </w:hyperlink>
+      <w:r>
+        <w:rPr>
+          <w:lang w:val="zh_TW" w:bidi="zh_TW"/>
+        </w:rPr>
+        <w:t>）。真正的財富源於事奉神，並過著有信心和善行的生活（</w:t>
+      </w:r>
+      <w:hyperlink r:id="rId48">
+        <w:r>
+          <w:rPr>
+            <w:lang w:val="zh_TW" w:bidi="zh_TW"/>
+          </w:rPr>
+          <w:rPr>
+            <w:color w:val="0000EE"/>
+            <w:u w:val="single"/>
+          </w:rPr>
+          <w:t>提摩太前書6:18</w:t>
+        </w:r>
+      </w:hyperlink>
+      <w:r>
+        <w:rPr>
+          <w:lang w:val="zh_TW" w:bidi="zh_TW"/>
+        </w:rPr>
+        <w:t>；</w:t>
+      </w:r>
+      <w:hyperlink r:id="rId49">
+        <w:r>
+          <w:rPr>
+            <w:lang w:val="zh_TW" w:bidi="zh_TW"/>
+          </w:rPr>
+          <w:rPr>
+            <w:color w:val="0000EE"/>
+            <w:u w:val="single"/>
+          </w:rPr>
+          <w:t>雅各書2:5</w:t>
+        </w:r>
+      </w:hyperlink>
+      <w:r>
+        <w:rPr>
+          <w:lang w:val="zh_TW" w:bidi="zh_TW"/>
+        </w:rPr>
+        <w:t>）——這是任何事物都無法奪去的財富：「</w:t>
+      </w:r>
+      <w:r>
+        <w:rPr>
+          <w:lang w:val="zh_TW" w:bidi="zh_TW"/>
+        </w:rPr>
+        <w:t>因為你的財寶在哪裏，你的心也在那裏</w:t>
+      </w:r>
+      <w:r>
+        <w:rPr>
+          <w:lang w:val="zh_TW" w:bidi="zh_TW"/>
+        </w:rPr>
+        <w:t>」（</w:t>
       </w:r>
       <w:hyperlink r:id="rId50">
         <w:r>
@@ -1176,32 +1214,14 @@
             <w:color w:val="0000EE"/>
             <w:u w:val="single"/>
           </w:rPr>
-          <w:t>申18:1–2</w:t>
+          <w:t>馬太福音6:21</w:t>
         </w:r>
       </w:hyperlink>
       <w:r>
         <w:rPr>
           <w:lang w:val="zh_TW" w:bidi="zh_TW"/>
         </w:rPr>
-        <w:t>；見</w:t>
-      </w:r>
-      <w:hyperlink r:id="rId51">
-        <w:r>
-          <w:rPr>
-            <w:lang w:val="zh_TW" w:bidi="zh_TW"/>
-          </w:rPr>
-          <w:rPr>
-            <w:color w:val="0000EE"/>
-            <w:u w:val="single"/>
-          </w:rPr>
-          <w:t>民18:8–24</w:t>
-        </w:r>
-      </w:hyperlink>
-      <w:r>
-        <w:rPr>
-          <w:lang w:val="zh_TW" w:bidi="zh_TW"/>
-        </w:rPr>
-        <w:t>）。換句話說，利未人雖然沒有獲得土地分配，但在他們事奉神的過程中，他們已經開始享受土地產業所指向的更豐盛的祝福。</w:t>
+        <w:t>）。</w:t>
       </w:r>
     </w:p>
     <w:p>
@@ -1213,153 +1233,74 @@
       </w:r>
       <w:r>
         <w:rPr>
-          <w:lang w:val="zh_TW" w:bidi="zh_TW"/>
-        </w:rPr>
-        <w:t>這個真理不僅限於利未人，這一點在</w:t>
-      </w:r>
-      <w:hyperlink r:id="rId52">
-        <w:r>
-          <w:rPr>
-            <w:lang w:val="zh_TW" w:bidi="zh_TW"/>
-          </w:rPr>
-          <w:rPr>
-            <w:color w:val="0000EE"/>
-            <w:u w:val="single"/>
-          </w:rPr>
-          <w:t>出埃及記十九章6節</w:t>
-        </w:r>
-      </w:hyperlink>
-      <w:r>
-        <w:rPr>
-          <w:lang w:val="zh_TW" w:bidi="zh_TW"/>
-        </w:rPr>
-        <w:t>中有所暗示，經文稱整個國為「祭司的國度」（見</w:t>
-      </w:r>
-      <w:hyperlink r:id="rId53">
-        <w:r>
-          <w:rPr>
-            <w:lang w:val="zh_TW" w:bidi="zh_TW"/>
-          </w:rPr>
-          <w:rPr>
-            <w:color w:val="0000EE"/>
-            <w:u w:val="single"/>
-          </w:rPr>
-          <w:t>彼前2:9</w:t>
-        </w:r>
-      </w:hyperlink>
-      <w:r>
-        <w:rPr>
-          <w:lang w:val="zh_TW" w:bidi="zh_TW"/>
-        </w:rPr>
-        <w:t>）。</w:t>
-      </w:r>
-      <w:hyperlink r:id="rId54">
-        <w:r>
-          <w:rPr>
-            <w:lang w:val="zh_TW" w:bidi="zh_TW"/>
-          </w:rPr>
-          <w:rPr>
-            <w:color w:val="0000EE"/>
-            <w:u w:val="single"/>
-          </w:rPr>
-          <w:t>詩篇第十六篇</w:t>
-        </w:r>
-      </w:hyperlink>
-      <w:r>
-        <w:rPr>
-          <w:lang w:val="zh_TW" w:bidi="zh_TW"/>
-        </w:rPr>
-        <w:t>清楚表明，沒有人比大衛更清楚這些話的含義。即使他被剝奪了以色列的物質產業，他也通過抽籤得到了更美好的產業，就是耶和華自己，他在在神面前找到了滿足的喜樂和永恆的福樂（</w:t>
-      </w:r>
-      <w:hyperlink r:id="rId55">
-        <w:r>
-          <w:rPr>
-            <w:lang w:val="zh_TW" w:bidi="zh_TW"/>
-          </w:rPr>
-          <w:rPr>
-            <w:color w:val="0000EE"/>
-            <w:u w:val="single"/>
-          </w:rPr>
-          <w:t>詩16:5–6、11</w:t>
-        </w:r>
-      </w:hyperlink>
-      <w:r>
-        <w:rPr>
-          <w:lang w:val="zh_TW" w:bidi="zh_TW"/>
-        </w:rPr>
-        <w:t>；另見</w:t>
-      </w:r>
-      <w:hyperlink r:id="rId56">
-        <w:r>
-          <w:rPr>
-            <w:lang w:val="zh_TW" w:bidi="zh_TW"/>
-          </w:rPr>
-          <w:rPr>
-            <w:color w:val="0000EE"/>
-            <w:u w:val="single"/>
-          </w:rPr>
-          <w:t>詩73:25–26</w:t>
-        </w:r>
-      </w:hyperlink>
-      <w:r>
-        <w:rPr>
-          <w:lang w:val="zh_TW" w:bidi="zh_TW"/>
-        </w:rPr>
-        <w:t>，</w:t>
-      </w:r>
-      <w:hyperlink r:id="rId57">
-        <w:r>
-          <w:rPr>
-            <w:lang w:val="zh_TW" w:bidi="zh_TW"/>
-          </w:rPr>
-          <w:rPr>
-            <w:color w:val="0000EE"/>
-            <w:u w:val="single"/>
-          </w:rPr>
-          <w:t>142:5</w:t>
-        </w:r>
-      </w:hyperlink>
-      <w:r>
-        <w:rPr>
-          <w:lang w:val="zh_TW" w:bidi="zh_TW"/>
-        </w:rPr>
-        <w:t>；</w:t>
-      </w:r>
-      <w:hyperlink r:id="rId58">
-        <w:r>
-          <w:rPr>
-            <w:lang w:val="zh_TW" w:bidi="zh_TW"/>
-          </w:rPr>
-          <w:rPr>
-            <w:color w:val="0000EE"/>
-            <w:u w:val="single"/>
-          </w:rPr>
-          <w:t>賽58:14</w:t>
-        </w:r>
-      </w:hyperlink>
-      <w:r>
-        <w:rPr>
-          <w:lang w:val="zh_TW" w:bidi="zh_TW"/>
-        </w:rPr>
-        <w:t>；</w:t>
-      </w:r>
-      <w:hyperlink r:id="rId59">
-        <w:r>
-          <w:rPr>
-            <w:lang w:val="zh_TW" w:bidi="zh_TW"/>
-          </w:rPr>
-          <w:rPr>
-            <w:color w:val="0000EE"/>
-            <w:u w:val="single"/>
-          </w:rPr>
-          <w:t>哀3:24</w:t>
-        </w:r>
-      </w:hyperlink>
-      <w:r>
-        <w:rPr>
-          <w:lang w:val="zh_TW" w:bidi="zh_TW"/>
-        </w:rPr>
-        <w:t>）。</w:t>
+          <w:i/>
+          <w:lang w:val="zh_TW" w:bidi="zh_TW"/>
+        </w:rPr>
+        <w:t>另見</w:t>
+      </w:r>
+      <w:r>
+        <w:rPr>
+          <w:lang w:val="zh_TW" w:bidi="zh_TW"/>
+        </w:rPr>
+        <w:t xml:space="preserve"> </w:t>
+      </w:r>
+      <w:r>
+        <w:rPr>
+          <w:lang w:val="zh_TW" w:bidi="zh_TW"/>
+        </w:rPr>
+        <w:t>金錢</w:t>
+      </w:r>
+      <w:r>
+        <w:rPr>
+          <w:lang w:val="zh_TW" w:bidi="zh_TW"/>
+        </w:rPr>
+        <w:t>、</w:t>
+      </w:r>
+      <w:r>
+        <w:rPr>
+          <w:lang w:val="zh_TW" w:bidi="zh_TW"/>
+        </w:rPr>
+        <w:t>窮人</w:t>
+      </w:r>
+      <w:r>
+        <w:rPr>
+          <w:lang w:val="zh_TW" w:bidi="zh_TW"/>
+        </w:rPr>
+        <w:t>、</w:t>
+      </w:r>
+      <w:r>
+        <w:rPr>
+          <w:lang w:val="zh_TW" w:bidi="zh_TW"/>
+        </w:rPr>
+        <w:t>工價</w:t>
+      </w:r>
+      <w:r>
+        <w:rPr>
+          <w:lang w:val="zh_TW" w:bidi="zh_TW"/>
+        </w:rPr>
+        <w:t>、</w:t>
+      </w:r>
+      <w:r>
+        <w:rPr>
+          <w:lang w:val="zh_TW" w:bidi="zh_TW"/>
+        </w:rPr>
+        <w:t>財富</w:t>
+      </w:r>
+      <w:r>
+        <w:rPr>
+          <w:lang w:val="zh_TW" w:bidi="zh_TW"/>
+        </w:rPr>
+        <w:t>。</w:t>
+      </w:r>
+      <w:r>
+        <w:rPr>
+          <w:lang w:val="zh_TW" w:bidi="zh_TW"/>
+        </w:rPr>
+      </w:r>
+      <w:r>
+        <w:rPr>
+          <w:lang w:val="zh_TW" w:bidi="zh_TW"/>
+        </w:rPr>
       </w:r>
     </w:p>
     <w:p>
@@ -1369,29 +1310,21 @@
           <w:lang w:val="zh_TW" w:bidi="zh_TW"/>
         </w:rPr>
       </w:r>
-      <w:r>
-        <w:rPr>
-          <w:lang w:val="zh_TW" w:bidi="zh_TW"/>
-        </w:rPr>
-        <w:t>在後來的猶太教中（在兩約之間時期及之後），這個比喻被進一步延伸。例如，拉比們開始談論律法是信徒的產業。此外，他們也可能給這個想法一個負面的解釋，例如，惡人被描述成會繼承地獄的懲罰（參</w:t>
-      </w:r>
-      <w:hyperlink r:id="rId60">
-        <w:r>
-          <w:rPr>
-            <w:lang w:val="zh_TW" w:bidi="zh_TW"/>
-          </w:rPr>
-          <w:rPr>
-            <w:color w:val="0000EE"/>
-            <w:u w:val="single"/>
-          </w:rPr>
-          <w:t>伯27:13</w:t>
-        </w:r>
-      </w:hyperlink>
-      <w:r>
-        <w:rPr>
-          <w:lang w:val="zh_TW" w:bidi="zh_TW"/>
-        </w:rPr>
-        <w:t>）。然而，這些比喻在新約中並未出現。</w:t>
+    </w:p>
+    <w:p>
+      <w:pPr>
+        <w:pStyle w:val="Heading2"/>
+      </w:pPr>
+      <w:r>
+        <w:rPr>
+          <w:lang w:val="zh_TW" w:bidi="zh_TW"/>
+        </w:rPr>
+        <w:t>財富</w:t>
+      </w:r>
+      <w:r>
+        <w:rPr>
+          <w:lang w:val="zh_TW" w:bidi="zh_TW"/>
+        </w:rPr>
       </w:r>
     </w:p>
     <w:p>
@@ -1405,427 +1338,7 @@
         <w:rPr>
           <w:lang w:val="zh_TW" w:bidi="zh_TW"/>
         </w:rPr>
-        <w:t>我們還在猶太文學中讀到關於承受來世、國度、永生的陳述；這些觀念在新約中經常出現（</w:t>
-      </w:r>
-      <w:hyperlink r:id="rId61">
-        <w:r>
-          <w:rPr>
-            <w:lang w:val="zh_TW" w:bidi="zh_TW"/>
-          </w:rPr>
-          <w:rPr>
-            <w:color w:val="0000EE"/>
-            <w:u w:val="single"/>
-          </w:rPr>
-          <w:t>太19:29</w:t>
-        </w:r>
-      </w:hyperlink>
-      <w:r>
-        <w:rPr>
-          <w:lang w:val="zh_TW" w:bidi="zh_TW"/>
-        </w:rPr>
-        <w:t>，</w:t>
-      </w:r>
-      <w:hyperlink r:id="rId62">
-        <w:r>
-          <w:rPr>
-            <w:lang w:val="zh_TW" w:bidi="zh_TW"/>
-          </w:rPr>
-          <w:rPr>
-            <w:color w:val="0000EE"/>
-            <w:u w:val="single"/>
-          </w:rPr>
-          <w:t>25:34；</w:t>
-        </w:r>
-      </w:hyperlink>
-      <w:hyperlink r:id="rId63">
-        <w:r>
-          <w:rPr>
-            <w:lang w:val="zh_TW" w:bidi="zh_TW"/>
-          </w:rPr>
-          <w:rPr>
-            <w:color w:val="0000EE"/>
-            <w:u w:val="single"/>
-          </w:rPr>
-          <w:t>路10:25</w:t>
-        </w:r>
-      </w:hyperlink>
-      <w:r>
-        <w:rPr>
-          <w:lang w:val="zh_TW" w:bidi="zh_TW"/>
-        </w:rPr>
-        <w:t>，</w:t>
-      </w:r>
-      <w:hyperlink r:id="rId64">
-        <w:r>
-          <w:rPr>
-            <w:lang w:val="zh_TW" w:bidi="zh_TW"/>
-          </w:rPr>
-          <w:rPr>
-            <w:color w:val="0000EE"/>
-            <w:u w:val="single"/>
-          </w:rPr>
-          <w:t>18:18；</w:t>
-        </w:r>
-      </w:hyperlink>
-      <w:hyperlink r:id="rId65">
-        <w:r>
-          <w:rPr>
-            <w:lang w:val="zh_TW" w:bidi="zh_TW"/>
-          </w:rPr>
-          <w:rPr>
-            <w:color w:val="0000EE"/>
-            <w:u w:val="single"/>
-          </w:rPr>
-          <w:t>林前6:9–10</w:t>
-        </w:r>
-      </w:hyperlink>
-      <w:r>
-        <w:rPr>
-          <w:lang w:val="zh_TW" w:bidi="zh_TW"/>
-        </w:rPr>
-        <w:t>，</w:t>
-      </w:r>
-      <w:hyperlink r:id="rId66">
-        <w:r>
-          <w:rPr>
-            <w:lang w:val="zh_TW" w:bidi="zh_TW"/>
-          </w:rPr>
-          <w:rPr>
-            <w:color w:val="0000EE"/>
-            <w:u w:val="single"/>
-          </w:rPr>
-          <w:t>15:50</w:t>
-        </w:r>
-      </w:hyperlink>
-      <w:r>
-        <w:rPr>
-          <w:lang w:val="zh_TW" w:bidi="zh_TW"/>
-        </w:rPr>
-        <w:t>；</w:t>
-      </w:r>
-      <w:hyperlink r:id="rId67">
-        <w:r>
-          <w:rPr>
-            <w:lang w:val="zh_TW" w:bidi="zh_TW"/>
-          </w:rPr>
-          <w:rPr>
-            <w:color w:val="0000EE"/>
-            <w:u w:val="single"/>
-          </w:rPr>
-          <w:t>加5:21</w:t>
-        </w:r>
-      </w:hyperlink>
-      <w:r>
-        <w:rPr>
-          <w:lang w:val="zh_TW" w:bidi="zh_TW"/>
-        </w:rPr>
-        <w:t>；</w:t>
-      </w:r>
-      <w:hyperlink r:id="rId68">
-        <w:r>
-          <w:rPr>
-            <w:lang w:val="zh_TW" w:bidi="zh_TW"/>
-          </w:rPr>
-          <w:rPr>
-            <w:color w:val="0000EE"/>
-            <w:u w:val="single"/>
-          </w:rPr>
-          <w:t>弗5:5</w:t>
-        </w:r>
-      </w:hyperlink>
-      <w:r>
-        <w:rPr>
-          <w:lang w:val="zh_TW" w:bidi="zh_TW"/>
-        </w:rPr>
-        <w:t>；</w:t>
-      </w:r>
-      <w:hyperlink r:id="rId69">
-        <w:r>
-          <w:rPr>
-            <w:lang w:val="zh_TW" w:bidi="zh_TW"/>
-          </w:rPr>
-          <w:rPr>
-            <w:color w:val="0000EE"/>
-            <w:u w:val="single"/>
-          </w:rPr>
-          <w:t>多3:7</w:t>
-        </w:r>
-      </w:hyperlink>
-      <w:r>
-        <w:rPr>
-          <w:lang w:val="zh_TW" w:bidi="zh_TW"/>
-        </w:rPr>
-        <w:t>；</w:t>
-      </w:r>
-      <w:hyperlink r:id="rId70">
-        <w:r>
-          <w:rPr>
-            <w:lang w:val="zh_TW" w:bidi="zh_TW"/>
-          </w:rPr>
-          <w:rPr>
-            <w:color w:val="0000EE"/>
-            <w:u w:val="single"/>
-          </w:rPr>
-          <w:t>雅2:5</w:t>
-        </w:r>
-      </w:hyperlink>
-      <w:r>
-        <w:rPr>
-          <w:lang w:val="zh_TW" w:bidi="zh_TW"/>
-        </w:rPr>
-        <w:t>）。但是，這樣的產業只屬於那些因神的話語而成聖的人（</w:t>
-      </w:r>
-      <w:hyperlink r:id="rId71">
-        <w:r>
-          <w:rPr>
-            <w:lang w:val="zh_TW" w:bidi="zh_TW"/>
-          </w:rPr>
-          <w:rPr>
-            <w:color w:val="0000EE"/>
-            <w:u w:val="single"/>
-          </w:rPr>
-          <w:t>徒20:32</w:t>
-        </w:r>
-      </w:hyperlink>
-      <w:r>
-        <w:rPr>
-          <w:lang w:val="zh_TW" w:bidi="zh_TW"/>
-        </w:rPr>
-        <w:t>，</w:t>
-      </w:r>
-      <w:hyperlink r:id="rId72">
-        <w:r>
-          <w:rPr>
-            <w:lang w:val="zh_TW" w:bidi="zh_TW"/>
-          </w:rPr>
-          <w:rPr>
-            <w:color w:val="0000EE"/>
-            <w:u w:val="single"/>
-          </w:rPr>
-          <w:t>26:18</w:t>
-        </w:r>
-      </w:hyperlink>
-      <w:r>
-        <w:rPr>
-          <w:lang w:val="zh_TW" w:bidi="zh_TW"/>
-        </w:rPr>
-        <w:t>；</w:t>
-      </w:r>
-      <w:hyperlink r:id="rId73">
-        <w:r>
-          <w:rPr>
-            <w:lang w:val="zh_TW" w:bidi="zh_TW"/>
-          </w:rPr>
-          <w:rPr>
-            <w:color w:val="0000EE"/>
-            <w:u w:val="single"/>
-          </w:rPr>
-          <w:t>西1:12</w:t>
-        </w:r>
-      </w:hyperlink>
-      <w:r>
-        <w:rPr>
-          <w:lang w:val="zh_TW" w:bidi="zh_TW"/>
-        </w:rPr>
-        <w:t>；另見</w:t>
-      </w:r>
-      <w:hyperlink r:id="rId74">
-        <w:r>
-          <w:rPr>
-            <w:lang w:val="zh_TW" w:bidi="zh_TW"/>
-          </w:rPr>
-          <w:rPr>
-            <w:color w:val="0000EE"/>
-            <w:u w:val="single"/>
-          </w:rPr>
-          <w:t>約17:17</w:t>
-        </w:r>
-      </w:hyperlink>
-      <w:r>
-        <w:rPr>
-          <w:lang w:val="zh_TW" w:bidi="zh_TW"/>
-        </w:rPr>
-        <w:t>；</w:t>
-      </w:r>
-      <w:hyperlink r:id="rId75">
-        <w:r>
-          <w:rPr>
-            <w:lang w:val="zh_TW" w:bidi="zh_TW"/>
-          </w:rPr>
-          <w:rPr>
-            <w:color w:val="0000EE"/>
-            <w:u w:val="single"/>
-          </w:rPr>
-          <w:t>西3:23–24</w:t>
-        </w:r>
-      </w:hyperlink>
-      <w:r>
-        <w:rPr>
-          <w:lang w:val="zh_TW" w:bidi="zh_TW"/>
-        </w:rPr>
-        <w:t>）。這些未來的祝福並不排除物質上的福祉（</w:t>
-      </w:r>
-      <w:hyperlink r:id="rId76">
-        <w:r>
-          <w:rPr>
-            <w:lang w:val="zh_TW" w:bidi="zh_TW"/>
-          </w:rPr>
-          <w:rPr>
-            <w:color w:val="0000EE"/>
-            <w:u w:val="single"/>
-          </w:rPr>
-          <w:t>太5:5</w:t>
-        </w:r>
-      </w:hyperlink>
-      <w:r>
-        <w:rPr>
-          <w:lang w:val="zh_TW" w:bidi="zh_TW"/>
-        </w:rPr>
-        <w:t>；參</w:t>
-      </w:r>
-      <w:hyperlink r:id="rId77">
-        <w:r>
-          <w:rPr>
-            <w:lang w:val="zh_TW" w:bidi="zh_TW"/>
-          </w:rPr>
-          <w:rPr>
-            <w:color w:val="0000EE"/>
-            <w:u w:val="single"/>
-          </w:rPr>
-          <w:t>詩37:11、29</w:t>
-        </w:r>
-      </w:hyperlink>
-      <w:r>
-        <w:rPr>
-          <w:lang w:val="zh_TW" w:bidi="zh_TW"/>
-        </w:rPr>
-        <w:t>；</w:t>
-      </w:r>
-      <w:hyperlink r:id="rId47">
-        <w:r>
-          <w:rPr>
-            <w:lang w:val="zh_TW" w:bidi="zh_TW"/>
-          </w:rPr>
-          <w:rPr>
-            <w:color w:val="0000EE"/>
-            <w:u w:val="single"/>
-          </w:rPr>
-          <w:t>賽60:21</w:t>
-        </w:r>
-      </w:hyperlink>
-      <w:r>
-        <w:rPr>
-          <w:lang w:val="zh_TW" w:bidi="zh_TW"/>
-        </w:rPr>
-        <w:t>；</w:t>
-      </w:r>
-      <w:hyperlink r:id="rId78">
-        <w:r>
-          <w:rPr>
-            <w:lang w:val="zh_TW" w:bidi="zh_TW"/>
-          </w:rPr>
-          <w:rPr>
-            <w:color w:val="0000EE"/>
-            <w:u w:val="single"/>
-          </w:rPr>
-          <w:t>羅4:13</w:t>
-        </w:r>
-      </w:hyperlink>
-      <w:r>
-        <w:rPr>
-          <w:lang w:val="zh_TW" w:bidi="zh_TW"/>
-        </w:rPr>
-        <w:t>；</w:t>
-      </w:r>
-      <w:hyperlink r:id="rId79">
-        <w:r>
-          <w:rPr>
-            <w:lang w:val="zh_TW" w:bidi="zh_TW"/>
-          </w:rPr>
-          <w:rPr>
-            <w:color w:val="0000EE"/>
-            <w:u w:val="single"/>
-          </w:rPr>
-          <w:t>彼後3:13</w:t>
-        </w:r>
-      </w:hyperlink>
-      <w:r>
-        <w:rPr>
-          <w:lang w:val="zh_TW" w:bidi="zh_TW"/>
-        </w:rPr>
-        <w:t>），但它們確實排除了人性的脆弱，因為神的產業是永不朽壞的（</w:t>
-      </w:r>
-      <w:hyperlink r:id="rId66">
-        <w:r>
-          <w:rPr>
-            <w:lang w:val="zh_TW" w:bidi="zh_TW"/>
-          </w:rPr>
-          <w:rPr>
-            <w:color w:val="0000EE"/>
-            <w:u w:val="single"/>
-          </w:rPr>
-          <w:t>林前15:50</w:t>
-        </w:r>
-      </w:hyperlink>
-      <w:r>
-        <w:rPr>
-          <w:lang w:val="zh_TW" w:bidi="zh_TW"/>
-        </w:rPr>
-        <w:t>）。簡而言之，我們的產業就是完全的救恩（</w:t>
-      </w:r>
-      <w:hyperlink r:id="rId80">
-        <w:r>
-          <w:rPr>
-            <w:lang w:val="zh_TW" w:bidi="zh_TW"/>
-          </w:rPr>
-          <w:rPr>
-            <w:color w:val="0000EE"/>
-            <w:u w:val="single"/>
-          </w:rPr>
-          <w:t>來1:14</w:t>
-        </w:r>
-      </w:hyperlink>
-      <w:r>
-        <w:rPr>
-          <w:lang w:val="zh_TW" w:bidi="zh_TW"/>
-        </w:rPr>
-        <w:t>，</w:t>
-      </w:r>
-      <w:hyperlink r:id="rId81">
-        <w:r>
-          <w:rPr>
-            <w:lang w:val="zh_TW" w:bidi="zh_TW"/>
-          </w:rPr>
-          <w:rPr>
-            <w:color w:val="0000EE"/>
-            <w:u w:val="single"/>
-          </w:rPr>
-          <w:t>11:7</w:t>
-        </w:r>
-      </w:hyperlink>
-      <w:r>
-        <w:rPr>
-          <w:lang w:val="zh_TW" w:bidi="zh_TW"/>
-        </w:rPr>
-        <w:t>），這是神在天上為我們仔細看守的（</w:t>
-      </w:r>
-      <w:hyperlink r:id="rId82">
-        <w:r>
-          <w:rPr>
-            <w:lang w:val="zh_TW" w:bidi="zh_TW"/>
-          </w:rPr>
-          <w:rPr>
-            <w:color w:val="0000EE"/>
-            <w:u w:val="single"/>
-          </w:rPr>
-          <w:t>彼前1:4</w:t>
-        </w:r>
-      </w:hyperlink>
-      <w:r>
-        <w:rPr>
-          <w:lang w:val="zh_TW" w:bidi="zh_TW"/>
-        </w:rPr>
-        <w:t>）。</w:t>
+        <w:t>指豐富的資源，通常指金錢或物質財產，價值通常以國家貨幣等通用單位表示。財富幾乎與「富有」同義，兩者有時也可以泛指指家庭、朋友，甚至道德品質的豐富。</w:t>
       </w:r>
     </w:p>
     <w:p>
@@ -1839,22 +1352,9 @@
         <w:rPr>
           <w:lang w:val="zh_TW" w:bidi="zh_TW"/>
         </w:rPr>
-        <w:t>毫無疑問，新約中最重要的特徵之一是強調，由於基督的工作，祂的子民即使在</w:t>
-      </w:r>
-      <w:r>
-        <w:rPr>
-          <w:i/>
-          <w:lang w:val="zh_TW" w:bidi="zh_TW"/>
-        </w:rPr>
-        <w:t>現在</w:t>
-      </w:r>
-      <w:r>
-        <w:rPr>
-          <w:lang w:val="zh_TW" w:bidi="zh_TW"/>
-        </w:rPr>
-        <w:t>就已經開始接受應許的產業。約翰福音經常強調永生的現實，希伯來書也是如此（參</w:t>
-      </w:r>
-      <w:hyperlink r:id="rId83">
+        <w:t>在舊約中，財富是神恩寵的標誌（</w:t>
+      </w:r>
+      <w:hyperlink r:id="rId51">
         <w:r>
           <w:rPr>
             <w:lang w:val="zh_TW" w:bidi="zh_TW"/>
@@ -1863,16 +1363,16 @@
             <w:color w:val="0000EE"/>
             <w:u w:val="single"/>
           </w:rPr>
-          <w:t>6:12–17</w:t>
+          <w:t>詩112:3</w:t>
         </w:r>
       </w:hyperlink>
       <w:r>
         <w:rPr>
           <w:lang w:val="zh_TW" w:bidi="zh_TW"/>
         </w:rPr>
-        <w:t>與</w:t>
-      </w:r>
-      <w:hyperlink r:id="rId84">
+        <w:t>），神賜人獲取財富的能力（</w:t>
+      </w:r>
+      <w:hyperlink r:id="rId52">
         <w:r>
           <w:rPr>
             <w:lang w:val="zh_TW" w:bidi="zh_TW"/>
@@ -1881,16 +1381,16 @@
             <w:color w:val="0000EE"/>
             <w:u w:val="single"/>
           </w:rPr>
-          <w:t>9:15</w:t>
+          <w:t>申8:18</w:t>
         </w:r>
       </w:hyperlink>
       <w:r>
         <w:rPr>
           <w:lang w:val="zh_TW" w:bidi="zh_TW"/>
         </w:rPr>
-        <w:t>和</w:t>
-      </w:r>
-      <w:hyperlink r:id="rId85">
+        <w:t>）。約伯的敬虔和財富都是眾所周知的（</w:t>
+      </w:r>
+      <w:hyperlink r:id="rId53">
         <w:r>
           <w:rPr>
             <w:lang w:val="zh_TW" w:bidi="zh_TW"/>
@@ -1899,7 +1399,61 @@
             <w:color w:val="0000EE"/>
             <w:u w:val="single"/>
           </w:rPr>
-          <w:t>11:13、39–40</w:t>
+          <w:t>伯1:1–3</w:t>
+        </w:r>
+      </w:hyperlink>
+      <w:r>
+        <w:rPr>
+          <w:lang w:val="zh_TW" w:bidi="zh_TW"/>
+        </w:rPr>
+        <w:t>）。所羅門或許是歷史上最富有的人；因為所羅門求的是智慧和洞察，而非物質財富，神賜給他「資財、豐富、尊榮」（</w:t>
+      </w:r>
+      <w:hyperlink r:id="rId54">
+        <w:r>
+          <w:rPr>
+            <w:lang w:val="zh_TW" w:bidi="zh_TW"/>
+          </w:rPr>
+          <w:rPr>
+            <w:color w:val="0000EE"/>
+            <w:u w:val="single"/>
+          </w:rPr>
+          <w:t>王上3:10–13</w:t>
+        </w:r>
+      </w:hyperlink>
+      <w:r>
+        <w:rPr>
+          <w:lang w:val="zh_TW" w:bidi="zh_TW"/>
+        </w:rPr>
+        <w:t>；</w:t>
+      </w:r>
+      <w:hyperlink r:id="rId55">
+        <w:r>
+          <w:rPr>
+            <w:lang w:val="zh_TW" w:bidi="zh_TW"/>
+          </w:rPr>
+          <w:rPr>
+            <w:color w:val="0000EE"/>
+            <w:u w:val="single"/>
+          </w:rPr>
+          <w:t>代下1:11–12</w:t>
+        </w:r>
+      </w:hyperlink>
+      <w:r>
+        <w:rPr>
+          <w:lang w:val="zh_TW" w:bidi="zh_TW"/>
+        </w:rPr>
+        <w:t>）。然而，聖經明確表示，一個人的生命並不在於他擁有的財產多寡（</w:t>
+      </w:r>
+      <w:hyperlink r:id="rId56">
+        <w:r>
+          <w:rPr>
+            <w:lang w:val="zh_TW" w:bidi="zh_TW"/>
+          </w:rPr>
+          <w:rPr>
+            <w:color w:val="0000EE"/>
+            <w:u w:val="single"/>
+          </w:rPr>
+          <w:t>路12:15</w:t>
         </w:r>
       </w:hyperlink>
       <w:r>
@@ -1920,9 +1474,9 @@
         <w:rPr>
           <w:lang w:val="zh_TW" w:bidi="zh_TW"/>
         </w:rPr>
-        <w:t>保羅在</w:t>
-      </w:r>
-      <w:hyperlink r:id="rId86">
+        <w:t>在新約中，富人往往被描繪為不敬虔的，例如富有的農夫（</w:t>
+      </w:r>
+      <w:hyperlink r:id="rId30">
         <w:r>
           <w:rPr>
             <w:lang w:val="zh_TW" w:bidi="zh_TW"/>
@@ -1931,16 +1485,16 @@
             <w:color w:val="0000EE"/>
             <w:u w:val="single"/>
           </w:rPr>
-          <w:t>加拉太書三章7節至四章7節</w:t>
+          <w:t>路12:16–21</w:t>
         </w:r>
       </w:hyperlink>
       <w:r>
         <w:rPr>
           <w:lang w:val="zh_TW" w:bidi="zh_TW"/>
         </w:rPr>
-        <w:t>中徹底討論了這一主題。為了回應那些聲稱亞伯拉罕的產業僅限於通過割禮成為猶太人的猶太主義者，保羅強烈反駁道，亞伯拉罕的真子孫是那些信的人，無論是猶太人還是外邦人（</w:t>
-      </w:r>
-      <w:hyperlink r:id="rId87">
+        <w:t>）和忽視乞丐拉撒路的財主（</w:t>
+      </w:r>
+      <w:hyperlink r:id="rId28">
         <w:r>
           <w:rPr>
             <w:lang w:val="zh_TW" w:bidi="zh_TW"/>
@@ -1949,16 +1503,16 @@
             <w:color w:val="0000EE"/>
             <w:u w:val="single"/>
           </w:rPr>
-          <w:t>3:7</w:t>
+          <w:t>16:19–31</w:t>
         </w:r>
       </w:hyperlink>
       <w:r>
         <w:rPr>
           <w:lang w:val="zh_TW" w:bidi="zh_TW"/>
         </w:rPr>
-        <w:t>；見</w:t>
-      </w:r>
-      <w:hyperlink r:id="rId88">
+        <w:t>）。富人因壓迫和貪婪而被譴責（</w:t>
+      </w:r>
+      <w:hyperlink r:id="rId57">
         <w:r>
           <w:rPr>
             <w:lang w:val="zh_TW" w:bidi="zh_TW"/>
@@ -1967,16 +1521,16 @@
             <w:color w:val="0000EE"/>
             <w:u w:val="single"/>
           </w:rPr>
-          <w:t>徒26:16–18</w:t>
+          <w:t>雅5:1–6</w:t>
         </w:r>
       </w:hyperlink>
       <w:r>
         <w:rPr>
           <w:lang w:val="zh_TW" w:bidi="zh_TW"/>
         </w:rPr>
-        <w:t>；</w:t>
-      </w:r>
-      <w:hyperlink r:id="rId89">
+        <w:t>）。</w:t>
+      </w:r>
+      <w:hyperlink r:id="rId58">
         <w:r>
           <w:rPr>
             <w:lang w:val="zh_TW" w:bidi="zh_TW"/>
@@ -1985,16 +1539,16 @@
             <w:color w:val="0000EE"/>
             <w:u w:val="single"/>
           </w:rPr>
-          <w:t>弗3:6</w:t>
+          <w:t>路加福音六章24節</w:t>
         </w:r>
       </w:hyperlink>
       <w:r>
         <w:rPr>
           <w:lang w:val="zh_TW" w:bidi="zh_TW"/>
         </w:rPr>
-        <w:t>）。他們因為領受了聖靈而成為神應許的後嗣（</w:t>
-      </w:r>
-      <w:hyperlink r:id="rId90">
+        <w:t>對富人宣告禍哉，三卷對觀福音都提到財富的危險（</w:t>
+      </w:r>
+      <w:hyperlink r:id="rId33">
         <w:r>
           <w:rPr>
             <w:lang w:val="zh_TW" w:bidi="zh_TW"/>
@@ -2003,16 +1557,16 @@
             <w:color w:val="0000EE"/>
             <w:u w:val="single"/>
           </w:rPr>
-          <w:t>加3:14</w:t>
+          <w:t>太13:22</w:t>
         </w:r>
       </w:hyperlink>
       <w:r>
         <w:rPr>
           <w:lang w:val="zh_TW" w:bidi="zh_TW"/>
         </w:rPr>
-        <w:t>）。承受產業的原則是基於應許，而不是律法（</w:t>
-      </w:r>
-      <w:hyperlink r:id="rId91">
+        <w:t>；</w:t>
+      </w:r>
+      <w:hyperlink r:id="rId59">
         <w:r>
           <w:rPr>
             <w:lang w:val="zh_TW" w:bidi="zh_TW"/>
@@ -2021,16 +1575,16 @@
             <w:color w:val="0000EE"/>
             <w:u w:val="single"/>
           </w:rPr>
-          <w:t>18</w:t>
+          <w:t>可4:19</w:t>
         </w:r>
       </w:hyperlink>
       <w:r>
         <w:rPr>
           <w:lang w:val="zh_TW" w:bidi="zh_TW"/>
         </w:rPr>
-        <w:t>節）。那些信的人與基督聯合（</w:t>
-      </w:r>
-      <w:hyperlink r:id="rId92">
+        <w:t>；</w:t>
+      </w:r>
+      <w:hyperlink r:id="rId60">
         <w:r>
           <w:rPr>
             <w:lang w:val="zh_TW" w:bidi="zh_TW"/>
@@ -2039,16 +1593,16 @@
             <w:color w:val="0000EE"/>
             <w:u w:val="single"/>
           </w:rPr>
-          <w:t>27–29節</w:t>
+          <w:t>路8:14</w:t>
         </w:r>
       </w:hyperlink>
       <w:r>
         <w:rPr>
           <w:lang w:val="zh_TW" w:bidi="zh_TW"/>
         </w:rPr>
-        <w:t>）；但他們不僅是亞伯拉罕的子孫，更是神的子女（第</w:t>
-      </w:r>
-      <w:hyperlink r:id="rId93">
+        <w:t>）。但並非所有富人都是邪惡的。耶穌被安葬在亞利馬太的一位富人約瑟的墓中（</w:t>
+      </w:r>
+      <w:hyperlink r:id="rId61">
         <w:r>
           <w:rPr>
             <w:lang w:val="zh_TW" w:bidi="zh_TW"/>
@@ -2057,29 +1611,16 @@
             <w:color w:val="0000EE"/>
             <w:u w:val="single"/>
           </w:rPr>
-          <w:t>26節</w:t>
+          <w:t>太27:57</w:t>
         </w:r>
       </w:hyperlink>
       <w:r>
         <w:rPr>
           <w:lang w:val="zh_TW" w:bidi="zh_TW"/>
         </w:rPr>
-        <w:t>），因為基督是神的兒子，神決定差遣祂兒子的靈給信徒，使他們也能稱神為</w:t>
-      </w:r>
-      <w:r>
-        <w:rPr>
-          <w:i/>
-          <w:lang w:val="zh_TW" w:bidi="zh_TW"/>
-        </w:rPr>
-        <w:t>父</w:t>
-      </w:r>
-      <w:r>
-        <w:rPr>
-          <w:lang w:val="zh_TW" w:bidi="zh_TW"/>
-        </w:rPr>
-        <w:t>（</w:t>
-      </w:r>
-      <w:hyperlink r:id="rId94">
+        <w:t>）。尼哥德慕為為耶穌的埋葬提供了豐厚的禮物（</w:t>
+      </w:r>
+      <w:hyperlink r:id="rId62">
         <w:r>
           <w:rPr>
             <w:lang w:val="zh_TW" w:bidi="zh_TW"/>
@@ -2088,16 +1629,16 @@
             <w:color w:val="0000EE"/>
             <w:u w:val="single"/>
           </w:rPr>
-          <w:t>加4:4–7</w:t>
+          <w:t>約19:39</w:t>
         </w:r>
       </w:hyperlink>
       <w:r>
         <w:rPr>
           <w:lang w:val="zh_TW" w:bidi="zh_TW"/>
         </w:rPr>
-        <w:t>；見</w:t>
-      </w:r>
-      <w:hyperlink r:id="rId95">
+        <w:t>），他是「猶太人的官」（</w:t>
+      </w:r>
+      <w:hyperlink r:id="rId63">
         <w:r>
           <w:rPr>
             <w:lang w:val="zh_TW" w:bidi="zh_TW"/>
@@ -2106,187 +1647,14 @@
             <w:color w:val="0000EE"/>
             <w:u w:val="single"/>
           </w:rPr>
-          <w:t>羅8:15–16</w:t>
+          <w:t>3:1</w:t>
         </w:r>
       </w:hyperlink>
       <w:r>
         <w:rPr>
           <w:lang w:val="zh_TW" w:bidi="zh_TW"/>
         </w:rPr>
-        <w:t>）。確實，基督自己作為兒子是那真正的繼承者（</w:t>
-      </w:r>
-      <w:hyperlink r:id="rId96">
-        <w:r>
-          <w:rPr>
-            <w:lang w:val="zh_TW" w:bidi="zh_TW"/>
-          </w:rPr>
-          <w:rPr>
-            <w:color w:val="0000EE"/>
-            <w:u w:val="single"/>
-          </w:rPr>
-          <w:t>太21:38</w:t>
-        </w:r>
-      </w:hyperlink>
-      <w:r>
-        <w:rPr>
-          <w:lang w:val="zh_TW" w:bidi="zh_TW"/>
-        </w:rPr>
-        <w:t>；</w:t>
-      </w:r>
-      <w:hyperlink r:id="rId97">
-        <w:r>
-          <w:rPr>
-            <w:lang w:val="zh_TW" w:bidi="zh_TW"/>
-          </w:rPr>
-          <w:rPr>
-            <w:color w:val="0000EE"/>
-            <w:u w:val="single"/>
-          </w:rPr>
-          <w:t>可12:7</w:t>
-        </w:r>
-      </w:hyperlink>
-      <w:r>
-        <w:rPr>
-          <w:lang w:val="zh_TW" w:bidi="zh_TW"/>
-        </w:rPr>
-        <w:t>；</w:t>
-      </w:r>
-      <w:hyperlink r:id="rId98">
-        <w:r>
-          <w:rPr>
-            <w:lang w:val="zh_TW" w:bidi="zh_TW"/>
-          </w:rPr>
-          <w:rPr>
-            <w:color w:val="0000EE"/>
-            <w:u w:val="single"/>
-          </w:rPr>
-          <w:t>路20:14</w:t>
-        </w:r>
-      </w:hyperlink>
-      <w:r>
-        <w:rPr>
-          <w:lang w:val="zh_TW" w:bidi="zh_TW"/>
-        </w:rPr>
-        <w:t>）；祂承受了一個超乎萬名之上的名（</w:t>
-      </w:r>
-      <w:hyperlink r:id="rId99">
-        <w:r>
-          <w:rPr>
-            <w:lang w:val="zh_TW" w:bidi="zh_TW"/>
-          </w:rPr>
-          <w:rPr>
-            <w:color w:val="0000EE"/>
-            <w:u w:val="single"/>
-          </w:rPr>
-          <w:t>腓2:9</w:t>
-        </w:r>
-      </w:hyperlink>
-      <w:r>
-        <w:rPr>
-          <w:lang w:val="zh_TW" w:bidi="zh_TW"/>
-        </w:rPr>
-        <w:t>；</w:t>
-      </w:r>
-      <w:hyperlink r:id="rId100">
-        <w:r>
-          <w:rPr>
-            <w:lang w:val="zh_TW" w:bidi="zh_TW"/>
-          </w:rPr>
-          <w:rPr>
-            <w:color w:val="0000EE"/>
-            <w:u w:val="single"/>
-          </w:rPr>
-          <w:t>來1:4</w:t>
-        </w:r>
-      </w:hyperlink>
-      <w:r>
-        <w:rPr>
-          <w:lang w:val="zh_TW" w:bidi="zh_TW"/>
-        </w:rPr>
-        <w:t>），並被立為萬有的承繼者（</w:t>
-      </w:r>
-      <w:hyperlink r:id="rId101">
-        <w:r>
-          <w:rPr>
-            <w:lang w:val="zh_TW" w:bidi="zh_TW"/>
-          </w:rPr>
-          <w:rPr>
-            <w:color w:val="0000EE"/>
-            <w:u w:val="single"/>
-          </w:rPr>
-          <w:t>來1:2</w:t>
-        </w:r>
-      </w:hyperlink>
-      <w:r>
-        <w:rPr>
-          <w:lang w:val="zh_TW" w:bidi="zh_TW"/>
-        </w:rPr>
-        <w:t>；見</w:t>
-      </w:r>
-      <w:hyperlink r:id="rId102">
-        <w:r>
-          <w:rPr>
-            <w:lang w:val="zh_TW" w:bidi="zh_TW"/>
-          </w:rPr>
-          <w:rPr>
-            <w:color w:val="0000EE"/>
-            <w:u w:val="single"/>
-          </w:rPr>
-          <w:t>詩2:7–8</w:t>
-        </w:r>
-      </w:hyperlink>
-      <w:r>
-        <w:rPr>
-          <w:lang w:val="zh_TW" w:bidi="zh_TW"/>
-        </w:rPr>
-        <w:t>；</w:t>
-      </w:r>
-      <w:hyperlink r:id="rId103">
-        <w:r>
-          <w:rPr>
-            <w:lang w:val="zh_TW" w:bidi="zh_TW"/>
-          </w:rPr>
-          <w:rPr>
-            <w:color w:val="0000EE"/>
-            <w:u w:val="single"/>
-          </w:rPr>
-          <w:t>太28:18</w:t>
-        </w:r>
-      </w:hyperlink>
-      <w:r>
-        <w:rPr>
-          <w:lang w:val="zh_TW" w:bidi="zh_TW"/>
-        </w:rPr>
-        <w:t>）。但藉著祂的恩典，凡藉著信心歸於祂的人，都成為與祂一同承繼產業的後嗣（</w:t>
-      </w:r>
-      <w:hyperlink r:id="rId104">
-        <w:r>
-          <w:rPr>
-            <w:lang w:val="zh_TW" w:bidi="zh_TW"/>
-          </w:rPr>
-          <w:rPr>
-            <w:color w:val="0000EE"/>
-            <w:u w:val="single"/>
-          </w:rPr>
-          <w:t>羅8:17</w:t>
-        </w:r>
-      </w:hyperlink>
-      <w:r>
-        <w:rPr>
-          <w:lang w:val="zh_TW" w:bidi="zh_TW"/>
-        </w:rPr>
-        <w:t>）。</w:t>
-      </w:r>
-    </w:p>
-    <w:p>
-      <w:pPr>
-        <w:pStyle w:val="Heading4"/>
-      </w:pPr>
-      <w:r>
-        <w:rPr>
-          <w:lang w:val="zh_TW" w:bidi="zh_TW"/>
-        </w:rPr>
-        <w:t>神的產業</w:t>
+        <w:t>），可能也是一位富人。</w:t>
       </w:r>
     </w:p>
     <w:p>
@@ -2298,243 +1666,62 @@
       </w:r>
       <w:r>
         <w:rPr>
-          <w:lang w:val="zh_TW" w:bidi="zh_TW"/>
-        </w:rPr>
-        <w:t>聖經通過一個大膽的比喻轉換，將信徒稱為神的產業。在美麗的「摩西之歌」中，作者提到神是以色列人的父（</w:t>
-      </w:r>
-      <w:hyperlink r:id="rId105">
-        <w:r>
-          <w:rPr>
-            <w:lang w:val="zh_TW" w:bidi="zh_TW"/>
-          </w:rPr>
-          <w:rPr>
-            <w:color w:val="0000EE"/>
-            <w:u w:val="single"/>
-          </w:rPr>
-          <w:t>申32:6</w:t>
-        </w:r>
-      </w:hyperlink>
-      <w:r>
-        <w:rPr>
-          <w:lang w:val="zh_TW" w:bidi="zh_TW"/>
-        </w:rPr>
-        <w:t>），祂特別關心他們的產業（</w:t>
-      </w:r>
-      <w:hyperlink r:id="rId106">
-        <w:r>
-          <w:rPr>
-            <w:lang w:val="zh_TW" w:bidi="zh_TW"/>
-          </w:rPr>
-          <w:rPr>
-            <w:color w:val="0000EE"/>
-            <w:u w:val="single"/>
-          </w:rPr>
-          <w:t>8</w:t>
-        </w:r>
-      </w:hyperlink>
-      <w:r>
-        <w:rPr>
-          <w:lang w:val="zh_TW" w:bidi="zh_TW"/>
-        </w:rPr>
-        <w:t>節）。隨後經文解釋了為何神如此關注：「耶和華的分本是他的百姓；他的產業本是雅各」（</w:t>
-      </w:r>
-      <w:hyperlink r:id="rId107">
-        <w:r>
-          <w:rPr>
-            <w:lang w:val="zh_TW" w:bidi="zh_TW"/>
-          </w:rPr>
-          <w:rPr>
-            <w:color w:val="0000EE"/>
-            <w:u w:val="single"/>
-          </w:rPr>
-          <w:t>申32:9</w:t>
-        </w:r>
-      </w:hyperlink>
-      <w:r>
-        <w:rPr>
-          <w:lang w:val="zh_TW" w:bidi="zh_TW"/>
-        </w:rPr>
-        <w:t>）。這個主題在舊約中變得非常突出（例如，</w:t>
-      </w:r>
-      <w:hyperlink r:id="rId108">
-        <w:r>
-          <w:rPr>
-            <w:lang w:val="zh_TW" w:bidi="zh_TW"/>
-          </w:rPr>
-          <w:rPr>
-            <w:color w:val="0000EE"/>
-            <w:u w:val="single"/>
-          </w:rPr>
-          <w:t>申9:26–29</w:t>
-        </w:r>
-      </w:hyperlink>
-      <w:r>
-        <w:rPr>
-          <w:lang w:val="zh_TW" w:bidi="zh_TW"/>
-        </w:rPr>
-        <w:t>；</w:t>
-      </w:r>
-      <w:hyperlink r:id="rId109">
-        <w:r>
-          <w:rPr>
-            <w:lang w:val="zh_TW" w:bidi="zh_TW"/>
-          </w:rPr>
-          <w:rPr>
-            <w:color w:val="0000EE"/>
-            <w:u w:val="single"/>
-          </w:rPr>
-          <w:t>王上8:51–53</w:t>
-        </w:r>
-      </w:hyperlink>
-      <w:r>
-        <w:rPr>
-          <w:lang w:val="zh_TW" w:bidi="zh_TW"/>
-        </w:rPr>
-        <w:t>；</w:t>
-      </w:r>
-      <w:hyperlink r:id="rId110">
-        <w:r>
-          <w:rPr>
-            <w:lang w:val="zh_TW" w:bidi="zh_TW"/>
-          </w:rPr>
-          <w:rPr>
-            <w:color w:val="0000EE"/>
-            <w:u w:val="single"/>
-          </w:rPr>
-          <w:t>詩28:9</w:t>
-        </w:r>
-      </w:hyperlink>
-      <w:r>
-        <w:rPr>
-          <w:lang w:val="zh_TW" w:bidi="zh_TW"/>
-        </w:rPr>
-        <w:t>，</w:t>
-      </w:r>
-      <w:hyperlink r:id="rId111">
-        <w:r>
-          <w:rPr>
-            <w:lang w:val="zh_TW" w:bidi="zh_TW"/>
-          </w:rPr>
-          <w:rPr>
-            <w:color w:val="0000EE"/>
-            <w:u w:val="single"/>
-          </w:rPr>
-          <w:t>33:12</w:t>
-        </w:r>
-      </w:hyperlink>
-      <w:r>
-        <w:rPr>
-          <w:lang w:val="zh_TW" w:bidi="zh_TW"/>
-        </w:rPr>
-        <w:t>，</w:t>
-      </w:r>
-      <w:hyperlink r:id="rId112">
-        <w:r>
-          <w:rPr>
-            <w:lang w:val="zh_TW" w:bidi="zh_TW"/>
-          </w:rPr>
-          <w:rPr>
-            <w:color w:val="0000EE"/>
-            <w:u w:val="single"/>
-          </w:rPr>
-          <w:t>74:2</w:t>
-        </w:r>
-      </w:hyperlink>
-      <w:r>
-        <w:rPr>
-          <w:lang w:val="zh_TW" w:bidi="zh_TW"/>
-        </w:rPr>
-        <w:t>；</w:t>
-      </w:r>
-      <w:hyperlink r:id="rId113">
-        <w:r>
-          <w:rPr>
-            <w:lang w:val="zh_TW" w:bidi="zh_TW"/>
-          </w:rPr>
-          <w:rPr>
-            <w:color w:val="0000EE"/>
-            <w:u w:val="single"/>
-          </w:rPr>
-          <w:t>賽19:25</w:t>
-        </w:r>
-      </w:hyperlink>
-      <w:r>
-        <w:rPr>
-          <w:lang w:val="zh_TW" w:bidi="zh_TW"/>
-        </w:rPr>
-        <w:t>；</w:t>
-      </w:r>
-      <w:hyperlink r:id="rId114">
-        <w:r>
-          <w:rPr>
-            <w:lang w:val="zh_TW" w:bidi="zh_TW"/>
-          </w:rPr>
-          <w:rPr>
-            <w:color w:val="0000EE"/>
-            <w:u w:val="single"/>
-          </w:rPr>
-          <w:t>耶10:16</w:t>
-        </w:r>
-      </w:hyperlink>
-      <w:r>
-        <w:rPr>
-          <w:lang w:val="zh_TW" w:bidi="zh_TW"/>
-        </w:rPr>
-        <w:t>；</w:t>
-      </w:r>
-      <w:hyperlink r:id="rId115">
-        <w:r>
-          <w:rPr>
-            <w:lang w:val="zh_TW" w:bidi="zh_TW"/>
-          </w:rPr>
-          <w:rPr>
-            <w:color w:val="0000EE"/>
-            <w:u w:val="single"/>
-          </w:rPr>
-          <w:t>亞2:12</w:t>
-        </w:r>
-      </w:hyperlink>
-      <w:r>
-        <w:rPr>
-          <w:lang w:val="zh_TW" w:bidi="zh_TW"/>
-        </w:rPr>
-        <w:t>）。在其他經文，以色列被稱為神的特殊產業（例如，</w:t>
-      </w:r>
-      <w:hyperlink r:id="rId116">
-        <w:r>
-          <w:rPr>
-            <w:lang w:val="zh_TW" w:bidi="zh_TW"/>
-          </w:rPr>
-          <w:rPr>
-            <w:color w:val="0000EE"/>
-            <w:u w:val="single"/>
-          </w:rPr>
-          <w:t>出19:5</w:t>
-        </w:r>
-      </w:hyperlink>
-      <w:r>
-        <w:rPr>
-          <w:lang w:val="zh_TW" w:bidi="zh_TW"/>
-        </w:rPr>
-        <w:t>；</w:t>
-      </w:r>
-      <w:hyperlink r:id="rId117">
-        <w:r>
-          <w:rPr>
-            <w:lang w:val="zh_TW" w:bidi="zh_TW"/>
-          </w:rPr>
-          <w:rPr>
-            <w:color w:val="0000EE"/>
-            <w:u w:val="single"/>
-          </w:rPr>
-          <w:t>申7:6</w:t>
-        </w:r>
-      </w:hyperlink>
-      <w:r>
-        <w:rPr>
-          <w:lang w:val="zh_TW" w:bidi="zh_TW"/>
-        </w:rPr>
-        <w:t>）。</w:t>
+          <w:i/>
+          <w:lang w:val="zh_TW" w:bidi="zh_TW"/>
+        </w:rPr>
+        <w:t>另見</w:t>
+      </w:r>
+      <w:r>
+        <w:rPr>
+          <w:lang w:val="zh_TW" w:bidi="zh_TW"/>
+        </w:rPr>
+        <w:t xml:space="preserve"> </w:t>
+      </w:r>
+      <w:r>
+        <w:rPr>
+          <w:lang w:val="zh_TW" w:bidi="zh_TW"/>
+        </w:rPr>
+        <w:t>瑪門，</w:t>
+      </w:r>
+      <w:r>
+        <w:rPr>
+          <w:lang w:val="zh_TW" w:bidi="zh_TW"/>
+        </w:rPr>
+        <w:t>金錢，</w:t>
+      </w:r>
+      <w:r>
+        <w:rPr>
+          <w:lang w:val="zh_TW" w:bidi="zh_TW"/>
+        </w:rPr>
+        <w:t>貧人，錢</w:t>
+      </w:r>
+      <w:r>
+        <w:rPr>
+          <w:lang w:val="zh_TW" w:bidi="zh_TW"/>
+        </w:rPr>
+        <w:t>財，</w:t>
+      </w:r>
+      <w:r>
+        <w:rPr>
+          <w:lang w:val="zh_TW" w:bidi="zh_TW"/>
+        </w:rPr>
+        <w:t>工資</w:t>
+      </w:r>
+      <w:r>
+        <w:rPr>
+          <w:lang w:val="zh_TW" w:bidi="zh_TW"/>
+        </w:rPr>
+        <w:t>。</w:t>
+      </w:r>
+      <w:r>
+        <w:rPr>
+          <w:lang w:val="zh_TW" w:bidi="zh_TW"/>
+        </w:rPr>
+      </w:r>
+      <w:r>
+        <w:rPr>
+          <w:lang w:val="zh_TW" w:bidi="zh_TW"/>
+        </w:rPr>
       </w:r>
     </w:p>
     <w:p>
@@ -2544,119 +1731,21 @@
           <w:lang w:val="zh_TW" w:bidi="zh_TW"/>
         </w:rPr>
       </w:r>
-      <w:r>
-        <w:rPr>
-          <w:lang w:val="zh_TW" w:bidi="zh_TW"/>
-        </w:rPr>
-        <w:t>在</w:t>
-      </w:r>
-      <w:hyperlink r:id="rId118">
-        <w:r>
-          <w:rPr>
-            <w:lang w:val="zh_TW" w:bidi="zh_TW"/>
-          </w:rPr>
-          <w:rPr>
-            <w:color w:val="0000EE"/>
-            <w:u w:val="single"/>
-          </w:rPr>
-          <w:t>以弗所書一章14節</w:t>
-        </w:r>
-      </w:hyperlink>
-      <w:r>
-        <w:rPr>
-          <w:lang w:val="zh_TW" w:bidi="zh_TW"/>
-        </w:rPr>
-        <w:t>中，「得基業的憑據被贖」指的是信徒的最終救贖，他們是神的珍寶。而且，「我們也在他裡面得了基業」（</w:t>
-      </w:r>
-      <w:hyperlink r:id="rId119">
-        <w:r>
-          <w:rPr>
-            <w:lang w:val="zh_TW" w:bidi="zh_TW"/>
-          </w:rPr>
-          <w:rPr>
-            <w:color w:val="0000EE"/>
-            <w:u w:val="single"/>
-          </w:rPr>
-          <w:t>弗1:11</w:t>
-        </w:r>
-      </w:hyperlink>
-      <w:r>
-        <w:rPr>
-          <w:lang w:val="zh_TW" w:bidi="zh_TW"/>
-        </w:rPr>
-        <w:t>）也可以翻譯為「我們被做成了基業」，即被「選為神的份」，這一觀點在第</w:t>
-      </w:r>
-      <w:hyperlink r:id="rId120">
-        <w:r>
-          <w:rPr>
-            <w:lang w:val="zh_TW" w:bidi="zh_TW"/>
-          </w:rPr>
-          <w:rPr>
-            <w:color w:val="0000EE"/>
-            <w:u w:val="single"/>
-          </w:rPr>
-          <w:t>18</w:t>
-        </w:r>
-      </w:hyperlink>
-      <w:r>
-        <w:rPr>
-          <w:lang w:val="zh_TW" w:bidi="zh_TW"/>
-        </w:rPr>
-        <w:t>節得到支持。這種觀念在聖經中再根本不過，其精髓在於坐在寶座上的那位所說的話：「得勝的，必承受這些為業：我要作他的神，他要作我的兒子」（</w:t>
-      </w:r>
-      <w:hyperlink r:id="rId121">
-        <w:r>
-          <w:rPr>
-            <w:lang w:val="zh_TW" w:bidi="zh_TW"/>
-          </w:rPr>
-          <w:rPr>
-            <w:color w:val="0000EE"/>
-            <w:u w:val="single"/>
-          </w:rPr>
-          <w:t>啟21:7</w:t>
-        </w:r>
-      </w:hyperlink>
-      <w:r>
-        <w:rPr>
-          <w:lang w:val="zh_TW" w:bidi="zh_TW"/>
-        </w:rPr>
-        <w:t>；見</w:t>
-      </w:r>
-      <w:hyperlink r:id="rId122">
-        <w:r>
-          <w:rPr>
-            <w:lang w:val="zh_TW" w:bidi="zh_TW"/>
-          </w:rPr>
-          <w:rPr>
-            <w:color w:val="0000EE"/>
-            <w:u w:val="single"/>
-          </w:rPr>
-          <w:t>利26:11–12</w:t>
-        </w:r>
-      </w:hyperlink>
-      <w:r>
-        <w:rPr>
-          <w:lang w:val="zh_TW" w:bidi="zh_TW"/>
-        </w:rPr>
-        <w:t>；</w:t>
-      </w:r>
-      <w:hyperlink r:id="rId123">
-        <w:r>
-          <w:rPr>
-            <w:lang w:val="zh_TW" w:bidi="zh_TW"/>
-          </w:rPr>
-          <w:rPr>
-            <w:color w:val="0000EE"/>
-            <w:u w:val="single"/>
-          </w:rPr>
-          <w:t>撒下7:14</w:t>
-        </w:r>
-      </w:hyperlink>
-      <w:r>
-        <w:rPr>
-          <w:lang w:val="zh_TW" w:bidi="zh_TW"/>
-        </w:rPr>
-        <w:t>）。</w:t>
+    </w:p>
+    <w:p>
+      <w:pPr>
+        <w:pStyle w:val="Heading2"/>
+      </w:pPr>
+      <w:r>
+        <w:rPr>
+          <w:lang w:val="zh_TW" w:bidi="zh_TW"/>
+        </w:rPr>
+        <w:t>彩虹</w:t>
+      </w:r>
+      <w:r>
+        <w:rPr>
+          <w:lang w:val="zh_TW" w:bidi="zh_TW"/>
+        </w:rPr>
       </w:r>
     </w:p>
     <w:p>
@@ -2668,6 +1757,74 @@
       </w:r>
       <w:r>
         <w:rPr>
+          <w:lang w:val="zh_TW" w:bidi="zh_TW"/>
+        </w:rPr>
+        <w:t>這是在大洪水之後，神與挪亞立約的記號（</w:t>
+      </w:r>
+      <w:hyperlink r:id="rId64">
+        <w:r>
+          <w:rPr>
+            <w:lang w:val="zh_TW" w:bidi="zh_TW"/>
+          </w:rPr>
+          <w:rPr>
+            <w:color w:val="0000EE"/>
+            <w:u w:val="single"/>
+          </w:rPr>
+          <w:t>創9:8–17</w:t>
+        </w:r>
+      </w:hyperlink>
+      <w:r>
+        <w:rPr>
+          <w:lang w:val="zh_TW" w:bidi="zh_TW"/>
+        </w:rPr>
+        <w:t>）。這裡使用的是一個普通的希伯來文詞彙，意思是「戰弓」。根據猶太傳統的解釋，這象徵了神的憤怒已平息，因為彩虹指向下方，正如同對手放下他的弓以宣告和平一樣。在新約聖經中，彩虹則是天上異象的一部分（</w:t>
+      </w:r>
+      <w:hyperlink r:id="rId65">
+        <w:r>
+          <w:rPr>
+            <w:lang w:val="zh_TW" w:bidi="zh_TW"/>
+          </w:rPr>
+          <w:rPr>
+            <w:color w:val="0000EE"/>
+            <w:u w:val="single"/>
+          </w:rPr>
+          <w:t>啟4:3</w:t>
+        </w:r>
+      </w:hyperlink>
+      <w:r>
+        <w:rPr>
+          <w:lang w:val="zh_TW" w:bidi="zh_TW"/>
+        </w:rPr>
+        <w:t>，</w:t>
+      </w:r>
+      <w:hyperlink r:id="rId66">
+        <w:r>
+          <w:rPr>
+            <w:lang w:val="zh_TW" w:bidi="zh_TW"/>
+          </w:rPr>
+          <w:rPr>
+            <w:color w:val="0000EE"/>
+            <w:u w:val="single"/>
+          </w:rPr>
+          <w:t>10:1</w:t>
+        </w:r>
+      </w:hyperlink>
+      <w:r>
+        <w:rPr>
+          <w:lang w:val="zh_TW" w:bidi="zh_TW"/>
+        </w:rPr>
+        <w:t>）。</w:t>
+      </w:r>
+    </w:p>
+    <w:p>
+      <w:pPr/>
+      <w:r>
+        <w:rPr>
+          <w:lang w:val="zh_TW" w:bidi="zh_TW"/>
+        </w:rPr>
+      </w:r>
+      <w:r>
+        <w:rPr>
           <w:i/>
           <w:lang w:val="zh_TW" w:bidi="zh_TW"/>
         </w:rPr>
@@ -2677,43 +1834,7 @@
         <w:rPr>
           <w:lang w:val="zh_TW" w:bidi="zh_TW"/>
         </w:rPr>
-        <w:t>兒子的名分</w:t>
-      </w:r>
-      <w:r>
-        <w:rPr>
-          <w:lang w:val="zh_TW" w:bidi="zh_TW"/>
-        </w:rPr>
-        <w:t>；</w:t>
-      </w:r>
-      <w:r>
-        <w:rPr>
-          <w:lang w:val="zh_TW" w:bidi="zh_TW"/>
-        </w:rPr>
-        <w:t>長子的名分</w:t>
-      </w:r>
-      <w:r>
-        <w:rPr>
-          <w:lang w:val="zh_TW" w:bidi="zh_TW"/>
-        </w:rPr>
-        <w:t>；</w:t>
-      </w:r>
-      <w:r>
-        <w:rPr>
-          <w:lang w:val="zh_TW" w:bidi="zh_TW"/>
-        </w:rPr>
-        <w:t>長子</w:t>
-      </w:r>
-      <w:r>
-        <w:rPr>
-          <w:lang w:val="zh_TW" w:bidi="zh_TW"/>
-        </w:rPr>
-        <w:t>；</w:t>
-      </w:r>
-      <w:r>
-        <w:rPr>
-          <w:lang w:val="zh_TW" w:bidi="zh_TW"/>
-        </w:rPr>
-        <w:t>繼承人</w:t>
+        <w:t>洪水</w:t>
       </w:r>
       <w:r>
         <w:rPr>

--- a/zht/docx/015.content.docx
+++ b/zht/docx/015.content.docx
@@ -233,54 +233,36 @@
         </w:rPr>
         <w:t>財富通常以金錢或財產的數量來衡量，其中包括土地、建築物、牲畜，甚至奴隸（</w:t>
       </w:r>
-      <w:hyperlink r:id="rId13">
-        <w:r>
-          <w:rPr>
-            <w:lang w:val="zh_TW" w:bidi="zh_TW"/>
-          </w:rPr>
-          <w:rPr>
-            <w:color w:val="0000EE"/>
-            <w:u w:val="single"/>
-          </w:rPr>
-          <w:t>以賽亞書5:8–10</w:t>
-        </w:r>
-      </w:hyperlink>
+      <w:r>
+        <w:rPr>
+          <w:lang w:val="zh_TW" w:bidi="zh_TW"/>
+        </w:rPr>
+        <w:t>以賽亞書5:8–10</w:t>
+      </w:r>
       <w:r>
         <w:rPr>
           <w:lang w:val="zh_TW" w:bidi="zh_TW"/>
         </w:rPr>
         <w:t>；</w:t>
       </w:r>
-      <w:hyperlink r:id="rId14">
-        <w:r>
-          <w:rPr>
-            <w:lang w:val="zh_TW" w:bidi="zh_TW"/>
-          </w:rPr>
-          <w:rPr>
-            <w:color w:val="0000EE"/>
-            <w:u w:val="single"/>
-          </w:rPr>
-          <w:t>撒母耳記上25:2–3</w:t>
-        </w:r>
-      </w:hyperlink>
+      <w:r>
+        <w:rPr>
+          <w:lang w:val="zh_TW" w:bidi="zh_TW"/>
+        </w:rPr>
+        <w:t>撒母耳記上25:2–3</w:t>
+      </w:r>
       <w:r>
         <w:rPr>
           <w:lang w:val="zh_TW" w:bidi="zh_TW"/>
         </w:rPr>
         <w:t>，</w:t>
       </w:r>
-      <w:hyperlink r:id="rId15">
-        <w:r>
-          <w:rPr>
-            <w:lang w:val="zh_TW" w:bidi="zh_TW"/>
-          </w:rPr>
-          <w:rPr>
-            <w:color w:val="0000EE"/>
-            <w:u w:val="single"/>
-          </w:rPr>
-          <w:t>8:11–18</w:t>
-        </w:r>
-      </w:hyperlink>
+      <w:r>
+        <w:rPr>
+          <w:lang w:val="zh_TW" w:bidi="zh_TW"/>
+        </w:rPr>
+        <w:t>8:11–18</w:t>
+      </w:r>
       <w:r>
         <w:rPr>
           <w:lang w:val="zh_TW" w:bidi="zh_TW"/>
@@ -315,36 +297,24 @@
         </w:rPr>
         <w:t>聖經對於財富的看法不一。有時，它描述物質財富是神祝福的記號（例如，</w:t>
       </w:r>
-      <w:hyperlink r:id="rId16">
-        <w:r>
-          <w:rPr>
-            <w:lang w:val="zh_TW" w:bidi="zh_TW"/>
-          </w:rPr>
-          <w:rPr>
-            <w:color w:val="0000EE"/>
-            <w:u w:val="single"/>
-          </w:rPr>
-          <w:t>創世記24:35</w:t>
-        </w:r>
-      </w:hyperlink>
+      <w:r>
+        <w:rPr>
+          <w:lang w:val="zh_TW" w:bidi="zh_TW"/>
+        </w:rPr>
+        <w:t>創世記24:35</w:t>
+      </w:r>
       <w:r>
         <w:rPr>
           <w:lang w:val="zh_TW" w:bidi="zh_TW"/>
         </w:rPr>
         <w:t>），但在其它時候，聖經則將富有與邪惡聯繫在一起（例如，</w:t>
       </w:r>
-      <w:hyperlink r:id="rId17">
-        <w:r>
-          <w:rPr>
-            <w:lang w:val="zh_TW" w:bidi="zh_TW"/>
-          </w:rPr>
-          <w:rPr>
-            <w:color w:val="0000EE"/>
-            <w:u w:val="single"/>
-          </w:rPr>
-          <w:t>詩篇37:7、16</w:t>
-        </w:r>
-      </w:hyperlink>
+      <w:r>
+        <w:rPr>
+          <w:lang w:val="zh_TW" w:bidi="zh_TW"/>
+        </w:rPr>
+        <w:t>詩篇37:7、16</w:t>
+      </w:r>
       <w:r>
         <w:rPr>
           <w:lang w:val="zh_TW" w:bidi="zh_TW"/>
@@ -365,90 +335,60 @@
         </w:rPr>
         <w:t>神創造萬物供人享受（</w:t>
       </w:r>
-      <w:hyperlink r:id="rId18">
-        <w:r>
-          <w:rPr>
-            <w:lang w:val="zh_TW" w:bidi="zh_TW"/>
-          </w:rPr>
-          <w:rPr>
-            <w:color w:val="0000EE"/>
-            <w:u w:val="single"/>
-          </w:rPr>
-          <w:t>提摩太前書6:17</w:t>
-        </w:r>
-      </w:hyperlink>
+      <w:r>
+        <w:rPr>
+          <w:lang w:val="zh_TW" w:bidi="zh_TW"/>
+        </w:rPr>
+        <w:t>提摩太前書6:17</w:t>
+      </w:r>
       <w:r>
         <w:rPr>
           <w:lang w:val="zh_TW" w:bidi="zh_TW"/>
         </w:rPr>
         <w:t>）。富有的人應該感謝神，而不是以自己的財富為傲或將信心放在自己擁有的財富上。世上萬物都屬於創造萬物的神（</w:t>
       </w:r>
-      <w:hyperlink r:id="rId19">
-        <w:r>
-          <w:rPr>
-            <w:lang w:val="zh_TW" w:bidi="zh_TW"/>
-          </w:rPr>
-          <w:rPr>
-            <w:color w:val="0000EE"/>
-            <w:u w:val="single"/>
-          </w:rPr>
-          <w:t>詩篇24:1</w:t>
-        </w:r>
-      </w:hyperlink>
+      <w:r>
+        <w:rPr>
+          <w:lang w:val="zh_TW" w:bidi="zh_TW"/>
+        </w:rPr>
+        <w:t>詩篇24:1</w:t>
+      </w:r>
       <w:r>
         <w:rPr>
           <w:lang w:val="zh_TW" w:bidi="zh_TW"/>
         </w:rPr>
         <w:t>）。但聖經也警告有些財富是來自不公義之舉，而不是神的祝福（</w:t>
       </w:r>
-      <w:hyperlink r:id="rId20">
-        <w:r>
-          <w:rPr>
-            <w:lang w:val="zh_TW" w:bidi="zh_TW"/>
-          </w:rPr>
-          <w:rPr>
-            <w:color w:val="0000EE"/>
-            <w:u w:val="single"/>
-          </w:rPr>
-          <w:t>哈巴谷書 2：9–11</w:t>
-        </w:r>
-      </w:hyperlink>
+      <w:r>
+        <w:rPr>
+          <w:lang w:val="zh_TW" w:bidi="zh_TW"/>
+        </w:rPr>
+        <w:t>哈巴谷書 2：9–11</w:t>
+      </w:r>
       <w:r>
         <w:rPr>
           <w:lang w:val="zh_TW" w:bidi="zh_TW"/>
         </w:rPr>
         <w:t>；</w:t>
       </w:r>
-      <w:hyperlink r:id="rId21">
-        <w:r>
-          <w:rPr>
-            <w:lang w:val="zh_TW" w:bidi="zh_TW"/>
-          </w:rPr>
-          <w:rPr>
-            <w:color w:val="0000EE"/>
-            <w:u w:val="single"/>
-          </w:rPr>
-          <w:t>阿摩司書 8：4–6</w:t>
-        </w:r>
-      </w:hyperlink>
+      <w:r>
+        <w:rPr>
+          <w:lang w:val="zh_TW" w:bidi="zh_TW"/>
+        </w:rPr>
+        <w:t>阿摩司書 8：4–6</w:t>
+      </w:r>
       <w:r>
         <w:rPr>
           <w:lang w:val="zh_TW" w:bidi="zh_TW"/>
         </w:rPr>
         <w:t>；</w:t>
       </w:r>
-      <w:hyperlink r:id="rId22">
-        <w:r>
-          <w:rPr>
-            <w:lang w:val="zh_TW" w:bidi="zh_TW"/>
-          </w:rPr>
-          <w:rPr>
-            <w:color w:val="0000EE"/>
-            <w:u w:val="single"/>
-          </w:rPr>
-          <w:t>耶利米書 22：13</w:t>
-        </w:r>
-      </w:hyperlink>
+      <w:r>
+        <w:rPr>
+          <w:lang w:val="zh_TW" w:bidi="zh_TW"/>
+        </w:rPr>
+        <w:t>耶利米書 22：13</w:t>
+      </w:r>
       <w:r>
         <w:rPr>
           <w:lang w:val="zh_TW" w:bidi="zh_TW"/>
@@ -481,18 +421,12 @@
         </w:rPr>
         <w:t>」（</w:t>
       </w:r>
-      <w:hyperlink r:id="rId23">
-        <w:r>
-          <w:rPr>
-            <w:lang w:val="zh_TW" w:bidi="zh_TW"/>
-          </w:rPr>
-          <w:rPr>
-            <w:color w:val="0000EE"/>
-            <w:u w:val="single"/>
-          </w:rPr>
-          <w:t>歷代志上29:12</w:t>
-        </w:r>
-      </w:hyperlink>
+      <w:r>
+        <w:rPr>
+          <w:lang w:val="zh_TW" w:bidi="zh_TW"/>
+        </w:rPr>
+        <w:t>歷代志上29:12</w:t>
+      </w:r>
       <w:r>
         <w:rPr>
           <w:lang w:val="zh_TW" w:bidi="zh_TW"/>
@@ -506,36 +440,24 @@
         </w:rPr>
         <w:t>耶穌在一萬銀子（</w:t>
       </w:r>
-      <w:hyperlink r:id="rId24">
-        <w:r>
-          <w:rPr>
-            <w:lang w:val="zh_TW" w:bidi="zh_TW"/>
-          </w:rPr>
-          <w:rPr>
-            <w:color w:val="0000EE"/>
-            <w:u w:val="single"/>
-          </w:rPr>
-          <w:t>馬太福音25:14–30</w:t>
-        </w:r>
-      </w:hyperlink>
+      <w:r>
+        <w:rPr>
+          <w:lang w:val="zh_TW" w:bidi="zh_TW"/>
+        </w:rPr>
+        <w:t>馬太福音25:14–30</w:t>
+      </w:r>
       <w:r>
         <w:rPr>
           <w:lang w:val="zh_TW" w:bidi="zh_TW"/>
         </w:rPr>
         <w:t>）和十錠銀子（</w:t>
       </w:r>
-      <w:hyperlink r:id="rId25">
-        <w:r>
-          <w:rPr>
-            <w:lang w:val="zh_TW" w:bidi="zh_TW"/>
-          </w:rPr>
-          <w:rPr>
-            <w:color w:val="0000EE"/>
-            <w:u w:val="single"/>
-          </w:rPr>
-          <w:t>路加福音19:11–26</w:t>
-        </w:r>
-      </w:hyperlink>
+      <w:r>
+        <w:rPr>
+          <w:lang w:val="zh_TW" w:bidi="zh_TW"/>
+        </w:rPr>
+        <w:t>路加福音19:11–26</w:t>
+      </w:r>
       <w:r>
         <w:rPr>
           <w:lang w:val="zh_TW" w:bidi="zh_TW"/>
@@ -582,18 +504,12 @@
         </w:rPr>
         <w:t>！」（</w:t>
       </w:r>
-      <w:hyperlink r:id="rId26">
-        <w:r>
-          <w:rPr>
-            <w:lang w:val="zh_TW" w:bidi="zh_TW"/>
-          </w:rPr>
-          <w:rPr>
-            <w:color w:val="0000EE"/>
-            <w:u w:val="single"/>
-          </w:rPr>
-          <w:t>馬可福音10:23</w:t>
-        </w:r>
-      </w:hyperlink>
+      <w:r>
+        <w:rPr>
+          <w:lang w:val="zh_TW" w:bidi="zh_TW"/>
+        </w:rPr>
+        <w:t>馬可福音10:23</w:t>
+      </w:r>
       <w:r>
         <w:rPr>
           <w:lang w:val="zh_TW" w:bidi="zh_TW"/>
@@ -618,18 +534,12 @@
         </w:rPr>
         <w:t>破壞心中的平安（</w:t>
       </w:r>
-      <w:hyperlink r:id="rId27">
-        <w:r>
-          <w:rPr>
-            <w:lang w:val="zh_TW" w:bidi="zh_TW"/>
-          </w:rPr>
-          <w:rPr>
-            <w:color w:val="0000EE"/>
-            <w:u w:val="single"/>
-          </w:rPr>
-          <w:t>馬太福音6:24–34</w:t>
-        </w:r>
-      </w:hyperlink>
+      <w:r>
+        <w:rPr>
+          <w:lang w:val="zh_TW" w:bidi="zh_TW"/>
+        </w:rPr>
+        <w:t>馬太福音6:24–34</w:t>
+      </w:r>
       <w:r>
         <w:rPr>
           <w:lang w:val="zh_TW" w:bidi="zh_TW"/>
@@ -654,18 +564,12 @@
         </w:rPr>
         <w:t>使人對他人的需要視而不見（</w:t>
       </w:r>
-      <w:hyperlink r:id="rId28">
-        <w:r>
-          <w:rPr>
-            <w:lang w:val="zh_TW" w:bidi="zh_TW"/>
-          </w:rPr>
-          <w:rPr>
-            <w:color w:val="0000EE"/>
-            <w:u w:val="single"/>
-          </w:rPr>
-          <w:t>路加福音16:19–31</w:t>
-        </w:r>
-      </w:hyperlink>
+      <w:r>
+        <w:rPr>
+          <w:lang w:val="zh_TW" w:bidi="zh_TW"/>
+        </w:rPr>
+        <w:t>路加福音16:19–31</w:t>
+      </w:r>
       <w:r>
         <w:rPr>
           <w:lang w:val="zh_TW" w:bidi="zh_TW"/>
@@ -690,18 +594,12 @@
         </w:rPr>
         <w:t>阻擋通往永生的道路（</w:t>
       </w:r>
-      <w:hyperlink r:id="rId29">
-        <w:r>
-          <w:rPr>
-            <w:lang w:val="zh_TW" w:bidi="zh_TW"/>
-          </w:rPr>
-          <w:rPr>
-            <w:color w:val="0000EE"/>
-            <w:u w:val="single"/>
-          </w:rPr>
-          <w:t>馬可福音10:17–27</w:t>
-        </w:r>
-      </w:hyperlink>
+      <w:r>
+        <w:rPr>
+          <w:lang w:val="zh_TW" w:bidi="zh_TW"/>
+        </w:rPr>
+        <w:t>馬可福音10:17–27</w:t>
+      </w:r>
       <w:r>
         <w:rPr>
           <w:lang w:val="zh_TW" w:bidi="zh_TW"/>
@@ -726,18 +624,12 @@
         </w:rPr>
         <w:t>帶來神的審判（</w:t>
       </w:r>
-      <w:hyperlink r:id="rId30">
-        <w:r>
-          <w:rPr>
-            <w:lang w:val="zh_TW" w:bidi="zh_TW"/>
-          </w:rPr>
-          <w:rPr>
-            <w:color w:val="0000EE"/>
-            <w:u w:val="single"/>
-          </w:rPr>
-          <w:t>路加福音12:16–21</w:t>
-        </w:r>
-      </w:hyperlink>
+      <w:r>
+        <w:rPr>
+          <w:lang w:val="zh_TW" w:bidi="zh_TW"/>
+        </w:rPr>
+        <w:t>路加福音12:16–21</w:t>
+      </w:r>
       <w:r>
         <w:rPr>
           <w:lang w:val="zh_TW" w:bidi="zh_TW"/>
@@ -758,36 +650,24 @@
         </w:rPr>
         <w:t>耶穌告訴祂的跟從者不要積攢個人財富（</w:t>
       </w:r>
-      <w:hyperlink r:id="rId31">
-        <w:r>
-          <w:rPr>
-            <w:lang w:val="zh_TW" w:bidi="zh_TW"/>
-          </w:rPr>
-          <w:rPr>
-            <w:color w:val="0000EE"/>
-            <w:u w:val="single"/>
-          </w:rPr>
-          <w:t>馬太福音6:19</w:t>
-        </w:r>
-      </w:hyperlink>
+      <w:r>
+        <w:rPr>
+          <w:lang w:val="zh_TW" w:bidi="zh_TW"/>
+        </w:rPr>
+        <w:t>馬太福音6:19</w:t>
+      </w:r>
       <w:r>
         <w:rPr>
           <w:lang w:val="zh_TW" w:bidi="zh_TW"/>
         </w:rPr>
         <w:t>），並稱讚那些為了神的國撇棄財產的人（</w:t>
       </w:r>
-      <w:hyperlink r:id="rId32">
-        <w:r>
-          <w:rPr>
-            <w:lang w:val="zh_TW" w:bidi="zh_TW"/>
-          </w:rPr>
-          <w:rPr>
-            <w:color w:val="0000EE"/>
-            <w:u w:val="single"/>
-          </w:rPr>
-          <w:t>馬太福音19:29</w:t>
-        </w:r>
-      </w:hyperlink>
+      <w:r>
+        <w:rPr>
+          <w:lang w:val="zh_TW" w:bidi="zh_TW"/>
+        </w:rPr>
+        <w:t>馬太福音19:29</w:t>
+      </w:r>
       <w:r>
         <w:rPr>
           <w:lang w:val="zh_TW" w:bidi="zh_TW"/>
@@ -808,54 +688,36 @@
         </w:rPr>
         <w:t>耶穌的警告不是針對財富本身，而是針對人對錢財的錯誤態度和使用方式。對財富的渴求（而不是財富的擁有）會扼殺屬靈的成長（</w:t>
       </w:r>
-      <w:hyperlink r:id="rId33">
-        <w:r>
-          <w:rPr>
-            <w:lang w:val="zh_TW" w:bidi="zh_TW"/>
-          </w:rPr>
-          <w:rPr>
-            <w:color w:val="0000EE"/>
-            <w:u w:val="single"/>
-          </w:rPr>
-          <w:t>馬太福音13:22</w:t>
-        </w:r>
-      </w:hyperlink>
+      <w:r>
+        <w:rPr>
+          <w:lang w:val="zh_TW" w:bidi="zh_TW"/>
+        </w:rPr>
+        <w:t>馬太福音13:22</w:t>
+      </w:r>
       <w:r>
         <w:rPr>
           <w:lang w:val="zh_TW" w:bidi="zh_TW"/>
         </w:rPr>
         <w:t>）。貪婪導致那不寬容同伴僕人的墮落（</w:t>
       </w:r>
-      <w:hyperlink r:id="rId34">
-        <w:r>
-          <w:rPr>
-            <w:lang w:val="zh_TW" w:bidi="zh_TW"/>
-          </w:rPr>
-          <w:rPr>
-            <w:color w:val="0000EE"/>
-            <w:u w:val="single"/>
-          </w:rPr>
-          <w:t>馬太福音18:23–35</w:t>
-        </w:r>
-      </w:hyperlink>
+      <w:r>
+        <w:rPr>
+          <w:lang w:val="zh_TW" w:bidi="zh_TW"/>
+        </w:rPr>
+        <w:t>馬太福音18:23–35</w:t>
+      </w:r>
       <w:r>
         <w:rPr>
           <w:lang w:val="zh_TW" w:bidi="zh_TW"/>
         </w:rPr>
         <w:t>），而導致財主毀滅的，是他的自私，而不是他的財富（</w:t>
       </w:r>
-      <w:hyperlink r:id="rId35">
-        <w:r>
-          <w:rPr>
-            <w:lang w:val="zh_TW" w:bidi="zh_TW"/>
-          </w:rPr>
-          <w:rPr>
-            <w:color w:val="0000EE"/>
-            <w:u w:val="single"/>
-          </w:rPr>
-          <w:t>路加福音16:19–26</w:t>
-        </w:r>
-      </w:hyperlink>
+      <w:r>
+        <w:rPr>
+          <w:lang w:val="zh_TW" w:bidi="zh_TW"/>
+        </w:rPr>
+        <w:t>路加福音16:19–26</w:t>
+      </w:r>
       <w:r>
         <w:rPr>
           <w:lang w:val="zh_TW" w:bidi="zh_TW"/>
@@ -881,18 +743,12 @@
         </w:rPr>
         <w:t>」（</w:t>
       </w:r>
-      <w:hyperlink r:id="rId36">
-        <w:r>
-          <w:rPr>
-            <w:lang w:val="zh_TW" w:bidi="zh_TW"/>
-          </w:rPr>
-          <w:rPr>
-            <w:color w:val="0000EE"/>
-            <w:u w:val="single"/>
-          </w:rPr>
-          <w:t>提摩太前書6:10</w:t>
-        </w:r>
-      </w:hyperlink>
+      <w:r>
+        <w:rPr>
+          <w:lang w:val="zh_TW" w:bidi="zh_TW"/>
+        </w:rPr>
+        <w:t>提摩太前書6:10</w:t>
+      </w:r>
       <w:r>
         <w:rPr>
           <w:lang w:val="zh_TW" w:bidi="zh_TW"/>
@@ -913,90 +769,60 @@
         </w:rPr>
         <w:t>最大的危險是讓財富掌控一個人的生命。聖經警告我們，不要將物質的東西當作偶像（比如，</w:t>
       </w:r>
-      <w:hyperlink r:id="rId37">
-        <w:r>
-          <w:rPr>
-            <w:lang w:val="zh_TW" w:bidi="zh_TW"/>
-          </w:rPr>
-          <w:rPr>
-            <w:color w:val="0000EE"/>
-            <w:u w:val="single"/>
-          </w:rPr>
-          <w:t>申命記8:17–18</w:t>
-        </w:r>
-      </w:hyperlink>
+      <w:r>
+        <w:rPr>
+          <w:lang w:val="zh_TW" w:bidi="zh_TW"/>
+        </w:rPr>
+        <w:t>申命記8:17–18</w:t>
+      </w:r>
       <w:r>
         <w:rPr>
           <w:lang w:val="zh_TW" w:bidi="zh_TW"/>
         </w:rPr>
         <w:t>；</w:t>
       </w:r>
-      <w:hyperlink r:id="rId38">
-        <w:r>
-          <w:rPr>
-            <w:lang w:val="zh_TW" w:bidi="zh_TW"/>
-          </w:rPr>
-          <w:rPr>
-            <w:color w:val="0000EE"/>
-            <w:u w:val="single"/>
-          </w:rPr>
-          <w:t>路加福音14:15–24</w:t>
-        </w:r>
-      </w:hyperlink>
+      <w:r>
+        <w:rPr>
+          <w:lang w:val="zh_TW" w:bidi="zh_TW"/>
+        </w:rPr>
+        <w:t>路加福音14:15–24</w:t>
+      </w:r>
       <w:r>
         <w:rPr>
           <w:lang w:val="zh_TW" w:bidi="zh_TW"/>
         </w:rPr>
         <w:t>）。撒但曾試探耶穌，把財富和權力置於神之上（</w:t>
       </w:r>
-      <w:hyperlink r:id="rId39">
-        <w:r>
-          <w:rPr>
-            <w:lang w:val="zh_TW" w:bidi="zh_TW"/>
-          </w:rPr>
-          <w:rPr>
-            <w:color w:val="0000EE"/>
-            <w:u w:val="single"/>
-          </w:rPr>
-          <w:t>馬太福音4:8–9</w:t>
-        </w:r>
-      </w:hyperlink>
+      <w:r>
+        <w:rPr>
+          <w:lang w:val="zh_TW" w:bidi="zh_TW"/>
+        </w:rPr>
+        <w:t>馬太福音4:8–9</w:t>
+      </w:r>
       <w:r>
         <w:rPr>
           <w:lang w:val="zh_TW" w:bidi="zh_TW"/>
         </w:rPr>
         <w:t>）。但耶穌則明確警告我們不要事奉金錢為主（</w:t>
       </w:r>
-      <w:hyperlink r:id="rId40">
-        <w:r>
-          <w:rPr>
-            <w:lang w:val="zh_TW" w:bidi="zh_TW"/>
-          </w:rPr>
-          <w:rPr>
-            <w:color w:val="0000EE"/>
-            <w:u w:val="single"/>
-          </w:rPr>
-          <w:t>馬太福音6:24</w:t>
-        </w:r>
-      </w:hyperlink>
+      <w:r>
+        <w:rPr>
+          <w:lang w:val="zh_TW" w:bidi="zh_TW"/>
+        </w:rPr>
+        <w:t>馬太福音6:24</w:t>
+      </w:r>
       <w:r>
         <w:rPr>
           <w:lang w:val="zh_TW" w:bidi="zh_TW"/>
         </w:rPr>
         <w:t>）。耶穌吩咐這個年輕的富人變賣一切（</w:t>
       </w:r>
-      <w:hyperlink r:id="rId41">
-        <w:r>
-          <w:rPr>
-            <w:lang w:val="zh_TW" w:bidi="zh_TW"/>
-          </w:rPr>
-          <w:rPr>
-            <w:color w:val="0000EE"/>
-            <w:u w:val="single"/>
-          </w:rPr>
-          <w:t>馬可福音10:17–22</w:t>
-        </w:r>
-      </w:hyperlink>
+      <w:r>
+        <w:rPr>
+          <w:lang w:val="zh_TW" w:bidi="zh_TW"/>
+        </w:rPr>
+        <w:t>馬可福音10:17–22</w:t>
+      </w:r>
       <w:r>
         <w:rPr>
           <w:lang w:val="zh_TW" w:bidi="zh_TW"/>
@@ -1017,72 +843,48 @@
         </w:rPr>
         <w:t>耶穌關於財富的教導不僅包含警告，也有正確態度的指引。那些將自己視為財產的管家而非擁有者的人，會找到許多方法將他們的財富用於神的事工（</w:t>
       </w:r>
-      <w:hyperlink r:id="rId42">
-        <w:r>
-          <w:rPr>
-            <w:lang w:val="zh_TW" w:bidi="zh_TW"/>
-          </w:rPr>
-          <w:rPr>
-            <w:color w:val="0000EE"/>
-            <w:u w:val="single"/>
-          </w:rPr>
-          <w:t>路加福音12:42–44</w:t>
-        </w:r>
-      </w:hyperlink>
+      <w:r>
+        <w:rPr>
+          <w:lang w:val="zh_TW" w:bidi="zh_TW"/>
+        </w:rPr>
+        <w:t>路加福音12:42–44</w:t>
+      </w:r>
       <w:r>
         <w:rPr>
           <w:lang w:val="zh_TW" w:bidi="zh_TW"/>
         </w:rPr>
         <w:t>）。他們的財富不應使他們貪婪，而應讓他們以許多實際的方式表達愛（</w:t>
       </w:r>
-      <w:hyperlink r:id="rId43">
-        <w:r>
-          <w:rPr>
-            <w:lang w:val="zh_TW" w:bidi="zh_TW"/>
-          </w:rPr>
-          <w:rPr>
-            <w:color w:val="0000EE"/>
-            <w:u w:val="single"/>
-          </w:rPr>
-          <w:t>哥林多後書8:2</w:t>
-        </w:r>
-      </w:hyperlink>
+      <w:r>
+        <w:rPr>
+          <w:lang w:val="zh_TW" w:bidi="zh_TW"/>
+        </w:rPr>
+        <w:t>哥林多後書8:2</w:t>
+      </w:r>
       <w:r>
         <w:rPr>
           <w:lang w:val="zh_TW" w:bidi="zh_TW"/>
         </w:rPr>
         <w:t>）。他們的財富應該引導他們信靠神，而不是憂慮（</w:t>
       </w:r>
-      <w:hyperlink r:id="rId44">
-        <w:r>
-          <w:rPr>
-            <w:lang w:val="zh_TW" w:bidi="zh_TW"/>
-          </w:rPr>
-          <w:rPr>
-            <w:color w:val="0000EE"/>
-            <w:u w:val="single"/>
-          </w:rPr>
-          <w:t>路加福音12:29–31</w:t>
-        </w:r>
-      </w:hyperlink>
+      <w:r>
+        <w:rPr>
+          <w:lang w:val="zh_TW" w:bidi="zh_TW"/>
+        </w:rPr>
+        <w:t>路加福音12:29–31</w:t>
+      </w:r>
       <w:r>
         <w:rPr>
           <w:lang w:val="zh_TW" w:bidi="zh_TW"/>
         </w:rPr>
         <w:t>；</w:t>
       </w:r>
-      <w:hyperlink r:id="rId18">
-        <w:r>
-          <w:rPr>
-            <w:lang w:val="zh_TW" w:bidi="zh_TW"/>
-          </w:rPr>
-          <w:rPr>
-            <w:color w:val="0000EE"/>
-            <w:u w:val="single"/>
-          </w:rPr>
-          <w:t>提摩太前書6:17</w:t>
-        </w:r>
-      </w:hyperlink>
+      <w:r>
+        <w:rPr>
+          <w:lang w:val="zh_TW" w:bidi="zh_TW"/>
+        </w:rPr>
+        <w:t>提摩太前書6:17</w:t>
+      </w:r>
       <w:r>
         <w:rPr>
           <w:lang w:val="zh_TW" w:bidi="zh_TW"/>
@@ -1103,90 +905,60 @@
         </w:rPr>
         <w:t>聖經教導關於財富的道德標準取決於一個人看待財富的態度。那些以物質財富為最終目標的人，靈性上是貧窮的（</w:t>
       </w:r>
-      <w:hyperlink r:id="rId45">
-        <w:r>
-          <w:rPr>
-            <w:lang w:val="zh_TW" w:bidi="zh_TW"/>
-          </w:rPr>
-          <w:rPr>
-            <w:color w:val="0000EE"/>
-            <w:u w:val="single"/>
-          </w:rPr>
-          <w:t>馬太福音16:26</w:t>
-        </w:r>
-      </w:hyperlink>
+      <w:r>
+        <w:rPr>
+          <w:lang w:val="zh_TW" w:bidi="zh_TW"/>
+        </w:rPr>
+        <w:t>馬太福音16:26</w:t>
+      </w:r>
       <w:r>
         <w:rPr>
           <w:lang w:val="zh_TW" w:bidi="zh_TW"/>
         </w:rPr>
         <w:t>；</w:t>
       </w:r>
-      <w:hyperlink r:id="rId46">
-        <w:r>
-          <w:rPr>
-            <w:lang w:val="zh_TW" w:bidi="zh_TW"/>
-          </w:rPr>
-          <w:rPr>
-            <w:color w:val="0000EE"/>
-            <w:u w:val="single"/>
-          </w:rPr>
-          <w:t>啟示錄3:17</w:t>
-        </w:r>
-      </w:hyperlink>
+      <w:r>
+        <w:rPr>
+          <w:lang w:val="zh_TW" w:bidi="zh_TW"/>
+        </w:rPr>
+        <w:t>啟示錄3:17</w:t>
+      </w:r>
       <w:r>
         <w:rPr>
           <w:lang w:val="zh_TW" w:bidi="zh_TW"/>
         </w:rPr>
         <w:t>）。在耶穌眼裡，真正富有的人，是那些以基督為王，甘心事奉祂的人（</w:t>
       </w:r>
-      <w:hyperlink r:id="rId47">
-        <w:r>
-          <w:rPr>
-            <w:lang w:val="zh_TW" w:bidi="zh_TW"/>
-          </w:rPr>
-          <w:rPr>
-            <w:color w:val="0000EE"/>
-            <w:u w:val="single"/>
-          </w:rPr>
-          <w:t>馬太福音13:44–46</w:t>
-        </w:r>
-      </w:hyperlink>
+      <w:r>
+        <w:rPr>
+          <w:lang w:val="zh_TW" w:bidi="zh_TW"/>
+        </w:rPr>
+        <w:t>馬太福音13:44–46</w:t>
+      </w:r>
       <w:r>
         <w:rPr>
           <w:lang w:val="zh_TW" w:bidi="zh_TW"/>
         </w:rPr>
         <w:t>）。真正的財富源於事奉神，並過著有信心和善行的生活（</w:t>
       </w:r>
-      <w:hyperlink r:id="rId48">
-        <w:r>
-          <w:rPr>
-            <w:lang w:val="zh_TW" w:bidi="zh_TW"/>
-          </w:rPr>
-          <w:rPr>
-            <w:color w:val="0000EE"/>
-            <w:u w:val="single"/>
-          </w:rPr>
-          <w:t>提摩太前書6:18</w:t>
-        </w:r>
-      </w:hyperlink>
+      <w:r>
+        <w:rPr>
+          <w:lang w:val="zh_TW" w:bidi="zh_TW"/>
+        </w:rPr>
+        <w:t>提摩太前書6:18</w:t>
+      </w:r>
       <w:r>
         <w:rPr>
           <w:lang w:val="zh_TW" w:bidi="zh_TW"/>
         </w:rPr>
         <w:t>；</w:t>
       </w:r>
-      <w:hyperlink r:id="rId49">
-        <w:r>
-          <w:rPr>
-            <w:lang w:val="zh_TW" w:bidi="zh_TW"/>
-          </w:rPr>
-          <w:rPr>
-            <w:color w:val="0000EE"/>
-            <w:u w:val="single"/>
-          </w:rPr>
-          <w:t>雅各書2:5</w:t>
-        </w:r>
-      </w:hyperlink>
+      <w:r>
+        <w:rPr>
+          <w:lang w:val="zh_TW" w:bidi="zh_TW"/>
+        </w:rPr>
+        <w:t>雅各書2:5</w:t>
+      </w:r>
       <w:r>
         <w:rPr>
           <w:lang w:val="zh_TW" w:bidi="zh_TW"/>
@@ -1205,18 +977,12 @@
         </w:rPr>
         <w:t>」（</w:t>
       </w:r>
-      <w:hyperlink r:id="rId50">
-        <w:r>
-          <w:rPr>
-            <w:lang w:val="zh_TW" w:bidi="zh_TW"/>
-          </w:rPr>
-          <w:rPr>
-            <w:color w:val="0000EE"/>
-            <w:u w:val="single"/>
-          </w:rPr>
-          <w:t>馬太福音6:21</w:t>
-        </w:r>
-      </w:hyperlink>
+      <w:r>
+        <w:rPr>
+          <w:lang w:val="zh_TW" w:bidi="zh_TW"/>
+        </w:rPr>
+        <w:t>馬太福音6:21</w:t>
+      </w:r>
       <w:r>
         <w:rPr>
           <w:lang w:val="zh_TW" w:bidi="zh_TW"/>
@@ -1354,108 +1120,72 @@
         </w:rPr>
         <w:t>在舊約中，財富是神恩寵的標誌（</w:t>
       </w:r>
-      <w:hyperlink r:id="rId51">
-        <w:r>
-          <w:rPr>
-            <w:lang w:val="zh_TW" w:bidi="zh_TW"/>
-          </w:rPr>
-          <w:rPr>
-            <w:color w:val="0000EE"/>
-            <w:u w:val="single"/>
-          </w:rPr>
-          <w:t>詩112:3</w:t>
-        </w:r>
-      </w:hyperlink>
+      <w:r>
+        <w:rPr>
+          <w:lang w:val="zh_TW" w:bidi="zh_TW"/>
+        </w:rPr>
+        <w:t>詩112:3</w:t>
+      </w:r>
       <w:r>
         <w:rPr>
           <w:lang w:val="zh_TW" w:bidi="zh_TW"/>
         </w:rPr>
         <w:t>），神賜人獲取財富的能力（</w:t>
       </w:r>
-      <w:hyperlink r:id="rId52">
-        <w:r>
-          <w:rPr>
-            <w:lang w:val="zh_TW" w:bidi="zh_TW"/>
-          </w:rPr>
-          <w:rPr>
-            <w:color w:val="0000EE"/>
-            <w:u w:val="single"/>
-          </w:rPr>
-          <w:t>申8:18</w:t>
-        </w:r>
-      </w:hyperlink>
+      <w:r>
+        <w:rPr>
+          <w:lang w:val="zh_TW" w:bidi="zh_TW"/>
+        </w:rPr>
+        <w:t>申8:18</w:t>
+      </w:r>
       <w:r>
         <w:rPr>
           <w:lang w:val="zh_TW" w:bidi="zh_TW"/>
         </w:rPr>
         <w:t>）。約伯的敬虔和財富都是眾所周知的（</w:t>
       </w:r>
-      <w:hyperlink r:id="rId53">
-        <w:r>
-          <w:rPr>
-            <w:lang w:val="zh_TW" w:bidi="zh_TW"/>
-          </w:rPr>
-          <w:rPr>
-            <w:color w:val="0000EE"/>
-            <w:u w:val="single"/>
-          </w:rPr>
-          <w:t>伯1:1–3</w:t>
-        </w:r>
-      </w:hyperlink>
+      <w:r>
+        <w:rPr>
+          <w:lang w:val="zh_TW" w:bidi="zh_TW"/>
+        </w:rPr>
+        <w:t>伯1:1–3</w:t>
+      </w:r>
       <w:r>
         <w:rPr>
           <w:lang w:val="zh_TW" w:bidi="zh_TW"/>
         </w:rPr>
         <w:t>）。所羅門或許是歷史上最富有的人；因為所羅門求的是智慧和洞察，而非物質財富，神賜給他「資財、豐富、尊榮」（</w:t>
       </w:r>
-      <w:hyperlink r:id="rId54">
-        <w:r>
-          <w:rPr>
-            <w:lang w:val="zh_TW" w:bidi="zh_TW"/>
-          </w:rPr>
-          <w:rPr>
-            <w:color w:val="0000EE"/>
-            <w:u w:val="single"/>
-          </w:rPr>
-          <w:t>王上3:10–13</w:t>
-        </w:r>
-      </w:hyperlink>
+      <w:r>
+        <w:rPr>
+          <w:lang w:val="zh_TW" w:bidi="zh_TW"/>
+        </w:rPr>
+        <w:t>王上3:10–13</w:t>
+      </w:r>
       <w:r>
         <w:rPr>
           <w:lang w:val="zh_TW" w:bidi="zh_TW"/>
         </w:rPr>
         <w:t>；</w:t>
       </w:r>
-      <w:hyperlink r:id="rId55">
-        <w:r>
-          <w:rPr>
-            <w:lang w:val="zh_TW" w:bidi="zh_TW"/>
-          </w:rPr>
-          <w:rPr>
-            <w:color w:val="0000EE"/>
-            <w:u w:val="single"/>
-          </w:rPr>
-          <w:t>代下1:11–12</w:t>
-        </w:r>
-      </w:hyperlink>
+      <w:r>
+        <w:rPr>
+          <w:lang w:val="zh_TW" w:bidi="zh_TW"/>
+        </w:rPr>
+        <w:t>代下1:11–12</w:t>
+      </w:r>
       <w:r>
         <w:rPr>
           <w:lang w:val="zh_TW" w:bidi="zh_TW"/>
         </w:rPr>
         <w:t>）。然而，聖經明確表示，一個人的生命並不在於他擁有的財產多寡（</w:t>
       </w:r>
-      <w:hyperlink r:id="rId56">
-        <w:r>
-          <w:rPr>
-            <w:lang w:val="zh_TW" w:bidi="zh_TW"/>
-          </w:rPr>
-          <w:rPr>
-            <w:color w:val="0000EE"/>
-            <w:u w:val="single"/>
-          </w:rPr>
-          <w:t>路12:15</w:t>
-        </w:r>
-      </w:hyperlink>
+      <w:r>
+        <w:rPr>
+          <w:lang w:val="zh_TW" w:bidi="zh_TW"/>
+        </w:rPr>
+        <w:t>路12:15</w:t>
+      </w:r>
       <w:r>
         <w:rPr>
           <w:lang w:val="zh_TW" w:bidi="zh_TW"/>
@@ -1476,180 +1206,120 @@
         </w:rPr>
         <w:t>在新約中，富人往往被描繪為不敬虔的，例如富有的農夫（</w:t>
       </w:r>
-      <w:hyperlink r:id="rId30">
-        <w:r>
-          <w:rPr>
-            <w:lang w:val="zh_TW" w:bidi="zh_TW"/>
-          </w:rPr>
-          <w:rPr>
-            <w:color w:val="0000EE"/>
-            <w:u w:val="single"/>
-          </w:rPr>
-          <w:t>路12:16–21</w:t>
-        </w:r>
-      </w:hyperlink>
+      <w:r>
+        <w:rPr>
+          <w:lang w:val="zh_TW" w:bidi="zh_TW"/>
+        </w:rPr>
+        <w:t>路12:16–21</w:t>
+      </w:r>
       <w:r>
         <w:rPr>
           <w:lang w:val="zh_TW" w:bidi="zh_TW"/>
         </w:rPr>
         <w:t>）和忽視乞丐拉撒路的財主（</w:t>
       </w:r>
-      <w:hyperlink r:id="rId28">
-        <w:r>
-          <w:rPr>
-            <w:lang w:val="zh_TW" w:bidi="zh_TW"/>
-          </w:rPr>
-          <w:rPr>
-            <w:color w:val="0000EE"/>
-            <w:u w:val="single"/>
-          </w:rPr>
-          <w:t>16:19–31</w:t>
-        </w:r>
-      </w:hyperlink>
+      <w:r>
+        <w:rPr>
+          <w:lang w:val="zh_TW" w:bidi="zh_TW"/>
+        </w:rPr>
+        <w:t>16:19–31</w:t>
+      </w:r>
       <w:r>
         <w:rPr>
           <w:lang w:val="zh_TW" w:bidi="zh_TW"/>
         </w:rPr>
         <w:t>）。富人因壓迫和貪婪而被譴責（</w:t>
       </w:r>
-      <w:hyperlink r:id="rId57">
-        <w:r>
-          <w:rPr>
-            <w:lang w:val="zh_TW" w:bidi="zh_TW"/>
-          </w:rPr>
-          <w:rPr>
-            <w:color w:val="0000EE"/>
-            <w:u w:val="single"/>
-          </w:rPr>
-          <w:t>雅5:1–6</w:t>
-        </w:r>
-      </w:hyperlink>
+      <w:r>
+        <w:rPr>
+          <w:lang w:val="zh_TW" w:bidi="zh_TW"/>
+        </w:rPr>
+        <w:t>雅5:1–6</w:t>
+      </w:r>
       <w:r>
         <w:rPr>
           <w:lang w:val="zh_TW" w:bidi="zh_TW"/>
         </w:rPr>
         <w:t>）。</w:t>
       </w:r>
-      <w:hyperlink r:id="rId58">
-        <w:r>
-          <w:rPr>
-            <w:lang w:val="zh_TW" w:bidi="zh_TW"/>
-          </w:rPr>
-          <w:rPr>
-            <w:color w:val="0000EE"/>
-            <w:u w:val="single"/>
-          </w:rPr>
-          <w:t>路加福音六章24節</w:t>
-        </w:r>
-      </w:hyperlink>
+      <w:r>
+        <w:rPr>
+          <w:lang w:val="zh_TW" w:bidi="zh_TW"/>
+        </w:rPr>
+        <w:t>路加福音六章24節</w:t>
+      </w:r>
       <w:r>
         <w:rPr>
           <w:lang w:val="zh_TW" w:bidi="zh_TW"/>
         </w:rPr>
         <w:t>對富人宣告禍哉，三卷對觀福音都提到財富的危險（</w:t>
       </w:r>
-      <w:hyperlink r:id="rId33">
-        <w:r>
-          <w:rPr>
-            <w:lang w:val="zh_TW" w:bidi="zh_TW"/>
-          </w:rPr>
-          <w:rPr>
-            <w:color w:val="0000EE"/>
-            <w:u w:val="single"/>
-          </w:rPr>
-          <w:t>太13:22</w:t>
-        </w:r>
-      </w:hyperlink>
+      <w:r>
+        <w:rPr>
+          <w:lang w:val="zh_TW" w:bidi="zh_TW"/>
+        </w:rPr>
+        <w:t>太13:22</w:t>
+      </w:r>
       <w:r>
         <w:rPr>
           <w:lang w:val="zh_TW" w:bidi="zh_TW"/>
         </w:rPr>
         <w:t>；</w:t>
       </w:r>
-      <w:hyperlink r:id="rId59">
-        <w:r>
-          <w:rPr>
-            <w:lang w:val="zh_TW" w:bidi="zh_TW"/>
-          </w:rPr>
-          <w:rPr>
-            <w:color w:val="0000EE"/>
-            <w:u w:val="single"/>
-          </w:rPr>
-          <w:t>可4:19</w:t>
-        </w:r>
-      </w:hyperlink>
+      <w:r>
+        <w:rPr>
+          <w:lang w:val="zh_TW" w:bidi="zh_TW"/>
+        </w:rPr>
+        <w:t>可4:19</w:t>
+      </w:r>
       <w:r>
         <w:rPr>
           <w:lang w:val="zh_TW" w:bidi="zh_TW"/>
         </w:rPr>
         <w:t>；</w:t>
       </w:r>
-      <w:hyperlink r:id="rId60">
-        <w:r>
-          <w:rPr>
-            <w:lang w:val="zh_TW" w:bidi="zh_TW"/>
-          </w:rPr>
-          <w:rPr>
-            <w:color w:val="0000EE"/>
-            <w:u w:val="single"/>
-          </w:rPr>
-          <w:t>路8:14</w:t>
-        </w:r>
-      </w:hyperlink>
+      <w:r>
+        <w:rPr>
+          <w:lang w:val="zh_TW" w:bidi="zh_TW"/>
+        </w:rPr>
+        <w:t>路8:14</w:t>
+      </w:r>
       <w:r>
         <w:rPr>
           <w:lang w:val="zh_TW" w:bidi="zh_TW"/>
         </w:rPr>
         <w:t>）。但並非所有富人都是邪惡的。耶穌被安葬在亞利馬太的一位富人約瑟的墓中（</w:t>
       </w:r>
-      <w:hyperlink r:id="rId61">
-        <w:r>
-          <w:rPr>
-            <w:lang w:val="zh_TW" w:bidi="zh_TW"/>
-          </w:rPr>
-          <w:rPr>
-            <w:color w:val="0000EE"/>
-            <w:u w:val="single"/>
-          </w:rPr>
-          <w:t>太27:57</w:t>
-        </w:r>
-      </w:hyperlink>
+      <w:r>
+        <w:rPr>
+          <w:lang w:val="zh_TW" w:bidi="zh_TW"/>
+        </w:rPr>
+        <w:t>太27:57</w:t>
+      </w:r>
       <w:r>
         <w:rPr>
           <w:lang w:val="zh_TW" w:bidi="zh_TW"/>
         </w:rPr>
         <w:t>）。尼哥德慕為為耶穌的埋葬提供了豐厚的禮物（</w:t>
       </w:r>
-      <w:hyperlink r:id="rId62">
-        <w:r>
-          <w:rPr>
-            <w:lang w:val="zh_TW" w:bidi="zh_TW"/>
-          </w:rPr>
-          <w:rPr>
-            <w:color w:val="0000EE"/>
-            <w:u w:val="single"/>
-          </w:rPr>
-          <w:t>約19:39</w:t>
-        </w:r>
-      </w:hyperlink>
+      <w:r>
+        <w:rPr>
+          <w:lang w:val="zh_TW" w:bidi="zh_TW"/>
+        </w:rPr>
+        <w:t>約19:39</w:t>
+      </w:r>
       <w:r>
         <w:rPr>
           <w:lang w:val="zh_TW" w:bidi="zh_TW"/>
         </w:rPr>
         <w:t>），他是「猶太人的官」（</w:t>
       </w:r>
-      <w:hyperlink r:id="rId63">
-        <w:r>
-          <w:rPr>
-            <w:lang w:val="zh_TW" w:bidi="zh_TW"/>
-          </w:rPr>
-          <w:rPr>
-            <w:color w:val="0000EE"/>
-            <w:u w:val="single"/>
-          </w:rPr>
-          <w:t>3:1</w:t>
-        </w:r>
-      </w:hyperlink>
+      <w:r>
+        <w:rPr>
+          <w:lang w:val="zh_TW" w:bidi="zh_TW"/>
+        </w:rPr>
+        <w:t>3:1</w:t>
+      </w:r>
       <w:r>
         <w:rPr>
           <w:lang w:val="zh_TW" w:bidi="zh_TW"/>
@@ -1761,54 +1431,36 @@
         </w:rPr>
         <w:t>這是在大洪水之後，神與挪亞立約的記號（</w:t>
       </w:r>
-      <w:hyperlink r:id="rId64">
-        <w:r>
-          <w:rPr>
-            <w:lang w:val="zh_TW" w:bidi="zh_TW"/>
-          </w:rPr>
-          <w:rPr>
-            <w:color w:val="0000EE"/>
-            <w:u w:val="single"/>
-          </w:rPr>
-          <w:t>創9:8–17</w:t>
-        </w:r>
-      </w:hyperlink>
+      <w:r>
+        <w:rPr>
+          <w:lang w:val="zh_TW" w:bidi="zh_TW"/>
+        </w:rPr>
+        <w:t>創9:8–17</w:t>
+      </w:r>
       <w:r>
         <w:rPr>
           <w:lang w:val="zh_TW" w:bidi="zh_TW"/>
         </w:rPr>
         <w:t>）。這裡使用的是一個普通的希伯來文詞彙，意思是「戰弓」。根據猶太傳統的解釋，這象徵了神的憤怒已平息，因為彩虹指向下方，正如同對手放下他的弓以宣告和平一樣。在新約聖經中，彩虹則是天上異象的一部分（</w:t>
       </w:r>
-      <w:hyperlink r:id="rId65">
-        <w:r>
-          <w:rPr>
-            <w:lang w:val="zh_TW" w:bidi="zh_TW"/>
-          </w:rPr>
-          <w:rPr>
-            <w:color w:val="0000EE"/>
-            <w:u w:val="single"/>
-          </w:rPr>
-          <w:t>啟4:3</w:t>
-        </w:r>
-      </w:hyperlink>
+      <w:r>
+        <w:rPr>
+          <w:lang w:val="zh_TW" w:bidi="zh_TW"/>
+        </w:rPr>
+        <w:t>啟4:3</w:t>
+      </w:r>
       <w:r>
         <w:rPr>
           <w:lang w:val="zh_TW" w:bidi="zh_TW"/>
         </w:rPr>
         <w:t>，</w:t>
       </w:r>
-      <w:hyperlink r:id="rId66">
-        <w:r>
-          <w:rPr>
-            <w:lang w:val="zh_TW" w:bidi="zh_TW"/>
-          </w:rPr>
-          <w:rPr>
-            <w:color w:val="0000EE"/>
-            <w:u w:val="single"/>
-          </w:rPr>
-          <w:t>10:1</w:t>
-        </w:r>
-      </w:hyperlink>
+      <w:r>
+        <w:rPr>
+          <w:lang w:val="zh_TW" w:bidi="zh_TW"/>
+        </w:rPr>
+        <w:t>10:1</w:t>
+      </w:r>
       <w:r>
         <w:rPr>
           <w:lang w:val="zh_TW" w:bidi="zh_TW"/>
